--- a/SEER_Lung_Cancer_Analysis.docx
+++ b/SEER_Lung_Cancer_Analysis.docx
@@ -46,7 +46,7 @@
           <w:sz w:val="18"/>
           <w:szCs w:val="18"/>
         </w:rPr>
-        <w:t xml:space="preserve">SEER*Stat Version 9.0.43.0  •  Data extracted May 10, 2026  •  17 Registries, 2000–2022</w:t>
+        <w:t>SEER*Stat Version 9.0.43.0  •  Data extracted May 10, 2026  •  17 Registries, 2000–2022  •  Revised Oct 2026 (v4: target-leakage fix)</w:t>
       </w:r>
     </w:p>
     <w:p>
@@ -664,6 +664,29 @@
       <w:pPr>
         <w:spacing w:after="80" w:before="80"/>
       </w:pPr>
+    </w:p>
+    <w:p>
+      <w:pPr>
+        <w:spacing w:after="60" w:before="60"/>
+      </w:pPr>
+      <w:r>
+        <w:rPr>
+          <w:rFonts w:ascii="Arial" w:cs="Arial" w:eastAsia="Arial" w:hAnsi="Arial"/>
+          <w:b/>
+          <w:bCs/>
+          <w:sz w:val="20"/>
+          <w:szCs w:val="20"/>
+        </w:rPr>
+        <w:t xml:space="preserve">Cohort note: </w:t>
+      </w:r>
+      <w:r>
+        <w:rPr>
+          <w:rFonts w:ascii="Arial" w:cs="Arial" w:eastAsia="Arial" w:hAnsi="Arial"/>
+          <w:sz w:val="20"/>
+          <w:szCs w:val="20"/>
+        </w:rPr>
+        <w:t>The SQL extract keeps only patients whose cause of death is lung and bronchus cancer or who were alive at last follow-up. Patients who died of other causes were excluded at extraction, so every model here is trained on a selected cohort. Re-pulling the extract with all causes of death (and handling them as competing risks) is listed in Section 8.</w:t>
+      </w:r>
     </w:p>
     <w:p>
       <w:pPr>
@@ -1480,7 +1503,7 @@
                 <w:sz w:val="19"/>
                 <w:szCs w:val="19"/>
               </w:rPr>
-              <w:t xml:space="preserve">Surgical treatment code (25 unique values)</w:t>
+              <w:t>Days to treatment; high missingness (~35%)</w:t>
             </w:r>
           </w:p>
         </w:tc>
@@ -1566,7 +1589,7 @@
                 <w:sz w:val="19"/>
                 <w:szCs w:val="19"/>
               </w:rPr>
-              <w:t xml:space="preserve">Days to treatment; high missingness (~37%)</w:t>
+              <w:t>Tumor size in mm; high missingness (~28%)</w:t>
             </w:r>
           </w:p>
         </w:tc>
@@ -1738,7 +1761,7 @@
                 <w:sz w:val="19"/>
                 <w:szCs w:val="19"/>
               </w:rPr>
-              <w:t xml:space="preserve">Months survived (target variable for DT and NN)</w:t>
+              <w:t>Cause of death. Outcome only: defines the RSF event indicator and is NOT used as a model feature (see Section 2.1)</w:t>
             </w:r>
           </w:p>
         </w:tc>
@@ -2006,22 +2029,22 @@
               <w:bottom w:val="single" w:color="CCCCCC" w:sz="1"/>
               <w:right w:val="single" w:color="CCCCCC" w:sz="1"/>
             </w:tcBorders>
-            <w:shd w:fill="EBF3FB" w:val="clear"/>
-            <w:tcMar>
-              <w:top w:type="dxa" w:w="80"/>
-              <w:left w:type="dxa" w:w="120"/>
-              <w:bottom w:type="dxa" w:w="80"/>
-              <w:right w:type="dxa" w:w="120"/>
-            </w:tcMar>
-          </w:tcPr>
-          <w:p>
-            <w:r>
-              <w:rPr>
-                <w:rFonts w:ascii="Arial" w:cs="Arial" w:eastAsia="Arial" w:hAnsi="Arial"/>
-                <w:sz w:val="19"/>
-                <w:szCs w:val="19"/>
-              </w:rPr>
-              <w:t xml:space="preserve">Deduplication</w:t>
+            <w:shd w:fill="FFFFFF" w:val="clear"/>
+            <w:tcMar>
+              <w:top w:type="dxa" w:w="80"/>
+              <w:left w:type="dxa" w:w="120"/>
+              <w:bottom w:type="dxa" w:w="80"/>
+              <w:right w:type="dxa" w:w="120"/>
+            </w:tcMar>
+          </w:tcPr>
+          <w:p>
+            <w:r>
+              <w:rPr>
+                <w:rFonts w:ascii="Arial" w:cs="Arial" w:eastAsia="Arial" w:hAnsi="Arial"/>
+                <w:sz w:val="19"/>
+                <w:szCs w:val="19"/>
+              </w:rPr>
+              <w:t>CSV import</w:t>
             </w:r>
           </w:p>
         </w:tc>
@@ -2034,22 +2057,22 @@
               <w:bottom w:val="single" w:color="CCCCCC" w:sz="1"/>
               <w:right w:val="single" w:color="CCCCCC" w:sz="1"/>
             </w:tcBorders>
-            <w:shd w:fill="EBF3FB" w:val="clear"/>
-            <w:tcMar>
-              <w:top w:type="dxa" w:w="80"/>
-              <w:left w:type="dxa" w:w="120"/>
-              <w:bottom w:type="dxa" w:w="80"/>
-              <w:right w:type="dxa" w:w="120"/>
-            </w:tcMar>
-          </w:tcPr>
-          <w:p>
-            <w:r>
-              <w:rPr>
-                <w:rFonts w:ascii="Arial" w:cs="Arial" w:eastAsia="Arial" w:hAnsi="Arial"/>
-                <w:sz w:val="19"/>
-                <w:szCs w:val="19"/>
-              </w:rPr>
-              <w:t xml:space="preserve">df.drop_duplicates()</w:t>
+            <w:shd w:fill="FFFFFF" w:val="clear"/>
+            <w:tcMar>
+              <w:top w:type="dxa" w:w="80"/>
+              <w:left w:type="dxa" w:w="120"/>
+              <w:bottom w:type="dxa" w:w="80"/>
+              <w:right w:type="dxa" w:w="120"/>
+            </w:tcMar>
+          </w:tcPr>
+          <w:p>
+            <w:r>
+              <w:rPr>
+                <w:rFonts w:ascii="Arial" w:cs="Arial" w:eastAsia="Arial" w:hAnsi="Arial"/>
+                <w:sz w:val="19"/>
+                <w:szCs w:val="19"/>
+              </w:rPr>
+              <w:t>pd.read_csv(..., low_memory=False)</w:t>
             </w:r>
           </w:p>
         </w:tc>
@@ -2062,22 +2085,22 @@
               <w:bottom w:val="single" w:color="CCCCCC" w:sz="1"/>
               <w:right w:val="single" w:color="CCCCCC" w:sz="1"/>
             </w:tcBorders>
-            <w:shd w:fill="EBF3FB" w:val="clear"/>
-            <w:tcMar>
-              <w:top w:type="dxa" w:w="80"/>
-              <w:left w:type="dxa" w:w="120"/>
-              <w:bottom w:type="dxa" w:w="80"/>
-              <w:right w:type="dxa" w:w="120"/>
-            </w:tcMar>
-          </w:tcPr>
-          <w:p>
-            <w:r>
-              <w:rPr>
-                <w:rFonts w:ascii="Arial" w:cs="Arial" w:eastAsia="Arial" w:hAnsi="Arial"/>
-                <w:sz w:val="19"/>
-                <w:szCs w:val="19"/>
-              </w:rPr>
-              <w:t xml:space="preserve">Removes ~235 duplicate rows</w:t>
+            <w:shd w:fill="FFFFFF" w:val="clear"/>
+            <w:tcMar>
+              <w:top w:type="dxa" w:w="80"/>
+              <w:left w:type="dxa" w:w="120"/>
+              <w:bottom w:type="dxa" w:w="80"/>
+              <w:right w:type="dxa" w:w="120"/>
+            </w:tcMar>
+          </w:tcPr>
+          <w:p>
+            <w:r>
+              <w:rPr>
+                <w:rFonts w:ascii="Arial" w:cs="Arial" w:eastAsia="Arial" w:hAnsi="Arial"/>
+                <w:sz w:val="19"/>
+                <w:szCs w:val="19"/>
+              </w:rPr>
+              <w:t>Prevents mixed-type parsing of the Grade column (see Section 3.8)</w:t>
             </w:r>
           </w:p>
         </w:tc>
@@ -2092,22 +2115,22 @@
               <w:bottom w:val="single" w:color="CCCCCC" w:sz="1"/>
               <w:right w:val="single" w:color="CCCCCC" w:sz="1"/>
             </w:tcBorders>
-            <w:shd w:fill="FFFFFF" w:val="clear"/>
-            <w:tcMar>
-              <w:top w:type="dxa" w:w="80"/>
-              <w:left w:type="dxa" w:w="120"/>
-              <w:bottom w:type="dxa" w:w="80"/>
-              <w:right w:type="dxa" w:w="120"/>
-            </w:tcMar>
-          </w:tcPr>
-          <w:p>
-            <w:r>
-              <w:rPr>
-                <w:rFonts w:ascii="Arial" w:cs="Arial" w:eastAsia="Arial" w:hAnsi="Arial"/>
-                <w:sz w:val="19"/>
-                <w:szCs w:val="19"/>
-              </w:rPr>
-              <w:t xml:space="preserve">Target filtering</w:t>
+            <w:shd w:fill="EBF3FB" w:val="clear"/>
+            <w:tcMar>
+              <w:top w:type="dxa" w:w="80"/>
+              <w:left w:type="dxa" w:w="120"/>
+              <w:bottom w:type="dxa" w:w="80"/>
+              <w:right w:type="dxa" w:w="120"/>
+            </w:tcMar>
+          </w:tcPr>
+          <w:p>
+            <w:r>
+              <w:rPr>
+                <w:rFonts w:ascii="Arial" w:cs="Arial" w:eastAsia="Arial" w:hAnsi="Arial"/>
+                <w:sz w:val="19"/>
+                <w:szCs w:val="19"/>
+              </w:rPr>
+              <w:t xml:space="preserve">Deduplication</w:t>
             </w:r>
           </w:p>
         </w:tc>
@@ -2120,22 +2143,22 @@
               <w:bottom w:val="single" w:color="CCCCCC" w:sz="1"/>
               <w:right w:val="single" w:color="CCCCCC" w:sz="1"/>
             </w:tcBorders>
-            <w:shd w:fill="FFFFFF" w:val="clear"/>
-            <w:tcMar>
-              <w:top w:type="dxa" w:w="80"/>
-              <w:left w:type="dxa" w:w="120"/>
-              <w:bottom w:type="dxa" w:w="80"/>
-              <w:right w:type="dxa" w:w="120"/>
-            </w:tcMar>
-          </w:tcPr>
-          <w:p>
-            <w:r>
-              <w:rPr>
-                <w:rFonts w:ascii="Arial" w:cs="Arial" w:eastAsia="Arial" w:hAnsi="Arial"/>
-                <w:sz w:val="19"/>
-                <w:szCs w:val="19"/>
-              </w:rPr>
-              <w:t xml:space="preserve">Drop rows where survival months is null</w:t>
+            <w:shd w:fill="EBF3FB" w:val="clear"/>
+            <w:tcMar>
+              <w:top w:type="dxa" w:w="80"/>
+              <w:left w:type="dxa" w:w="120"/>
+              <w:bottom w:type="dxa" w:w="80"/>
+              <w:right w:type="dxa" w:w="120"/>
+            </w:tcMar>
+          </w:tcPr>
+          <w:p>
+            <w:r>
+              <w:rPr>
+                <w:rFonts w:ascii="Arial" w:cs="Arial" w:eastAsia="Arial" w:hAnsi="Arial"/>
+                <w:sz w:val="19"/>
+                <w:szCs w:val="19"/>
+              </w:rPr>
+              <w:t xml:space="preserve">df.drop_duplicates()</w:t>
             </w:r>
           </w:p>
         </w:tc>
@@ -2148,22 +2171,22 @@
               <w:bottom w:val="single" w:color="CCCCCC" w:sz="1"/>
               <w:right w:val="single" w:color="CCCCCC" w:sz="1"/>
             </w:tcBorders>
-            <w:shd w:fill="FFFFFF" w:val="clear"/>
-            <w:tcMar>
-              <w:top w:type="dxa" w:w="80"/>
-              <w:left w:type="dxa" w:w="120"/>
-              <w:bottom w:type="dxa" w:w="80"/>
-              <w:right w:type="dxa" w:w="120"/>
-            </w:tcMar>
-          </w:tcPr>
-          <w:p>
-            <w:r>
-              <w:rPr>
-                <w:rFonts w:ascii="Arial" w:cs="Arial" w:eastAsia="Arial" w:hAnsi="Arial"/>
-                <w:sz w:val="19"/>
-                <w:szCs w:val="19"/>
-              </w:rPr>
-              <w:t xml:space="preserve">Retains 865,036 patients</w:t>
+            <w:shd w:fill="EBF3FB" w:val="clear"/>
+            <w:tcMar>
+              <w:top w:type="dxa" w:w="80"/>
+              <w:left w:type="dxa" w:w="120"/>
+              <w:bottom w:type="dxa" w:w="80"/>
+              <w:right w:type="dxa" w:w="120"/>
+            </w:tcMar>
+          </w:tcPr>
+          <w:p>
+            <w:r>
+              <w:rPr>
+                <w:rFonts w:ascii="Arial" w:cs="Arial" w:eastAsia="Arial" w:hAnsi="Arial"/>
+                <w:sz w:val="19"/>
+                <w:szCs w:val="19"/>
+              </w:rPr>
+              <w:t xml:space="preserve">Removes ~235 duplicate rows</w:t>
             </w:r>
           </w:p>
         </w:tc>
@@ -2178,22 +2201,22 @@
               <w:bottom w:val="single" w:color="CCCCCC" w:sz="1"/>
               <w:right w:val="single" w:color="CCCCCC" w:sz="1"/>
             </w:tcBorders>
-            <w:shd w:fill="EBF3FB" w:val="clear"/>
-            <w:tcMar>
-              <w:top w:type="dxa" w:w="80"/>
-              <w:left w:type="dxa" w:w="120"/>
-              <w:bottom w:type="dxa" w:w="80"/>
-              <w:right w:type="dxa" w:w="120"/>
-            </w:tcMar>
-          </w:tcPr>
-          <w:p>
-            <w:r>
-              <w:rPr>
-                <w:rFonts w:ascii="Arial" w:cs="Arial" w:eastAsia="Arial" w:hAnsi="Arial"/>
-                <w:sz w:val="19"/>
-                <w:szCs w:val="19"/>
-              </w:rPr>
-              <w:t xml:space="preserve">Age engineering</w:t>
+            <w:shd w:fill="FFFFFF" w:val="clear"/>
+            <w:tcMar>
+              <w:top w:type="dxa" w:w="80"/>
+              <w:left w:type="dxa" w:w="120"/>
+              <w:bottom w:type="dxa" w:w="80"/>
+              <w:right w:type="dxa" w:w="120"/>
+            </w:tcMar>
+          </w:tcPr>
+          <w:p>
+            <w:r>
+              <w:rPr>
+                <w:rFonts w:ascii="Arial" w:cs="Arial" w:eastAsia="Arial" w:hAnsi="Arial"/>
+                <w:sz w:val="19"/>
+                <w:szCs w:val="19"/>
+              </w:rPr>
+              <w:t xml:space="preserve">Target filtering</w:t>
             </w:r>
           </w:p>
         </w:tc>
@@ -2206,22 +2229,22 @@
               <w:bottom w:val="single" w:color="CCCCCC" w:sz="1"/>
               <w:right w:val="single" w:color="CCCCCC" w:sz="1"/>
             </w:tcBorders>
-            <w:shd w:fill="EBF3FB" w:val="clear"/>
-            <w:tcMar>
-              <w:top w:type="dxa" w:w="80"/>
-              <w:left w:type="dxa" w:w="120"/>
-              <w:bottom w:type="dxa" w:w="80"/>
-              <w:right w:type="dxa" w:w="120"/>
-            </w:tcMar>
-          </w:tcPr>
-          <w:p>
-            <w:r>
-              <w:rPr>
-                <w:rFonts w:ascii="Arial" w:cs="Arial" w:eastAsia="Arial" w:hAnsi="Arial"/>
-                <w:sz w:val="19"/>
-                <w:szCs w:val="19"/>
-              </w:rPr>
-              <w:t xml:space="preserve">Extract midpoint from age range strings</w:t>
+            <w:shd w:fill="FFFFFF" w:val="clear"/>
+            <w:tcMar>
+              <w:top w:type="dxa" w:w="80"/>
+              <w:left w:type="dxa" w:w="120"/>
+              <w:bottom w:type="dxa" w:w="80"/>
+              <w:right w:type="dxa" w:w="120"/>
+            </w:tcMar>
+          </w:tcPr>
+          <w:p>
+            <w:r>
+              <w:rPr>
+                <w:rFonts w:ascii="Arial" w:cs="Arial" w:eastAsia="Arial" w:hAnsi="Arial"/>
+                <w:sz w:val="19"/>
+                <w:szCs w:val="19"/>
+              </w:rPr>
+              <w:t xml:space="preserve">Drop rows where survival months is null</w:t>
             </w:r>
           </w:p>
         </w:tc>
@@ -2234,22 +2257,22 @@
               <w:bottom w:val="single" w:color="CCCCCC" w:sz="1"/>
               <w:right w:val="single" w:color="CCCCCC" w:sz="1"/>
             </w:tcBorders>
-            <w:shd w:fill="EBF3FB" w:val="clear"/>
-            <w:tcMar>
-              <w:top w:type="dxa" w:w="80"/>
-              <w:left w:type="dxa" w:w="120"/>
-              <w:bottom w:type="dxa" w:w="80"/>
-              <w:right w:type="dxa" w:w="120"/>
-            </w:tcMar>
-          </w:tcPr>
-          <w:p>
-            <w:r>
-              <w:rPr>
-                <w:rFonts w:ascii="Arial" w:cs="Arial" w:eastAsia="Arial" w:hAnsi="Arial"/>
-                <w:sz w:val="19"/>
-                <w:szCs w:val="19"/>
-              </w:rPr>
-              <w:t xml:space="preserve">E.g. "65-69 years" → 67.0; "90+" → 92</w:t>
+            <w:shd w:fill="FFFFFF" w:val="clear"/>
+            <w:tcMar>
+              <w:top w:type="dxa" w:w="80"/>
+              <w:left w:type="dxa" w:w="120"/>
+              <w:bottom w:type="dxa" w:w="80"/>
+              <w:right w:type="dxa" w:w="120"/>
+            </w:tcMar>
+          </w:tcPr>
+          <w:p>
+            <w:r>
+              <w:rPr>
+                <w:rFonts w:ascii="Arial" w:cs="Arial" w:eastAsia="Arial" w:hAnsi="Arial"/>
+                <w:sz w:val="19"/>
+                <w:szCs w:val="19"/>
+              </w:rPr>
+              <w:t xml:space="preserve">Retains 865,036 patients</w:t>
             </w:r>
           </w:p>
         </w:tc>
@@ -2264,22 +2287,22 @@
               <w:bottom w:val="single" w:color="CCCCCC" w:sz="1"/>
               <w:right w:val="single" w:color="CCCCCC" w:sz="1"/>
             </w:tcBorders>
-            <w:shd w:fill="FFFFFF" w:val="clear"/>
-            <w:tcMar>
-              <w:top w:type="dxa" w:w="80"/>
-              <w:left w:type="dxa" w:w="120"/>
-              <w:bottom w:type="dxa" w:w="80"/>
-              <w:right w:type="dxa" w:w="120"/>
-            </w:tcMar>
-          </w:tcPr>
-          <w:p>
-            <w:r>
-              <w:rPr>
-                <w:rFonts w:ascii="Arial" w:cs="Arial" w:eastAsia="Arial" w:hAnsi="Arial"/>
-                <w:sz w:val="19"/>
-                <w:szCs w:val="19"/>
-              </w:rPr>
-              <w:t xml:space="preserve">Tumor size</w:t>
+            <w:shd w:fill="EBF3FB" w:val="clear"/>
+            <w:tcMar>
+              <w:top w:type="dxa" w:w="80"/>
+              <w:left w:type="dxa" w:w="120"/>
+              <w:bottom w:type="dxa" w:w="80"/>
+              <w:right w:type="dxa" w:w="120"/>
+            </w:tcMar>
+          </w:tcPr>
+          <w:p>
+            <w:r>
+              <w:rPr>
+                <w:rFonts w:ascii="Arial" w:cs="Arial" w:eastAsia="Arial" w:hAnsi="Arial"/>
+                <w:sz w:val="19"/>
+                <w:szCs w:val="19"/>
+              </w:rPr>
+              <w:t xml:space="preserve">Age engineering</w:t>
             </w:r>
           </w:p>
         </w:tc>
@@ -2292,22 +2315,22 @@
               <w:bottom w:val="single" w:color="CCCCCC" w:sz="1"/>
               <w:right w:val="single" w:color="CCCCCC" w:sz="1"/>
             </w:tcBorders>
-            <w:shd w:fill="FFFFFF" w:val="clear"/>
-            <w:tcMar>
-              <w:top w:type="dxa" w:w="80"/>
-              <w:left w:type="dxa" w:w="120"/>
-              <w:bottom w:type="dxa" w:w="80"/>
-              <w:right w:type="dxa" w:w="120"/>
-            </w:tcMar>
-          </w:tcPr>
-          <w:p>
-            <w:r>
-              <w:rPr>
-                <w:rFonts w:ascii="Arial" w:cs="Arial" w:eastAsia="Arial" w:hAnsi="Arial"/>
-                <w:sz w:val="19"/>
-                <w:szCs w:val="19"/>
-              </w:rPr>
-              <w:t xml:space="preserve">Extract numeric mm from string field</w:t>
+            <w:shd w:fill="EBF3FB" w:val="clear"/>
+            <w:tcMar>
+              <w:top w:type="dxa" w:w="80"/>
+              <w:left w:type="dxa" w:w="120"/>
+              <w:bottom w:type="dxa" w:w="80"/>
+              <w:right w:type="dxa" w:w="120"/>
+            </w:tcMar>
+          </w:tcPr>
+          <w:p>
+            <w:r>
+              <w:rPr>
+                <w:rFonts w:ascii="Arial" w:cs="Arial" w:eastAsia="Arial" w:hAnsi="Arial"/>
+                <w:sz w:val="19"/>
+                <w:szCs w:val="19"/>
+              </w:rPr>
+              <w:t xml:space="preserve">Extract midpoint from age range strings</w:t>
             </w:r>
           </w:p>
         </w:tc>
@@ -2320,22 +2343,22 @@
               <w:bottom w:val="single" w:color="CCCCCC" w:sz="1"/>
               <w:right w:val="single" w:color="CCCCCC" w:sz="1"/>
             </w:tcBorders>
-            <w:shd w:fill="FFFFFF" w:val="clear"/>
-            <w:tcMar>
-              <w:top w:type="dxa" w:w="80"/>
-              <w:left w:type="dxa" w:w="120"/>
-              <w:bottom w:type="dxa" w:w="80"/>
-              <w:right w:type="dxa" w:w="120"/>
-            </w:tcMar>
-          </w:tcPr>
-          <w:p>
-            <w:r>
-              <w:rPr>
-                <w:rFonts w:ascii="Arial" w:cs="Arial" w:eastAsia="Arial" w:hAnsi="Arial"/>
-                <w:sz w:val="19"/>
-                <w:szCs w:val="19"/>
-              </w:rPr>
-              <w:t xml:space="preserve">NULL/Unknown → NaN</w:t>
+            <w:shd w:fill="EBF3FB" w:val="clear"/>
+            <w:tcMar>
+              <w:top w:type="dxa" w:w="80"/>
+              <w:left w:type="dxa" w:w="120"/>
+              <w:bottom w:type="dxa" w:w="80"/>
+              <w:right w:type="dxa" w:w="120"/>
+            </w:tcMar>
+          </w:tcPr>
+          <w:p>
+            <w:r>
+              <w:rPr>
+                <w:rFonts w:ascii="Arial" w:cs="Arial" w:eastAsia="Arial" w:hAnsi="Arial"/>
+                <w:sz w:val="19"/>
+                <w:szCs w:val="19"/>
+              </w:rPr>
+              <w:t xml:space="preserve">E.g. "65-69 years" → 67.0; "90+" → 92</w:t>
             </w:r>
           </w:p>
         </w:tc>
@@ -2350,22 +2373,22 @@
               <w:bottom w:val="single" w:color="CCCCCC" w:sz="1"/>
               <w:right w:val="single" w:color="CCCCCC" w:sz="1"/>
             </w:tcBorders>
-            <w:shd w:fill="EBF3FB" w:val="clear"/>
-            <w:tcMar>
-              <w:top w:type="dxa" w:w="80"/>
-              <w:left w:type="dxa" w:w="120"/>
-              <w:bottom w:type="dxa" w:w="80"/>
-              <w:right w:type="dxa" w:w="120"/>
-            </w:tcMar>
-          </w:tcPr>
-          <w:p>
-            <w:r>
-              <w:rPr>
-                <w:rFonts w:ascii="Arial" w:cs="Arial" w:eastAsia="Arial" w:hAnsi="Arial"/>
-                <w:sz w:val="19"/>
-                <w:szCs w:val="19"/>
-              </w:rPr>
-              <w:t xml:space="preserve">Treatment days</w:t>
+            <w:shd w:fill="FFFFFF" w:val="clear"/>
+            <w:tcMar>
+              <w:top w:type="dxa" w:w="80"/>
+              <w:left w:type="dxa" w:w="120"/>
+              <w:bottom w:type="dxa" w:w="80"/>
+              <w:right w:type="dxa" w:w="120"/>
+            </w:tcMar>
+          </w:tcPr>
+          <w:p>
+            <w:r>
+              <w:rPr>
+                <w:rFonts w:ascii="Arial" w:cs="Arial" w:eastAsia="Arial" w:hAnsi="Arial"/>
+                <w:sz w:val="19"/>
+                <w:szCs w:val="19"/>
+              </w:rPr>
+              <w:t xml:space="preserve">Tumor size</w:t>
             </w:r>
           </w:p>
         </w:tc>
@@ -2378,22 +2401,22 @@
               <w:bottom w:val="single" w:color="CCCCCC" w:sz="1"/>
               <w:right w:val="single" w:color="CCCCCC" w:sz="1"/>
             </w:tcBorders>
-            <w:shd w:fill="EBF3FB" w:val="clear"/>
-            <w:tcMar>
-              <w:top w:type="dxa" w:w="80"/>
-              <w:left w:type="dxa" w:w="120"/>
-              <w:bottom w:type="dxa" w:w="80"/>
-              <w:right w:type="dxa" w:w="120"/>
-            </w:tcMar>
-          </w:tcPr>
-          <w:p>
-            <w:r>
-              <w:rPr>
-                <w:rFonts w:ascii="Arial" w:cs="Arial" w:eastAsia="Arial" w:hAnsi="Arial"/>
-                <w:sz w:val="19"/>
-                <w:szCs w:val="19"/>
-              </w:rPr>
-              <w:t xml:space="preserve">Extract integer from string field</w:t>
+            <w:shd w:fill="FFFFFF" w:val="clear"/>
+            <w:tcMar>
+              <w:top w:type="dxa" w:w="80"/>
+              <w:left w:type="dxa" w:w="120"/>
+              <w:bottom w:type="dxa" w:w="80"/>
+              <w:right w:type="dxa" w:w="120"/>
+            </w:tcMar>
+          </w:tcPr>
+          <w:p>
+            <w:r>
+              <w:rPr>
+                <w:rFonts w:ascii="Arial" w:cs="Arial" w:eastAsia="Arial" w:hAnsi="Arial"/>
+                <w:sz w:val="19"/>
+                <w:szCs w:val="19"/>
+              </w:rPr>
+              <w:t xml:space="preserve">Extract numeric mm from string field</w:t>
             </w:r>
           </w:p>
         </w:tc>
@@ -2406,7 +2429,7 @@
               <w:bottom w:val="single" w:color="CCCCCC" w:sz="1"/>
               <w:right w:val="single" w:color="CCCCCC" w:sz="1"/>
             </w:tcBorders>
-            <w:shd w:fill="EBF3FB" w:val="clear"/>
+            <w:shd w:fill="FFFFFF" w:val="clear"/>
             <w:tcMar>
               <w:top w:type="dxa" w:w="80"/>
               <w:left w:type="dxa" w:w="120"/>
@@ -2436,22 +2459,22 @@
               <w:bottom w:val="single" w:color="CCCCCC" w:sz="1"/>
               <w:right w:val="single" w:color="CCCCCC" w:sz="1"/>
             </w:tcBorders>
-            <w:shd w:fill="FFFFFF" w:val="clear"/>
-            <w:tcMar>
-              <w:top w:type="dxa" w:w="80"/>
-              <w:left w:type="dxa" w:w="120"/>
-              <w:bottom w:type="dxa" w:w="80"/>
-              <w:right w:type="dxa" w:w="120"/>
-            </w:tcMar>
-          </w:tcPr>
-          <w:p>
-            <w:r>
-              <w:rPr>
-                <w:rFonts w:ascii="Arial" w:cs="Arial" w:eastAsia="Arial" w:hAnsi="Arial"/>
-                <w:sz w:val="19"/>
-                <w:szCs w:val="19"/>
-              </w:rPr>
-              <w:t xml:space="preserve">Categorical encoding</w:t>
+            <w:shd w:fill="EBF3FB" w:val="clear"/>
+            <w:tcMar>
+              <w:top w:type="dxa" w:w="80"/>
+              <w:left w:type="dxa" w:w="120"/>
+              <w:bottom w:type="dxa" w:w="80"/>
+              <w:right w:type="dxa" w:w="120"/>
+            </w:tcMar>
+          </w:tcPr>
+          <w:p>
+            <w:r>
+              <w:rPr>
+                <w:rFonts w:ascii="Arial" w:cs="Arial" w:eastAsia="Arial" w:hAnsi="Arial"/>
+                <w:sz w:val="19"/>
+                <w:szCs w:val="19"/>
+              </w:rPr>
+              <w:t xml:space="preserve">Treatment days</w:t>
             </w:r>
           </w:p>
         </w:tc>
@@ -2464,22 +2487,22 @@
               <w:bottom w:val="single" w:color="CCCCCC" w:sz="1"/>
               <w:right w:val="single" w:color="CCCCCC" w:sz="1"/>
             </w:tcBorders>
-            <w:shd w:fill="FFFFFF" w:val="clear"/>
-            <w:tcMar>
-              <w:top w:type="dxa" w:w="80"/>
-              <w:left w:type="dxa" w:w="120"/>
-              <w:bottom w:type="dxa" w:w="80"/>
-              <w:right w:type="dxa" w:w="120"/>
-            </w:tcMar>
-          </w:tcPr>
-          <w:p>
-            <w:r>
-              <w:rPr>
-                <w:rFonts w:ascii="Arial" w:cs="Arial" w:eastAsia="Arial" w:hAnsi="Arial"/>
-                <w:sz w:val="19"/>
-                <w:szCs w:val="19"/>
-              </w:rPr>
-              <w:t xml:space="preserve">LabelEncoder per column; NaN → 'Unknown'</w:t>
+            <w:shd w:fill="EBF3FB" w:val="clear"/>
+            <w:tcMar>
+              <w:top w:type="dxa" w:w="80"/>
+              <w:left w:type="dxa" w:w="120"/>
+              <w:bottom w:type="dxa" w:w="80"/>
+              <w:right w:type="dxa" w:w="120"/>
+            </w:tcMar>
+          </w:tcPr>
+          <w:p>
+            <w:r>
+              <w:rPr>
+                <w:rFonts w:ascii="Arial" w:cs="Arial" w:eastAsia="Arial" w:hAnsi="Arial"/>
+                <w:sz w:val="19"/>
+                <w:szCs w:val="19"/>
+              </w:rPr>
+              <w:t xml:space="preserve">Extract integer from string field</w:t>
             </w:r>
           </w:p>
         </w:tc>
@@ -2492,22 +2515,22 @@
               <w:bottom w:val="single" w:color="CCCCCC" w:sz="1"/>
               <w:right w:val="single" w:color="CCCCCC" w:sz="1"/>
             </w:tcBorders>
-            <w:shd w:fill="FFFFFF" w:val="clear"/>
-            <w:tcMar>
-              <w:top w:type="dxa" w:w="80"/>
-              <w:left w:type="dxa" w:w="120"/>
-              <w:bottom w:type="dxa" w:w="80"/>
-              <w:right w:type="dxa" w:w="120"/>
-            </w:tcMar>
-          </w:tcPr>
-          <w:p>
-            <w:r>
-              <w:rPr>
-                <w:rFonts w:ascii="Arial" w:cs="Arial" w:eastAsia="Arial" w:hAnsi="Arial"/>
-                <w:sz w:val="19"/>
-                <w:szCs w:val="19"/>
-              </w:rPr>
-              <w:t xml:space="preserve">Applied before encoding</w:t>
+            <w:shd w:fill="EBF3FB" w:val="clear"/>
+            <w:tcMar>
+              <w:top w:type="dxa" w:w="80"/>
+              <w:left w:type="dxa" w:w="120"/>
+              <w:bottom w:type="dxa" w:w="80"/>
+              <w:right w:type="dxa" w:w="120"/>
+            </w:tcMar>
+          </w:tcPr>
+          <w:p>
+            <w:r>
+              <w:rPr>
+                <w:rFonts w:ascii="Arial" w:cs="Arial" w:eastAsia="Arial" w:hAnsi="Arial"/>
+                <w:sz w:val="19"/>
+                <w:szCs w:val="19"/>
+              </w:rPr>
+              <w:t xml:space="preserve">NULL/Unknown → NaN</w:t>
             </w:r>
           </w:p>
         </w:tc>
@@ -2522,22 +2545,22 @@
               <w:bottom w:val="single" w:color="CCCCCC" w:sz="1"/>
               <w:right w:val="single" w:color="CCCCCC" w:sz="1"/>
             </w:tcBorders>
-            <w:shd w:fill="EBF3FB" w:val="clear"/>
-            <w:tcMar>
-              <w:top w:type="dxa" w:w="80"/>
-              <w:left w:type="dxa" w:w="120"/>
-              <w:bottom w:type="dxa" w:w="80"/>
-              <w:right w:type="dxa" w:w="120"/>
-            </w:tcMar>
-          </w:tcPr>
-          <w:p>
-            <w:r>
-              <w:rPr>
-                <w:rFonts w:ascii="Arial" w:cs="Arial" w:eastAsia="Arial" w:hAnsi="Arial"/>
-                <w:sz w:val="19"/>
-                <w:szCs w:val="19"/>
-              </w:rPr>
-              <w:t xml:space="preserve">Missing imputation</w:t>
+            <w:shd w:fill="FFFFFF" w:val="clear"/>
+            <w:tcMar>
+              <w:top w:type="dxa" w:w="80"/>
+              <w:left w:type="dxa" w:w="120"/>
+              <w:bottom w:type="dxa" w:w="80"/>
+              <w:right w:type="dxa" w:w="120"/>
+            </w:tcMar>
+          </w:tcPr>
+          <w:p>
+            <w:r>
+              <w:rPr>
+                <w:rFonts w:ascii="Arial" w:cs="Arial" w:eastAsia="Arial" w:hAnsi="Arial"/>
+                <w:sz w:val="19"/>
+                <w:szCs w:val="19"/>
+              </w:rPr>
+              <w:t xml:space="preserve">Categorical encoding</w:t>
             </w:r>
           </w:p>
         </w:tc>
@@ -2550,22 +2573,22 @@
               <w:bottom w:val="single" w:color="CCCCCC" w:sz="1"/>
               <w:right w:val="single" w:color="CCCCCC" w:sz="1"/>
             </w:tcBorders>
-            <w:shd w:fill="EBF3FB" w:val="clear"/>
-            <w:tcMar>
-              <w:top w:type="dxa" w:w="80"/>
-              <w:left w:type="dxa" w:w="120"/>
-              <w:bottom w:type="dxa" w:w="80"/>
-              <w:right w:type="dxa" w:w="120"/>
-            </w:tcMar>
-          </w:tcPr>
-          <w:p>
-            <w:r>
-              <w:rPr>
-                <w:rFonts w:ascii="Arial" w:cs="Arial" w:eastAsia="Arial" w:hAnsi="Arial"/>
-                <w:sz w:val="19"/>
-                <w:szCs w:val="19"/>
-              </w:rPr>
-              <w:t xml:space="preserve">Median fill for Age_Mean, Tumor_Size_mm, Treatment_Days</w:t>
+            <w:shd w:fill="FFFFFF" w:val="clear"/>
+            <w:tcMar>
+              <w:top w:type="dxa" w:w="80"/>
+              <w:left w:type="dxa" w:w="120"/>
+              <w:bottom w:type="dxa" w:w="80"/>
+              <w:right w:type="dxa" w:w="120"/>
+            </w:tcMar>
+          </w:tcPr>
+          <w:p>
+            <w:r>
+              <w:rPr>
+                <w:rFonts w:ascii="Arial" w:cs="Arial" w:eastAsia="Arial" w:hAnsi="Arial"/>
+                <w:sz w:val="19"/>
+                <w:szCs w:val="19"/>
+              </w:rPr>
+              <w:t xml:space="preserve">LabelEncoder per column; NaN → 'Unknown'</w:t>
             </w:r>
           </w:p>
         </w:tc>
@@ -2578,22 +2601,22 @@
               <w:bottom w:val="single" w:color="CCCCCC" w:sz="1"/>
               <w:right w:val="single" w:color="CCCCCC" w:sz="1"/>
             </w:tcBorders>
-            <w:shd w:fill="EBF3FB" w:val="clear"/>
-            <w:tcMar>
-              <w:top w:type="dxa" w:w="80"/>
-              <w:left w:type="dxa" w:w="120"/>
-              <w:bottom w:type="dxa" w:w="80"/>
-              <w:right w:type="dxa" w:w="120"/>
-            </w:tcMar>
-          </w:tcPr>
-          <w:p>
-            <w:r>
-              <w:rPr>
-                <w:rFonts w:ascii="Arial" w:cs="Arial" w:eastAsia="Arial" w:hAnsi="Arial"/>
-                <w:sz w:val="19"/>
-                <w:szCs w:val="19"/>
-              </w:rPr>
-              <w:t xml:space="preserve">Decision Tree uses native missing value handling instead</w:t>
+            <w:shd w:fill="FFFFFF" w:val="clear"/>
+            <w:tcMar>
+              <w:top w:type="dxa" w:w="80"/>
+              <w:left w:type="dxa" w:w="120"/>
+              <w:bottom w:type="dxa" w:w="80"/>
+              <w:right w:type="dxa" w:w="120"/>
+            </w:tcMar>
+          </w:tcPr>
+          <w:p>
+            <w:r>
+              <w:rPr>
+                <w:rFonts w:ascii="Arial" w:cs="Arial" w:eastAsia="Arial" w:hAnsi="Arial"/>
+                <w:sz w:val="19"/>
+                <w:szCs w:val="19"/>
+              </w:rPr>
+              <w:t>Applied to model features only; COD is not encoded or used as an input</w:t>
             </w:r>
           </w:p>
         </w:tc>
@@ -2608,6 +2631,92 @@
               <w:bottom w:val="single" w:color="CCCCCC" w:sz="1"/>
               <w:right w:val="single" w:color="CCCCCC" w:sz="1"/>
             </w:tcBorders>
+            <w:shd w:fill="EBF3FB" w:val="clear"/>
+            <w:tcMar>
+              <w:top w:type="dxa" w:w="80"/>
+              <w:left w:type="dxa" w:w="120"/>
+              <w:bottom w:type="dxa" w:w="80"/>
+              <w:right w:type="dxa" w:w="120"/>
+            </w:tcMar>
+          </w:tcPr>
+          <w:p>
+            <w:r>
+              <w:rPr>
+                <w:rFonts w:ascii="Arial" w:cs="Arial" w:eastAsia="Arial" w:hAnsi="Arial"/>
+                <w:sz w:val="19"/>
+                <w:szCs w:val="19"/>
+              </w:rPr>
+              <w:t xml:space="preserve">Missing imputation</w:t>
+            </w:r>
+          </w:p>
+        </w:tc>
+        <w:tc>
+          <w:tcPr>
+            <w:tcW w:type="dxa" w:w="3200"/>
+            <w:tcBorders>
+              <w:top w:val="single" w:color="CCCCCC" w:sz="1"/>
+              <w:left w:val="single" w:color="CCCCCC" w:sz="1"/>
+              <w:bottom w:val="single" w:color="CCCCCC" w:sz="1"/>
+              <w:right w:val="single" w:color="CCCCCC" w:sz="1"/>
+            </w:tcBorders>
+            <w:shd w:fill="EBF3FB" w:val="clear"/>
+            <w:tcMar>
+              <w:top w:type="dxa" w:w="80"/>
+              <w:left w:type="dxa" w:w="120"/>
+              <w:bottom w:type="dxa" w:w="80"/>
+              <w:right w:type="dxa" w:w="120"/>
+            </w:tcMar>
+          </w:tcPr>
+          <w:p>
+            <w:r>
+              <w:rPr>
+                <w:rFonts w:ascii="Arial" w:cs="Arial" w:eastAsia="Arial" w:hAnsi="Arial"/>
+                <w:sz w:val="19"/>
+                <w:szCs w:val="19"/>
+              </w:rPr>
+              <w:t xml:space="preserve">Median fill for Age_Mean, Tumor_Size_mm, Treatment_Days</w:t>
+            </w:r>
+          </w:p>
+        </w:tc>
+        <w:tc>
+          <w:tcPr>
+            <w:tcW w:type="dxa" w:w="4560"/>
+            <w:tcBorders>
+              <w:top w:val="single" w:color="CCCCCC" w:sz="1"/>
+              <w:left w:val="single" w:color="CCCCCC" w:sz="1"/>
+              <w:bottom w:val="single" w:color="CCCCCC" w:sz="1"/>
+              <w:right w:val="single" w:color="CCCCCC" w:sz="1"/>
+            </w:tcBorders>
+            <w:shd w:fill="EBF3FB" w:val="clear"/>
+            <w:tcMar>
+              <w:top w:type="dxa" w:w="80"/>
+              <w:left w:type="dxa" w:w="120"/>
+              <w:bottom w:type="dxa" w:w="80"/>
+              <w:right w:type="dxa" w:w="120"/>
+            </w:tcMar>
+          </w:tcPr>
+          <w:p>
+            <w:r>
+              <w:rPr>
+                <w:rFonts w:ascii="Arial" w:cs="Arial" w:eastAsia="Arial" w:hAnsi="Arial"/>
+                <w:sz w:val="19"/>
+                <w:szCs w:val="19"/>
+              </w:rPr>
+              <w:t xml:space="preserve">Decision Tree uses native missing value handling instead</w:t>
+            </w:r>
+          </w:p>
+        </w:tc>
+      </w:tr>
+      <w:tr>
+        <w:tc>
+          <w:tcPr>
+            <w:tcW w:type="dxa" w:w="1600"/>
+            <w:tcBorders>
+              <w:top w:val="single" w:color="CCCCCC" w:sz="1"/>
+              <w:left w:val="single" w:color="CCCCCC" w:sz="1"/>
+              <w:bottom w:val="single" w:color="CCCCCC" w:sz="1"/>
+              <w:right w:val="single" w:color="CCCCCC" w:sz="1"/>
+            </w:tcBorders>
             <w:shd w:fill="FFFFFF" w:val="clear"/>
             <w:tcMar>
               <w:top w:type="dxa" w:w="80"/>
@@ -2688,52 +2797,6 @@
     <w:p>
       <w:pPr>
         <w:spacing w:after="80" w:before="160"/>
-      </w:pPr>
-    </w:p>
-    <w:p>
-      <w:pPr>
-        <w:pBdr>
-          <w:bottom w:val="single" w:color="CCCCCC" w:sz="4" w:space="1"/>
-        </w:pBdr>
-        <w:spacing w:after="120" w:before="120"/>
-      </w:pPr>
-      <w:r>
-        <w:t xml:space="preserve"/>
-      </w:r>
-    </w:p>
-    <w:p>
-      <w:pPr>
-        <w:pStyle w:val="Heading1"/>
-        <w:spacing w:after="160" w:before="360"/>
-      </w:pPr>
-      <w:r>
-        <w:rPr>
-          <w:rFonts w:ascii="Arial" w:cs="Arial" w:eastAsia="Arial" w:hAnsi="Arial"/>
-          <w:b/>
-          <w:bCs/>
-          <w:color w:val="1F4E79"/>
-          <w:sz w:val="32"/>
-          <w:szCs w:val="32"/>
-        </w:rPr>
-        <w:t xml:space="preserve">3. Model 1: Decision Tree Regressor</w:t>
-      </w:r>
-    </w:p>
-    <w:p>
-      <w:pPr>
-        <w:spacing w:after="60" w:before="60"/>
-      </w:pPr>
-      <w:r>
-        <w:rPr>
-          <w:rFonts w:ascii="Arial" w:cs="Arial" w:eastAsia="Arial" w:hAnsi="Arial"/>
-          <w:sz w:val="20"/>
-          <w:szCs w:val="20"/>
-        </w:rPr>
-        <w:t xml:space="preserve">Script: Python Decision Tree Classifier</w:t>
-      </w:r>
-    </w:p>
-    <w:p>
-      <w:pPr>
-        <w:spacing w:after="80" w:before="40"/>
       </w:pPr>
     </w:p>
     <w:p>
@@ -2750,7 +2813,7 @@
           <w:sz w:val="26"/>
           <w:szCs w:val="26"/>
         </w:rPr>
-        <w:t xml:space="preserve">3.1 Purpose</w:t>
+        <w:t>2.1 Target Leakage Fix (v4)</w:t>
       </w:r>
     </w:p>
     <w:p>
@@ -2763,813 +2826,7 @@
           <w:sz w:val="20"/>
           <w:szCs w:val="20"/>
         </w:rPr>
-        <w:t xml:space="preserve">Predicts exact survival months as a continuous regression target. Serves as the baseline model and the source of feature importances used to weight inputs to the Neural Network.</w:t>
-      </w:r>
-    </w:p>
-    <w:p>
-      <w:pPr>
-        <w:spacing w:after="80" w:before="80"/>
-      </w:pPr>
-    </w:p>
-    <w:p>
-      <w:pPr>
-        <w:pStyle w:val="Heading2"/>
-        <w:spacing w:after="120" w:before="240"/>
-      </w:pPr>
-      <w:r>
-        <w:rPr>
-          <w:rFonts w:ascii="Arial" w:cs="Arial" w:eastAsia="Arial" w:hAnsi="Arial"/>
-          <w:b/>
-          <w:bCs/>
-          <w:color w:val="2E75B6"/>
-          <w:sz w:val="26"/>
-          <w:szCs w:val="26"/>
-        </w:rPr>
-        <w:t xml:space="preserve">3.2 Key Differences from Other Models</w:t>
-      </w:r>
-    </w:p>
-    <w:p>
-      <w:pPr>
-        <w:pStyle w:val="ListParagraph"/>
-        <w:numPr>
-          <w:ilvl w:val="0"/>
-          <w:numId w:val="2"/>
-        </w:numPr>
-        <w:spacing w:after="40" w:before="40"/>
-      </w:pPr>
-      <w:r>
-        <w:rPr>
-          <w:rFonts w:ascii="Arial" w:cs="Arial" w:eastAsia="Arial" w:hAnsi="Arial"/>
-          <w:sz w:val="20"/>
-          <w:szCs w:val="20"/>
-        </w:rPr>
-        <w:t xml:space="preserve">Target: raw survival months (regression, not ranking or log-transformed)</w:t>
-      </w:r>
-    </w:p>
-    <w:p>
-      <w:pPr>
-        <w:pStyle w:val="ListParagraph"/>
-        <w:numPr>
-          <w:ilvl w:val="0"/>
-          <w:numId w:val="2"/>
-        </w:numPr>
-        <w:spacing w:after="40" w:before="40"/>
-      </w:pPr>
-      <w:r>
-        <w:rPr>
-          <w:rFonts w:ascii="Arial" w:cs="Arial" w:eastAsia="Arial" w:hAnsi="Arial"/>
-          <w:sz w:val="20"/>
-          <w:szCs w:val="20"/>
-        </w:rPr>
-        <w:t xml:space="preserve">Missing values handled natively by scikit-learn ≥ 1.3 — no imputation required for Tumor_Size_mm or Treatment_Days</w:t>
-      </w:r>
-    </w:p>
-    <w:p>
-      <w:pPr>
-        <w:pStyle w:val="ListParagraph"/>
-        <w:numPr>
-          <w:ilvl w:val="0"/>
-          <w:numId w:val="2"/>
-        </w:numPr>
-        <w:spacing w:after="40" w:before="40"/>
-      </w:pPr>
-      <w:r>
-        <w:rPr>
-          <w:rFonts w:ascii="Arial" w:cs="Arial" w:eastAsia="Arial" w:hAnsi="Arial"/>
-          <w:sz w:val="20"/>
-          <w:szCs w:val="20"/>
-        </w:rPr>
-        <w:t xml:space="preserve">Feature columns use _Scaled suffix (Age_Mean_Scaled, Tumor_Size_mm_Scaled, Treatment_Days_Scaled)</w:t>
-      </w:r>
-    </w:p>
-    <w:p>
-      <w:pPr>
-        <w:spacing w:after="80" w:before="80"/>
-      </w:pPr>
-    </w:p>
-    <w:p>
-      <w:pPr>
-        <w:pStyle w:val="Heading2"/>
-        <w:spacing w:after="120" w:before="240"/>
-      </w:pPr>
-      <w:r>
-        <w:rPr>
-          <w:rFonts w:ascii="Arial" w:cs="Arial" w:eastAsia="Arial" w:hAnsi="Arial"/>
-          <w:b/>
-          <w:bCs/>
-          <w:color w:val="2E75B6"/>
-          <w:sz w:val="26"/>
-          <w:szCs w:val="26"/>
-        </w:rPr>
-        <w:t xml:space="preserve">3.3 Model Parameters</w:t>
-      </w:r>
-    </w:p>
-    <w:tbl>
-      <w:tblPr>
-        <w:tblW w:type="dxa" w:w="9360"/>
-        <w:tblBorders>
-          <w:top w:val="single" w:color="auto" w:sz="4"/>
-          <w:left w:val="single" w:color="auto" w:sz="4"/>
-          <w:bottom w:val="single" w:color="auto" w:sz="4"/>
-          <w:right w:val="single" w:color="auto" w:sz="4"/>
-          <w:insideH w:val="single" w:color="auto" w:sz="4"/>
-          <w:insideV w:val="single" w:color="auto" w:sz="4"/>
-        </w:tblBorders>
-      </w:tblPr>
-      <w:tblGrid>
-        <w:gridCol w:w="2400"/>
-        <w:gridCol w:w="1800"/>
-        <w:gridCol w:w="5160"/>
-      </w:tblGrid>
-      <w:tr>
-        <w:trPr>
-          <w:tblHeader/>
-        </w:trPr>
-        <w:tc>
-          <w:tcPr>
-            <w:tcW w:type="dxa" w:w="2400"/>
-            <w:tcBorders>
-              <w:top w:val="single" w:color="1F4E79" w:sz="1"/>
-              <w:left w:val="single" w:color="1F4E79" w:sz="1"/>
-              <w:bottom w:val="single" w:color="1F4E79" w:sz="1"/>
-              <w:right w:val="single" w:color="1F4E79" w:sz="1"/>
-            </w:tcBorders>
-            <w:shd w:fill="1F4E79" w:val="clear"/>
-            <w:tcMar>
-              <w:top w:type="dxa" w:w="80"/>
-              <w:left w:type="dxa" w:w="120"/>
-              <w:bottom w:type="dxa" w:w="80"/>
-              <w:right w:type="dxa" w:w="120"/>
-            </w:tcMar>
-          </w:tcPr>
-          <w:p>
-            <w:r>
-              <w:rPr>
-                <w:rFonts w:ascii="Arial" w:cs="Arial" w:eastAsia="Arial" w:hAnsi="Arial"/>
-                <w:b/>
-                <w:bCs/>
-                <w:color w:val="FFFFFF"/>
-                <w:sz w:val="19"/>
-                <w:szCs w:val="19"/>
-              </w:rPr>
-              <w:t xml:space="preserve">Parameter</w:t>
-            </w:r>
-          </w:p>
-        </w:tc>
-        <w:tc>
-          <w:tcPr>
-            <w:tcW w:type="dxa" w:w="1800"/>
-            <w:tcBorders>
-              <w:top w:val="single" w:color="1F4E79" w:sz="1"/>
-              <w:left w:val="single" w:color="1F4E79" w:sz="1"/>
-              <w:bottom w:val="single" w:color="1F4E79" w:sz="1"/>
-              <w:right w:val="single" w:color="1F4E79" w:sz="1"/>
-            </w:tcBorders>
-            <w:shd w:fill="1F4E79" w:val="clear"/>
-            <w:tcMar>
-              <w:top w:type="dxa" w:w="80"/>
-              <w:left w:type="dxa" w:w="120"/>
-              <w:bottom w:type="dxa" w:w="80"/>
-              <w:right w:type="dxa" w:w="120"/>
-            </w:tcMar>
-          </w:tcPr>
-          <w:p>
-            <w:r>
-              <w:rPr>
-                <w:rFonts w:ascii="Arial" w:cs="Arial" w:eastAsia="Arial" w:hAnsi="Arial"/>
-                <w:b/>
-                <w:bCs/>
-                <w:color w:val="FFFFFF"/>
-                <w:sz w:val="19"/>
-                <w:szCs w:val="19"/>
-              </w:rPr>
-              <w:t xml:space="preserve">Value</w:t>
-            </w:r>
-          </w:p>
-        </w:tc>
-        <w:tc>
-          <w:tcPr>
-            <w:tcW w:type="dxa" w:w="5160"/>
-            <w:tcBorders>
-              <w:top w:val="single" w:color="1F4E79" w:sz="1"/>
-              <w:left w:val="single" w:color="1F4E79" w:sz="1"/>
-              <w:bottom w:val="single" w:color="1F4E79" w:sz="1"/>
-              <w:right w:val="single" w:color="1F4E79" w:sz="1"/>
-            </w:tcBorders>
-            <w:shd w:fill="1F4E79" w:val="clear"/>
-            <w:tcMar>
-              <w:top w:type="dxa" w:w="80"/>
-              <w:left w:type="dxa" w:w="120"/>
-              <w:bottom w:type="dxa" w:w="80"/>
-              <w:right w:type="dxa" w:w="120"/>
-            </w:tcMar>
-          </w:tcPr>
-          <w:p>
-            <w:r>
-              <w:rPr>
-                <w:rFonts w:ascii="Arial" w:cs="Arial" w:eastAsia="Arial" w:hAnsi="Arial"/>
-                <w:b/>
-                <w:bCs/>
-                <w:color w:val="FFFFFF"/>
-                <w:sz w:val="19"/>
-                <w:szCs w:val="19"/>
-              </w:rPr>
-              <w:t xml:space="preserve">Rationale</w:t>
-            </w:r>
-          </w:p>
-        </w:tc>
-      </w:tr>
-      <w:tr>
-        <w:tc>
-          <w:tcPr>
-            <w:tcW w:type="dxa" w:w="2400"/>
-            <w:tcBorders>
-              <w:top w:val="single" w:color="CCCCCC" w:sz="1"/>
-              <w:left w:val="single" w:color="CCCCCC" w:sz="1"/>
-              <w:bottom w:val="single" w:color="CCCCCC" w:sz="1"/>
-              <w:right w:val="single" w:color="CCCCCC" w:sz="1"/>
-            </w:tcBorders>
-            <w:shd w:fill="EBF3FB" w:val="clear"/>
-            <w:tcMar>
-              <w:top w:type="dxa" w:w="80"/>
-              <w:left w:type="dxa" w:w="120"/>
-              <w:bottom w:type="dxa" w:w="80"/>
-              <w:right w:type="dxa" w:w="120"/>
-            </w:tcMar>
-          </w:tcPr>
-          <w:p>
-            <w:r>
-              <w:rPr>
-                <w:rFonts w:ascii="Arial" w:cs="Arial" w:eastAsia="Arial" w:hAnsi="Arial"/>
-                <w:sz w:val="19"/>
-                <w:szCs w:val="19"/>
-              </w:rPr>
-              <w:t xml:space="preserve">max_depth</w:t>
-            </w:r>
-          </w:p>
-        </w:tc>
-        <w:tc>
-          <w:tcPr>
-            <w:tcW w:type="dxa" w:w="1800"/>
-            <w:tcBorders>
-              <w:top w:val="single" w:color="CCCCCC" w:sz="1"/>
-              <w:left w:val="single" w:color="CCCCCC" w:sz="1"/>
-              <w:bottom w:val="single" w:color="CCCCCC" w:sz="1"/>
-              <w:right w:val="single" w:color="CCCCCC" w:sz="1"/>
-            </w:tcBorders>
-            <w:shd w:fill="EBF3FB" w:val="clear"/>
-            <w:tcMar>
-              <w:top w:type="dxa" w:w="80"/>
-              <w:left w:type="dxa" w:w="120"/>
-              <w:bottom w:type="dxa" w:w="80"/>
-              <w:right w:type="dxa" w:w="120"/>
-            </w:tcMar>
-          </w:tcPr>
-          <w:p>
-            <w:r>
-              <w:rPr>
-                <w:rFonts w:ascii="Arial" w:cs="Arial" w:eastAsia="Arial" w:hAnsi="Arial"/>
-                <w:sz w:val="19"/>
-                <w:szCs w:val="19"/>
-              </w:rPr>
-              <w:t xml:space="preserve">10</w:t>
-            </w:r>
-          </w:p>
-        </w:tc>
-        <w:tc>
-          <w:tcPr>
-            <w:tcW w:type="dxa" w:w="5160"/>
-            <w:tcBorders>
-              <w:top w:val="single" w:color="CCCCCC" w:sz="1"/>
-              <w:left w:val="single" w:color="CCCCCC" w:sz="1"/>
-              <w:bottom w:val="single" w:color="CCCCCC" w:sz="1"/>
-              <w:right w:val="single" w:color="CCCCCC" w:sz="1"/>
-            </w:tcBorders>
-            <w:shd w:fill="EBF3FB" w:val="clear"/>
-            <w:tcMar>
-              <w:top w:type="dxa" w:w="80"/>
-              <w:left w:type="dxa" w:w="120"/>
-              <w:bottom w:type="dxa" w:w="80"/>
-              <w:right w:type="dxa" w:w="120"/>
-            </w:tcMar>
-          </w:tcPr>
-          <w:p>
-            <w:r>
-              <w:rPr>
-                <w:rFonts w:ascii="Arial" w:cs="Arial" w:eastAsia="Arial" w:hAnsi="Arial"/>
-                <w:sz w:val="19"/>
-                <w:szCs w:val="19"/>
-              </w:rPr>
-              <w:t xml:space="preserve">Limits tree depth to prevent overfitting</w:t>
-            </w:r>
-          </w:p>
-        </w:tc>
-      </w:tr>
-      <w:tr>
-        <w:tc>
-          <w:tcPr>
-            <w:tcW w:type="dxa" w:w="2400"/>
-            <w:tcBorders>
-              <w:top w:val="single" w:color="CCCCCC" w:sz="1"/>
-              <w:left w:val="single" w:color="CCCCCC" w:sz="1"/>
-              <w:bottom w:val="single" w:color="CCCCCC" w:sz="1"/>
-              <w:right w:val="single" w:color="CCCCCC" w:sz="1"/>
-            </w:tcBorders>
-            <w:shd w:fill="FFFFFF" w:val="clear"/>
-            <w:tcMar>
-              <w:top w:type="dxa" w:w="80"/>
-              <w:left w:type="dxa" w:w="120"/>
-              <w:bottom w:type="dxa" w:w="80"/>
-              <w:right w:type="dxa" w:w="120"/>
-            </w:tcMar>
-          </w:tcPr>
-          <w:p>
-            <w:r>
-              <w:rPr>
-                <w:rFonts w:ascii="Arial" w:cs="Arial" w:eastAsia="Arial" w:hAnsi="Arial"/>
-                <w:sz w:val="19"/>
-                <w:szCs w:val="19"/>
-              </w:rPr>
-              <w:t xml:space="preserve">min_samples_split</w:t>
-            </w:r>
-          </w:p>
-        </w:tc>
-        <w:tc>
-          <w:tcPr>
-            <w:tcW w:type="dxa" w:w="1800"/>
-            <w:tcBorders>
-              <w:top w:val="single" w:color="CCCCCC" w:sz="1"/>
-              <w:left w:val="single" w:color="CCCCCC" w:sz="1"/>
-              <w:bottom w:val="single" w:color="CCCCCC" w:sz="1"/>
-              <w:right w:val="single" w:color="CCCCCC" w:sz="1"/>
-            </w:tcBorders>
-            <w:shd w:fill="FFFFFF" w:val="clear"/>
-            <w:tcMar>
-              <w:top w:type="dxa" w:w="80"/>
-              <w:left w:type="dxa" w:w="120"/>
-              <w:bottom w:type="dxa" w:w="80"/>
-              <w:right w:type="dxa" w:w="120"/>
-            </w:tcMar>
-          </w:tcPr>
-          <w:p>
-            <w:r>
-              <w:rPr>
-                <w:rFonts w:ascii="Arial" w:cs="Arial" w:eastAsia="Arial" w:hAnsi="Arial"/>
-                <w:sz w:val="19"/>
-                <w:szCs w:val="19"/>
-              </w:rPr>
-              <w:t xml:space="preserve">100</w:t>
-            </w:r>
-          </w:p>
-        </w:tc>
-        <w:tc>
-          <w:tcPr>
-            <w:tcW w:type="dxa" w:w="5160"/>
-            <w:tcBorders>
-              <w:top w:val="single" w:color="CCCCCC" w:sz="1"/>
-              <w:left w:val="single" w:color="CCCCCC" w:sz="1"/>
-              <w:bottom w:val="single" w:color="CCCCCC" w:sz="1"/>
-              <w:right w:val="single" w:color="CCCCCC" w:sz="1"/>
-            </w:tcBorders>
-            <w:shd w:fill="FFFFFF" w:val="clear"/>
-            <w:tcMar>
-              <w:top w:type="dxa" w:w="80"/>
-              <w:left w:type="dxa" w:w="120"/>
-              <w:bottom w:type="dxa" w:w="80"/>
-              <w:right w:type="dxa" w:w="120"/>
-            </w:tcMar>
-          </w:tcPr>
-          <w:p>
-            <w:r>
-              <w:rPr>
-                <w:rFonts w:ascii="Arial" w:cs="Arial" w:eastAsia="Arial" w:hAnsi="Arial"/>
-                <w:sz w:val="19"/>
-                <w:szCs w:val="19"/>
-              </w:rPr>
-              <w:t xml:space="preserve">Requires 100 samples before splitting a node</w:t>
-            </w:r>
-          </w:p>
-        </w:tc>
-      </w:tr>
-      <w:tr>
-        <w:tc>
-          <w:tcPr>
-            <w:tcW w:type="dxa" w:w="2400"/>
-            <w:tcBorders>
-              <w:top w:val="single" w:color="CCCCCC" w:sz="1"/>
-              <w:left w:val="single" w:color="CCCCCC" w:sz="1"/>
-              <w:bottom w:val="single" w:color="CCCCCC" w:sz="1"/>
-              <w:right w:val="single" w:color="CCCCCC" w:sz="1"/>
-            </w:tcBorders>
-            <w:shd w:fill="EBF3FB" w:val="clear"/>
-            <w:tcMar>
-              <w:top w:type="dxa" w:w="80"/>
-              <w:left w:type="dxa" w:w="120"/>
-              <w:bottom w:type="dxa" w:w="80"/>
-              <w:right w:type="dxa" w:w="120"/>
-            </w:tcMar>
-          </w:tcPr>
-          <w:p>
-            <w:r>
-              <w:rPr>
-                <w:rFonts w:ascii="Arial" w:cs="Arial" w:eastAsia="Arial" w:hAnsi="Arial"/>
-                <w:sz w:val="19"/>
-                <w:szCs w:val="19"/>
-              </w:rPr>
-              <w:t xml:space="preserve">min_samples_leaf</w:t>
-            </w:r>
-          </w:p>
-        </w:tc>
-        <w:tc>
-          <w:tcPr>
-            <w:tcW w:type="dxa" w:w="1800"/>
-            <w:tcBorders>
-              <w:top w:val="single" w:color="CCCCCC" w:sz="1"/>
-              <w:left w:val="single" w:color="CCCCCC" w:sz="1"/>
-              <w:bottom w:val="single" w:color="CCCCCC" w:sz="1"/>
-              <w:right w:val="single" w:color="CCCCCC" w:sz="1"/>
-            </w:tcBorders>
-            <w:shd w:fill="EBF3FB" w:val="clear"/>
-            <w:tcMar>
-              <w:top w:type="dxa" w:w="80"/>
-              <w:left w:type="dxa" w:w="120"/>
-              <w:bottom w:type="dxa" w:w="80"/>
-              <w:right w:type="dxa" w:w="120"/>
-            </w:tcMar>
-          </w:tcPr>
-          <w:p>
-            <w:r>
-              <w:rPr>
-                <w:rFonts w:ascii="Arial" w:cs="Arial" w:eastAsia="Arial" w:hAnsi="Arial"/>
-                <w:sz w:val="19"/>
-                <w:szCs w:val="19"/>
-              </w:rPr>
-              <w:t xml:space="preserve">50</w:t>
-            </w:r>
-          </w:p>
-        </w:tc>
-        <w:tc>
-          <w:tcPr>
-            <w:tcW w:type="dxa" w:w="5160"/>
-            <w:tcBorders>
-              <w:top w:val="single" w:color="CCCCCC" w:sz="1"/>
-              <w:left w:val="single" w:color="CCCCCC" w:sz="1"/>
-              <w:bottom w:val="single" w:color="CCCCCC" w:sz="1"/>
-              <w:right w:val="single" w:color="CCCCCC" w:sz="1"/>
-            </w:tcBorders>
-            <w:shd w:fill="EBF3FB" w:val="clear"/>
-            <w:tcMar>
-              <w:top w:type="dxa" w:w="80"/>
-              <w:left w:type="dxa" w:w="120"/>
-              <w:bottom w:type="dxa" w:w="80"/>
-              <w:right w:type="dxa" w:w="120"/>
-            </w:tcMar>
-          </w:tcPr>
-          <w:p>
-            <w:r>
-              <w:rPr>
-                <w:rFonts w:ascii="Arial" w:cs="Arial" w:eastAsia="Arial" w:hAnsi="Arial"/>
-                <w:sz w:val="19"/>
-                <w:szCs w:val="19"/>
-              </w:rPr>
-              <w:t xml:space="preserve">Requires 50 samples in every leaf node</w:t>
-            </w:r>
-          </w:p>
-        </w:tc>
-      </w:tr>
-      <w:tr>
-        <w:tc>
-          <w:tcPr>
-            <w:tcW w:type="dxa" w:w="2400"/>
-            <w:tcBorders>
-              <w:top w:val="single" w:color="CCCCCC" w:sz="1"/>
-              <w:left w:val="single" w:color="CCCCCC" w:sz="1"/>
-              <w:bottom w:val="single" w:color="CCCCCC" w:sz="1"/>
-              <w:right w:val="single" w:color="CCCCCC" w:sz="1"/>
-            </w:tcBorders>
-            <w:shd w:fill="FFFFFF" w:val="clear"/>
-            <w:tcMar>
-              <w:top w:type="dxa" w:w="80"/>
-              <w:left w:type="dxa" w:w="120"/>
-              <w:bottom w:type="dxa" w:w="80"/>
-              <w:right w:type="dxa" w:w="120"/>
-            </w:tcMar>
-          </w:tcPr>
-          <w:p>
-            <w:r>
-              <w:rPr>
-                <w:rFonts w:ascii="Arial" w:cs="Arial" w:eastAsia="Arial" w:hAnsi="Arial"/>
-                <w:sz w:val="19"/>
-                <w:szCs w:val="19"/>
-              </w:rPr>
-              <w:t xml:space="preserve">splitter</w:t>
-            </w:r>
-          </w:p>
-        </w:tc>
-        <w:tc>
-          <w:tcPr>
-            <w:tcW w:type="dxa" w:w="1800"/>
-            <w:tcBorders>
-              <w:top w:val="single" w:color="CCCCCC" w:sz="1"/>
-              <w:left w:val="single" w:color="CCCCCC" w:sz="1"/>
-              <w:bottom w:val="single" w:color="CCCCCC" w:sz="1"/>
-              <w:right w:val="single" w:color="CCCCCC" w:sz="1"/>
-            </w:tcBorders>
-            <w:shd w:fill="FFFFFF" w:val="clear"/>
-            <w:tcMar>
-              <w:top w:type="dxa" w:w="80"/>
-              <w:left w:type="dxa" w:w="120"/>
-              <w:bottom w:type="dxa" w:w="80"/>
-              <w:right w:type="dxa" w:w="120"/>
-            </w:tcMar>
-          </w:tcPr>
-          <w:p>
-            <w:r>
-              <w:rPr>
-                <w:rFonts w:ascii="Arial" w:cs="Arial" w:eastAsia="Arial" w:hAnsi="Arial"/>
-                <w:sz w:val="19"/>
-                <w:szCs w:val="19"/>
-              </w:rPr>
-              <w:t xml:space="preserve">best</w:t>
-            </w:r>
-          </w:p>
-        </w:tc>
-        <w:tc>
-          <w:tcPr>
-            <w:tcW w:type="dxa" w:w="5160"/>
-            <w:tcBorders>
-              <w:top w:val="single" w:color="CCCCCC" w:sz="1"/>
-              <w:left w:val="single" w:color="CCCCCC" w:sz="1"/>
-              <w:bottom w:val="single" w:color="CCCCCC" w:sz="1"/>
-              <w:right w:val="single" w:color="CCCCCC" w:sz="1"/>
-            </w:tcBorders>
-            <w:shd w:fill="FFFFFF" w:val="clear"/>
-            <w:tcMar>
-              <w:top w:type="dxa" w:w="80"/>
-              <w:left w:type="dxa" w:w="120"/>
-              <w:bottom w:type="dxa" w:w="80"/>
-              <w:right w:type="dxa" w:w="120"/>
-            </w:tcMar>
-          </w:tcPr>
-          <w:p>
-            <w:r>
-              <w:rPr>
-                <w:rFonts w:ascii="Arial" w:cs="Arial" w:eastAsia="Arial" w:hAnsi="Arial"/>
-                <w:sz w:val="19"/>
-                <w:szCs w:val="19"/>
-              </w:rPr>
-              <w:t xml:space="preserve">Evaluates all features at each split</w:t>
-            </w:r>
-          </w:p>
-        </w:tc>
-      </w:tr>
-      <w:tr>
-        <w:tc>
-          <w:tcPr>
-            <w:tcW w:type="dxa" w:w="2400"/>
-            <w:tcBorders>
-              <w:top w:val="single" w:color="CCCCCC" w:sz="1"/>
-              <w:left w:val="single" w:color="CCCCCC" w:sz="1"/>
-              <w:bottom w:val="single" w:color="CCCCCC" w:sz="1"/>
-              <w:right w:val="single" w:color="CCCCCC" w:sz="1"/>
-            </w:tcBorders>
-            <w:shd w:fill="EBF3FB" w:val="clear"/>
-            <w:tcMar>
-              <w:top w:type="dxa" w:w="80"/>
-              <w:left w:type="dxa" w:w="120"/>
-              <w:bottom w:type="dxa" w:w="80"/>
-              <w:right w:type="dxa" w:w="120"/>
-            </w:tcMar>
-          </w:tcPr>
-          <w:p>
-            <w:r>
-              <w:rPr>
-                <w:rFonts w:ascii="Arial" w:cs="Arial" w:eastAsia="Arial" w:hAnsi="Arial"/>
-                <w:sz w:val="19"/>
-                <w:szCs w:val="19"/>
-              </w:rPr>
-              <w:t xml:space="preserve">random_state</w:t>
-            </w:r>
-          </w:p>
-        </w:tc>
-        <w:tc>
-          <w:tcPr>
-            <w:tcW w:type="dxa" w:w="1800"/>
-            <w:tcBorders>
-              <w:top w:val="single" w:color="CCCCCC" w:sz="1"/>
-              <w:left w:val="single" w:color="CCCCCC" w:sz="1"/>
-              <w:bottom w:val="single" w:color="CCCCCC" w:sz="1"/>
-              <w:right w:val="single" w:color="CCCCCC" w:sz="1"/>
-            </w:tcBorders>
-            <w:shd w:fill="EBF3FB" w:val="clear"/>
-            <w:tcMar>
-              <w:top w:type="dxa" w:w="80"/>
-              <w:left w:type="dxa" w:w="120"/>
-              <w:bottom w:type="dxa" w:w="80"/>
-              <w:right w:type="dxa" w:w="120"/>
-            </w:tcMar>
-          </w:tcPr>
-          <w:p>
-            <w:r>
-              <w:rPr>
-                <w:rFonts w:ascii="Arial" w:cs="Arial" w:eastAsia="Arial" w:hAnsi="Arial"/>
-                <w:sz w:val="19"/>
-                <w:szCs w:val="19"/>
-              </w:rPr>
-              <w:t xml:space="preserve">31</w:t>
-            </w:r>
-          </w:p>
-        </w:tc>
-        <w:tc>
-          <w:tcPr>
-            <w:tcW w:type="dxa" w:w="5160"/>
-            <w:tcBorders>
-              <w:top w:val="single" w:color="CCCCCC" w:sz="1"/>
-              <w:left w:val="single" w:color="CCCCCC" w:sz="1"/>
-              <w:bottom w:val="single" w:color="CCCCCC" w:sz="1"/>
-              <w:right w:val="single" w:color="CCCCCC" w:sz="1"/>
-            </w:tcBorders>
-            <w:shd w:fill="EBF3FB" w:val="clear"/>
-            <w:tcMar>
-              <w:top w:type="dxa" w:w="80"/>
-              <w:left w:type="dxa" w:w="120"/>
-              <w:bottom w:type="dxa" w:w="80"/>
-              <w:right w:type="dxa" w:w="120"/>
-            </w:tcMar>
-          </w:tcPr>
-          <w:p>
-            <w:r>
-              <w:rPr>
-                <w:rFonts w:ascii="Arial" w:cs="Arial" w:eastAsia="Arial" w:hAnsi="Arial"/>
-                <w:sz w:val="19"/>
-                <w:szCs w:val="19"/>
-              </w:rPr>
-              <w:t xml:space="preserve">Reproducibility</w:t>
-            </w:r>
-          </w:p>
-        </w:tc>
-      </w:tr>
-    </w:tbl>
-    <w:p>
-      <w:pPr>
-        <w:spacing w:after="80" w:before="80"/>
-      </w:pPr>
-    </w:p>
-    <w:p>
-      <w:pPr>
-        <w:pStyle w:val="Heading2"/>
-        <w:spacing w:after="120" w:before="240"/>
-      </w:pPr>
-      <w:r>
-        <w:rPr>
-          <w:rFonts w:ascii="Arial" w:cs="Arial" w:eastAsia="Arial" w:hAnsi="Arial"/>
-          <w:b/>
-          <w:bCs/>
-          <w:color w:val="2E75B6"/>
-          <w:sz w:val="26"/>
-          <w:szCs w:val="26"/>
-        </w:rPr>
-        <w:t xml:space="preserve">3.4 Expected Output — Terminal</w:t>
-      </w:r>
-    </w:p>
-    <w:p>
-      <w:pPr>
-        <w:spacing w:after="60" w:before="60"/>
-      </w:pPr>
-      <w:r>
-        <w:rPr>
-          <w:rFonts w:ascii="Arial" w:cs="Arial" w:eastAsia="Arial" w:hAnsi="Arial"/>
-          <w:sz w:val="20"/>
-          <w:szCs w:val="20"/>
-        </w:rPr>
-        <w:t xml:space="preserve">Key lines to look for when the script runs successfully:</w:t>
-      </w:r>
-    </w:p>
-    <w:p>
-      <w:pPr>
-        <w:spacing w:after="20" w:before="20"/>
-        <w:ind w:left="360"/>
-      </w:pPr>
-      <w:r>
-        <w:rPr>
-          <w:rFonts w:ascii="Courier New" w:cs="Courier New" w:eastAsia="Courier New" w:hAnsi="Courier New"/>
-          <w:color w:val="2C3E50"/>
-          <w:sz w:val="17"/>
-          <w:szCs w:val="17"/>
-        </w:rPr>
-        <w:t xml:space="preserve">Training set: 692,028 patients</w:t>
-      </w:r>
-    </w:p>
-    <w:p>
-      <w:pPr>
-        <w:spacing w:after="20" w:before="20"/>
-        <w:ind w:left="360"/>
-      </w:pPr>
-      <w:r>
-        <w:rPr>
-          <w:rFonts w:ascii="Courier New" w:cs="Courier New" w:eastAsia="Courier New" w:hAnsi="Courier New"/>
-          <w:color w:val="2C3E50"/>
-          <w:sz w:val="17"/>
-          <w:szCs w:val="17"/>
-        </w:rPr>
-        <w:t xml:space="preserve">Test set:     173,008 patients</w:t>
-      </w:r>
-    </w:p>
-    <w:p>
-      <w:pPr>
-        <w:spacing w:after="20" w:before="20"/>
-        <w:ind w:left="360"/>
-      </w:pPr>
-      <w:r>
-        <w:rPr>
-          <w:rFonts w:ascii="Courier New" w:cs="Courier New" w:eastAsia="Courier New" w:hAnsi="Courier New"/>
-          <w:color w:val="2C3E50"/>
-          <w:sz w:val="17"/>
-          <w:szCs w:val="17"/>
-        </w:rPr>
-        <w:t xml:space="preserve">Training complete!</w:t>
-      </w:r>
-    </w:p>
-    <w:p>
-      <w:pPr>
-        <w:spacing w:after="20" w:before="20"/>
-        <w:ind w:left="360"/>
-      </w:pPr>
-      <w:r>
-        <w:rPr>
-          <w:rFonts w:ascii="Courier New" w:cs="Courier New" w:eastAsia="Courier New" w:hAnsi="Courier New"/>
-          <w:color w:val="2C3E50"/>
-          <w:sz w:val="17"/>
-          <w:szCs w:val="17"/>
-        </w:rPr>
-        <w:t xml:space="preserve">Test Set Performance:</w:t>
-      </w:r>
-    </w:p>
-    <w:p>
-      <w:pPr>
-        <w:spacing w:after="20" w:before="20"/>
-        <w:ind w:left="360"/>
-      </w:pPr>
-      <w:r>
-        <w:rPr>
-          <w:rFonts w:ascii="Courier New" w:cs="Courier New" w:eastAsia="Courier New" w:hAnsi="Courier New"/>
-          <w:color w:val="2C3E50"/>
-          <w:sz w:val="17"/>
-          <w:szCs w:val="17"/>
-        </w:rPr>
-        <w:t xml:space="preserve">  RMSE: ~19 months</w:t>
-      </w:r>
-    </w:p>
-    <w:p>
-      <w:pPr>
-        <w:spacing w:after="20" w:before="20"/>
-        <w:ind w:left="360"/>
-      </w:pPr>
-      <w:r>
-        <w:rPr>
-          <w:rFonts w:ascii="Courier New" w:cs="Courier New" w:eastAsia="Courier New" w:hAnsi="Courier New"/>
-          <w:color w:val="2C3E50"/>
-          <w:sz w:val="17"/>
-          <w:szCs w:val="17"/>
-        </w:rPr>
-        <w:t xml:space="preserve">  MAE:  ~10 months</w:t>
-      </w:r>
-    </w:p>
-    <w:p>
-      <w:pPr>
-        <w:spacing w:after="20" w:before="20"/>
-        <w:ind w:left="360"/>
-      </w:pPr>
-      <w:r>
-        <w:rPr>
-          <w:rFonts w:ascii="Courier New" w:cs="Courier New" w:eastAsia="Courier New" w:hAnsi="Courier New"/>
-          <w:color w:val="2C3E50"/>
-          <w:sz w:val="17"/>
-          <w:szCs w:val="17"/>
-        </w:rPr>
-        <w:t xml:space="preserve">  R² Score: ~0.75</w:t>
-      </w:r>
-    </w:p>
-    <w:p>
-      <w:pPr>
-        <w:spacing w:after="80" w:before="80"/>
-      </w:pPr>
-    </w:p>
-    <w:p>
-      <w:pPr>
-        <w:pStyle w:val="Heading2"/>
-        <w:spacing w:after="120" w:before="240"/>
-      </w:pPr>
-      <w:r>
-        <w:rPr>
-          <w:rFonts w:ascii="Arial" w:cs="Arial" w:eastAsia="Arial" w:hAnsi="Arial"/>
-          <w:b/>
-          <w:bCs/>
-          <w:color w:val="2E75B6"/>
-          <w:sz w:val="26"/>
-          <w:szCs w:val="26"/>
-        </w:rPr>
-        <w:t xml:space="preserve">3.5 Performance Results</w:t>
+        <w:t>Earlier versions (v1–v3) included the cause-of-death column (COD) as a model feature. COD is only known after the outcome has happened, so using it to predict survival leaks the answer into the inputs. It ranked #2 in the Decision Tree (importance 0.31) and #1 in the RSF, and inflated every headline metric. In v4 COD was removed from all three feature sets and is used only to build the RSF event indicator.</w:t>
       </w:r>
     </w:p>
     <w:tbl>
@@ -3621,7 +2878,7 @@
                 <w:sz w:val="19"/>
                 <w:szCs w:val="19"/>
               </w:rPr>
-              <w:t xml:space="preserve">Metric</w:t>
+              <w:t>Metric</w:t>
             </w:r>
           </w:p>
         </w:tc>
@@ -3652,7 +2909,7 @@
                 <w:sz w:val="19"/>
                 <w:szCs w:val="19"/>
               </w:rPr>
-              <w:t xml:space="preserve">Train</w:t>
+              <w:t>v3 (with COD)</w:t>
             </w:r>
           </w:p>
         </w:tc>
@@ -3683,7 +2940,7 @@
                 <w:sz w:val="19"/>
                 <w:szCs w:val="19"/>
               </w:rPr>
-              <w:t xml:space="preserve">Test</w:t>
+              <w:t>v4 (COD removed)</w:t>
             </w:r>
           </w:p>
         </w:tc>
@@ -3714,7 +2971,7 @@
                 <w:sz w:val="19"/>
                 <w:szCs w:val="19"/>
               </w:rPr>
-              <w:t xml:space="preserve">Interpretation</w:t>
+              <w:t>What it means</w:t>
             </w:r>
           </w:p>
         </w:tc>
@@ -3744,7 +3001,7 @@
                 <w:sz w:val="19"/>
                 <w:szCs w:val="19"/>
               </w:rPr>
-              <w:t xml:space="preserve">RMSE</w:t>
+              <w:t>Decision Tree test R²</w:t>
             </w:r>
           </w:p>
         </w:tc>
@@ -3772,7 +3029,7 @@
                 <w:sz w:val="19"/>
                 <w:szCs w:val="19"/>
               </w:rPr>
-              <w:t xml:space="preserve">18.96 months</w:t>
+              <w:t>0.752</w:t>
             </w:r>
           </w:p>
         </w:tc>
@@ -3800,7 +3057,7 @@
                 <w:sz w:val="19"/>
                 <w:szCs w:val="19"/>
               </w:rPr>
-              <w:t xml:space="preserve">19.11 months</w:t>
+              <w:t>0.467</w:t>
             </w:r>
           </w:p>
         </w:tc>
@@ -3828,7 +3085,7 @@
                 <w:sz w:val="19"/>
                 <w:szCs w:val="19"/>
               </w:rPr>
-              <w:t xml:space="preserve">Average prediction error (penalises large errors more)</w:t>
+              <w:t>About 37% of the apparent skill came from leakage</w:t>
             </w:r>
           </w:p>
         </w:tc>
@@ -3858,7 +3115,7 @@
                 <w:sz w:val="19"/>
                 <w:szCs w:val="19"/>
               </w:rPr>
-              <w:t xml:space="preserve">MAE</w:t>
+              <w:t>Decision Tree test MAE</w:t>
             </w:r>
           </w:p>
         </w:tc>
@@ -3886,7 +3143,7 @@
                 <w:sz w:val="19"/>
                 <w:szCs w:val="19"/>
               </w:rPr>
-              <w:t xml:space="preserve">10.32 months</w:t>
+              <w:t>10.34 months</w:t>
             </w:r>
           </w:p>
         </w:tc>
@@ -3914,7 +3171,7 @@
                 <w:sz w:val="19"/>
                 <w:szCs w:val="19"/>
               </w:rPr>
-              <w:t xml:space="preserve">10.34 months</w:t>
+              <w:t>15.87 months</w:t>
             </w:r>
           </w:p>
         </w:tc>
@@ -3942,7 +3199,7 @@
                 <w:sz w:val="19"/>
                 <w:szCs w:val="19"/>
               </w:rPr>
-              <w:t xml:space="preserve">Median patient is off by ~10 months</w:t>
+              <w:t>Typical error grew by ~5.5 months</w:t>
             </w:r>
           </w:p>
         </w:tc>
@@ -3972,7 +3229,7 @@
                 <w:sz w:val="19"/>
                 <w:szCs w:val="19"/>
               </w:rPr>
-              <w:t xml:space="preserve">R² Score</w:t>
+              <w:t>RSF test C-index</w:t>
             </w:r>
           </w:p>
         </w:tc>
@@ -4000,7 +3257,7 @@
                 <w:sz w:val="19"/>
                 <w:szCs w:val="19"/>
               </w:rPr>
-              <w:t xml:space="preserve">0.756</w:t>
+              <w:t>0.761</w:t>
             </w:r>
           </w:p>
         </w:tc>
@@ -4028,7 +3285,7 @@
                 <w:sz w:val="19"/>
                 <w:szCs w:val="19"/>
               </w:rPr>
-              <w:t xml:space="preserve">0.752</w:t>
+              <w:t>0.721</w:t>
             </w:r>
           </w:p>
         </w:tc>
@@ -4056,7 +3313,7 @@
                 <w:sz w:val="19"/>
                 <w:szCs w:val="19"/>
               </w:rPr>
-              <w:t xml:space="preserve">Model explains 75.2% of survival variance</w:t>
+              <w:t>Still good discrimination, now honestly measured</w:t>
             </w:r>
           </w:p>
         </w:tc>
@@ -4086,7 +3343,7 @@
                 <w:sz w:val="19"/>
                 <w:szCs w:val="19"/>
               </w:rPr>
-              <w:t xml:space="preserve">Overfitting (R² diff)</w:t>
+              <w:t>Top DT feature</w:t>
             </w:r>
           </w:p>
         </w:tc>
@@ -4114,7 +3371,7 @@
                 <w:sz w:val="19"/>
                 <w:szCs w:val="19"/>
               </w:rPr>
-              <w:t xml:space="preserve">—</w:t>
+              <w:t>Year of diagnosis (0.54)</w:t>
             </w:r>
           </w:p>
         </w:tc>
@@ -4142,7 +3399,7 @@
                 <w:sz w:val="19"/>
                 <w:szCs w:val="19"/>
               </w:rPr>
-              <w:t xml:space="preserve">0.003</w:t>
+              <w:t>Surgery (0.52)</w:t>
             </w:r>
           </w:p>
         </w:tc>
@@ -4170,7 +3427,1498 @@
                 <w:sz w:val="19"/>
                 <w:szCs w:val="19"/>
               </w:rPr>
-              <w:t xml:space="preserve">✓ Negligible — model generalises well</w:t>
+              <w:t>Clinically sensible drivers now lead</w:t>
+            </w:r>
+          </w:p>
+        </w:tc>
+      </w:tr>
+    </w:tbl>
+    <w:p>
+      <w:pPr>
+        <w:spacing w:after="80" w:before="80"/>
+      </w:pPr>
+    </w:p>
+    <w:p>
+      <w:pPr>
+        <w:pBdr>
+          <w:bottom w:val="single" w:color="CCCCCC" w:sz="4" w:space="1"/>
+        </w:pBdr>
+        <w:spacing w:after="120" w:before="120"/>
+      </w:pPr>
+      <w:r>
+        <w:t xml:space="preserve"/>
+      </w:r>
+    </w:p>
+    <w:p>
+      <w:pPr>
+        <w:pStyle w:val="Heading1"/>
+        <w:spacing w:after="160" w:before="360"/>
+      </w:pPr>
+      <w:r>
+        <w:rPr>
+          <w:rFonts w:ascii="Arial" w:cs="Arial" w:eastAsia="Arial" w:hAnsi="Arial"/>
+          <w:b/>
+          <w:bCs/>
+          <w:color w:val="1F4E79"/>
+          <w:sz w:val="32"/>
+          <w:szCs w:val="32"/>
+        </w:rPr>
+        <w:t xml:space="preserve">3. Model 1: Decision Tree Regressor</w:t>
+      </w:r>
+    </w:p>
+    <w:p>
+      <w:pPr>
+        <w:spacing w:after="60" w:before="60"/>
+      </w:pPr>
+      <w:r>
+        <w:rPr>
+          <w:rFonts w:ascii="Arial" w:cs="Arial" w:eastAsia="Arial" w:hAnsi="Arial"/>
+          <w:sz w:val="20"/>
+          <w:szCs w:val="20"/>
+        </w:rPr>
+        <w:t>Script: Python Decision Tree Regressor</w:t>
+      </w:r>
+    </w:p>
+    <w:p>
+      <w:pPr>
+        <w:spacing w:after="80" w:before="40"/>
+      </w:pPr>
+    </w:p>
+    <w:p>
+      <w:pPr>
+        <w:pStyle w:val="Heading2"/>
+        <w:spacing w:after="120" w:before="240"/>
+      </w:pPr>
+      <w:r>
+        <w:rPr>
+          <w:rFonts w:ascii="Arial" w:cs="Arial" w:eastAsia="Arial" w:hAnsi="Arial"/>
+          <w:b/>
+          <w:bCs/>
+          <w:color w:val="2E75B6"/>
+          <w:sz w:val="26"/>
+          <w:szCs w:val="26"/>
+        </w:rPr>
+        <w:t xml:space="preserve">3.1 Purpose</w:t>
+      </w:r>
+    </w:p>
+    <w:p>
+      <w:pPr>
+        <w:spacing w:after="60" w:before="60"/>
+      </w:pPr>
+      <w:r>
+        <w:rPr>
+          <w:rFonts w:ascii="Arial" w:cs="Arial" w:eastAsia="Arial" w:hAnsi="Arial"/>
+          <w:sz w:val="20"/>
+          <w:szCs w:val="20"/>
+        </w:rPr>
+        <w:t xml:space="preserve">Predicts exact survival months as a continuous regression target. Serves as the baseline model and the source of feature importances used to weight inputs to the Neural Network.</w:t>
+      </w:r>
+    </w:p>
+    <w:p>
+      <w:pPr>
+        <w:spacing w:after="80" w:before="80"/>
+      </w:pPr>
+    </w:p>
+    <w:p>
+      <w:pPr>
+        <w:pStyle w:val="Heading2"/>
+        <w:spacing w:after="120" w:before="240"/>
+      </w:pPr>
+      <w:r>
+        <w:rPr>
+          <w:rFonts w:ascii="Arial" w:cs="Arial" w:eastAsia="Arial" w:hAnsi="Arial"/>
+          <w:b/>
+          <w:bCs/>
+          <w:color w:val="2E75B6"/>
+          <w:sz w:val="26"/>
+          <w:szCs w:val="26"/>
+        </w:rPr>
+        <w:t xml:space="preserve">3.2 Key Differences from Other Models</w:t>
+      </w:r>
+    </w:p>
+    <w:p>
+      <w:pPr>
+        <w:pStyle w:val="ListParagraph"/>
+        <w:numPr>
+          <w:ilvl w:val="0"/>
+          <w:numId w:val="2"/>
+        </w:numPr>
+        <w:spacing w:after="40" w:before="40"/>
+      </w:pPr>
+      <w:r>
+        <w:rPr>
+          <w:rFonts w:ascii="Arial" w:cs="Arial" w:eastAsia="Arial" w:hAnsi="Arial"/>
+          <w:sz w:val="20"/>
+          <w:szCs w:val="20"/>
+        </w:rPr>
+        <w:t xml:space="preserve">Target: raw survival months (regression, not ranking or log-transformed)</w:t>
+      </w:r>
+    </w:p>
+    <w:p>
+      <w:pPr>
+        <w:pStyle w:val="ListParagraph"/>
+        <w:numPr>
+          <w:ilvl w:val="0"/>
+          <w:numId w:val="2"/>
+        </w:numPr>
+        <w:spacing w:after="40" w:before="40"/>
+      </w:pPr>
+      <w:r>
+        <w:rPr>
+          <w:rFonts w:ascii="Arial" w:cs="Arial" w:eastAsia="Arial" w:hAnsi="Arial"/>
+          <w:sz w:val="20"/>
+          <w:szCs w:val="20"/>
+        </w:rPr>
+        <w:t xml:space="preserve">Missing values handled natively by scikit-learn ≥ 1.3 — no imputation required for Tumor_Size_mm or Treatment_Days</w:t>
+      </w:r>
+    </w:p>
+    <w:p>
+      <w:pPr>
+        <w:pStyle w:val="ListParagraph"/>
+        <w:numPr>
+          <w:ilvl w:val="0"/>
+          <w:numId w:val="2"/>
+        </w:numPr>
+        <w:spacing w:after="40" w:before="40"/>
+      </w:pPr>
+      <w:r>
+        <w:rPr>
+          <w:rFonts w:ascii="Arial" w:cs="Arial" w:eastAsia="Arial" w:hAnsi="Arial"/>
+          <w:sz w:val="20"/>
+          <w:szCs w:val="20"/>
+        </w:rPr>
+        <w:t xml:space="preserve">Feature columns use _Scaled suffix (Age_Mean_Scaled, Tumor_Size_mm_Scaled, Treatment_Days_Scaled)</w:t>
+      </w:r>
+    </w:p>
+    <w:p>
+      <w:pPr>
+        <w:spacing w:after="80" w:before="80"/>
+      </w:pPr>
+    </w:p>
+    <w:p>
+      <w:pPr>
+        <w:pStyle w:val="Heading2"/>
+        <w:spacing w:after="120" w:before="240"/>
+      </w:pPr>
+      <w:r>
+        <w:rPr>
+          <w:rFonts w:ascii="Arial" w:cs="Arial" w:eastAsia="Arial" w:hAnsi="Arial"/>
+          <w:b/>
+          <w:bCs/>
+          <w:color w:val="2E75B6"/>
+          <w:sz w:val="26"/>
+          <w:szCs w:val="26"/>
+        </w:rPr>
+        <w:t xml:space="preserve">3.3 Model Parameters</w:t>
+      </w:r>
+    </w:p>
+    <w:tbl>
+      <w:tblPr>
+        <w:tblW w:type="dxa" w:w="9360"/>
+        <w:tblBorders>
+          <w:top w:val="single" w:color="auto" w:sz="4"/>
+          <w:left w:val="single" w:color="auto" w:sz="4"/>
+          <w:bottom w:val="single" w:color="auto" w:sz="4"/>
+          <w:right w:val="single" w:color="auto" w:sz="4"/>
+          <w:insideH w:val="single" w:color="auto" w:sz="4"/>
+          <w:insideV w:val="single" w:color="auto" w:sz="4"/>
+        </w:tblBorders>
+      </w:tblPr>
+      <w:tblGrid>
+        <w:gridCol w:w="2400"/>
+        <w:gridCol w:w="1800"/>
+        <w:gridCol w:w="5160"/>
+      </w:tblGrid>
+      <w:tr>
+        <w:trPr>
+          <w:tblHeader/>
+        </w:trPr>
+        <w:tc>
+          <w:tcPr>
+            <w:tcW w:type="dxa" w:w="2400"/>
+            <w:tcBorders>
+              <w:top w:val="single" w:color="1F4E79" w:sz="1"/>
+              <w:left w:val="single" w:color="1F4E79" w:sz="1"/>
+              <w:bottom w:val="single" w:color="1F4E79" w:sz="1"/>
+              <w:right w:val="single" w:color="1F4E79" w:sz="1"/>
+            </w:tcBorders>
+            <w:shd w:fill="1F4E79" w:val="clear"/>
+            <w:tcMar>
+              <w:top w:type="dxa" w:w="80"/>
+              <w:left w:type="dxa" w:w="120"/>
+              <w:bottom w:type="dxa" w:w="80"/>
+              <w:right w:type="dxa" w:w="120"/>
+            </w:tcMar>
+          </w:tcPr>
+          <w:p>
+            <w:r>
+              <w:rPr>
+                <w:rFonts w:ascii="Arial" w:cs="Arial" w:eastAsia="Arial" w:hAnsi="Arial"/>
+                <w:b/>
+                <w:bCs/>
+                <w:color w:val="FFFFFF"/>
+                <w:sz w:val="19"/>
+                <w:szCs w:val="19"/>
+              </w:rPr>
+              <w:t xml:space="preserve">Parameter</w:t>
+            </w:r>
+          </w:p>
+        </w:tc>
+        <w:tc>
+          <w:tcPr>
+            <w:tcW w:type="dxa" w:w="1800"/>
+            <w:tcBorders>
+              <w:top w:val="single" w:color="1F4E79" w:sz="1"/>
+              <w:left w:val="single" w:color="1F4E79" w:sz="1"/>
+              <w:bottom w:val="single" w:color="1F4E79" w:sz="1"/>
+              <w:right w:val="single" w:color="1F4E79" w:sz="1"/>
+            </w:tcBorders>
+            <w:shd w:fill="1F4E79" w:val="clear"/>
+            <w:tcMar>
+              <w:top w:type="dxa" w:w="80"/>
+              <w:left w:type="dxa" w:w="120"/>
+              <w:bottom w:type="dxa" w:w="80"/>
+              <w:right w:type="dxa" w:w="120"/>
+            </w:tcMar>
+          </w:tcPr>
+          <w:p>
+            <w:r>
+              <w:rPr>
+                <w:rFonts w:ascii="Arial" w:cs="Arial" w:eastAsia="Arial" w:hAnsi="Arial"/>
+                <w:b/>
+                <w:bCs/>
+                <w:color w:val="FFFFFF"/>
+                <w:sz w:val="19"/>
+                <w:szCs w:val="19"/>
+              </w:rPr>
+              <w:t xml:space="preserve">Value</w:t>
+            </w:r>
+          </w:p>
+        </w:tc>
+        <w:tc>
+          <w:tcPr>
+            <w:tcW w:type="dxa" w:w="5160"/>
+            <w:tcBorders>
+              <w:top w:val="single" w:color="1F4E79" w:sz="1"/>
+              <w:left w:val="single" w:color="1F4E79" w:sz="1"/>
+              <w:bottom w:val="single" w:color="1F4E79" w:sz="1"/>
+              <w:right w:val="single" w:color="1F4E79" w:sz="1"/>
+            </w:tcBorders>
+            <w:shd w:fill="1F4E79" w:val="clear"/>
+            <w:tcMar>
+              <w:top w:type="dxa" w:w="80"/>
+              <w:left w:type="dxa" w:w="120"/>
+              <w:bottom w:type="dxa" w:w="80"/>
+              <w:right w:type="dxa" w:w="120"/>
+            </w:tcMar>
+          </w:tcPr>
+          <w:p>
+            <w:r>
+              <w:rPr>
+                <w:rFonts w:ascii="Arial" w:cs="Arial" w:eastAsia="Arial" w:hAnsi="Arial"/>
+                <w:b/>
+                <w:bCs/>
+                <w:color w:val="FFFFFF"/>
+                <w:sz w:val="19"/>
+                <w:szCs w:val="19"/>
+              </w:rPr>
+              <w:t xml:space="preserve">Rationale</w:t>
+            </w:r>
+          </w:p>
+        </w:tc>
+      </w:tr>
+      <w:tr>
+        <w:tc>
+          <w:tcPr>
+            <w:tcW w:type="dxa" w:w="2400"/>
+            <w:tcBorders>
+              <w:top w:val="single" w:color="CCCCCC" w:sz="1"/>
+              <w:left w:val="single" w:color="CCCCCC" w:sz="1"/>
+              <w:bottom w:val="single" w:color="CCCCCC" w:sz="1"/>
+              <w:right w:val="single" w:color="CCCCCC" w:sz="1"/>
+            </w:tcBorders>
+            <w:shd w:fill="EBF3FB" w:val="clear"/>
+            <w:tcMar>
+              <w:top w:type="dxa" w:w="80"/>
+              <w:left w:type="dxa" w:w="120"/>
+              <w:bottom w:type="dxa" w:w="80"/>
+              <w:right w:type="dxa" w:w="120"/>
+            </w:tcMar>
+          </w:tcPr>
+          <w:p>
+            <w:r>
+              <w:rPr>
+                <w:rFonts w:ascii="Arial" w:cs="Arial" w:eastAsia="Arial" w:hAnsi="Arial"/>
+                <w:sz w:val="19"/>
+                <w:szCs w:val="19"/>
+              </w:rPr>
+              <w:t xml:space="preserve">max_depth</w:t>
+            </w:r>
+          </w:p>
+        </w:tc>
+        <w:tc>
+          <w:tcPr>
+            <w:tcW w:type="dxa" w:w="1800"/>
+            <w:tcBorders>
+              <w:top w:val="single" w:color="CCCCCC" w:sz="1"/>
+              <w:left w:val="single" w:color="CCCCCC" w:sz="1"/>
+              <w:bottom w:val="single" w:color="CCCCCC" w:sz="1"/>
+              <w:right w:val="single" w:color="CCCCCC" w:sz="1"/>
+            </w:tcBorders>
+            <w:shd w:fill="EBF3FB" w:val="clear"/>
+            <w:tcMar>
+              <w:top w:type="dxa" w:w="80"/>
+              <w:left w:type="dxa" w:w="120"/>
+              <w:bottom w:type="dxa" w:w="80"/>
+              <w:right w:type="dxa" w:w="120"/>
+            </w:tcMar>
+          </w:tcPr>
+          <w:p>
+            <w:r>
+              <w:rPr>
+                <w:rFonts w:ascii="Arial" w:cs="Arial" w:eastAsia="Arial" w:hAnsi="Arial"/>
+                <w:sz w:val="19"/>
+                <w:szCs w:val="19"/>
+              </w:rPr>
+              <w:t xml:space="preserve">10</w:t>
+            </w:r>
+          </w:p>
+        </w:tc>
+        <w:tc>
+          <w:tcPr>
+            <w:tcW w:type="dxa" w:w="5160"/>
+            <w:tcBorders>
+              <w:top w:val="single" w:color="CCCCCC" w:sz="1"/>
+              <w:left w:val="single" w:color="CCCCCC" w:sz="1"/>
+              <w:bottom w:val="single" w:color="CCCCCC" w:sz="1"/>
+              <w:right w:val="single" w:color="CCCCCC" w:sz="1"/>
+            </w:tcBorders>
+            <w:shd w:fill="EBF3FB" w:val="clear"/>
+            <w:tcMar>
+              <w:top w:type="dxa" w:w="80"/>
+              <w:left w:type="dxa" w:w="120"/>
+              <w:bottom w:type="dxa" w:w="80"/>
+              <w:right w:type="dxa" w:w="120"/>
+            </w:tcMar>
+          </w:tcPr>
+          <w:p>
+            <w:r>
+              <w:rPr>
+                <w:rFonts w:ascii="Arial" w:cs="Arial" w:eastAsia="Arial" w:hAnsi="Arial"/>
+                <w:sz w:val="19"/>
+                <w:szCs w:val="19"/>
+              </w:rPr>
+              <w:t xml:space="preserve">Limits tree depth to prevent overfitting</w:t>
+            </w:r>
+          </w:p>
+        </w:tc>
+      </w:tr>
+      <w:tr>
+        <w:tc>
+          <w:tcPr>
+            <w:tcW w:type="dxa" w:w="2400"/>
+            <w:tcBorders>
+              <w:top w:val="single" w:color="CCCCCC" w:sz="1"/>
+              <w:left w:val="single" w:color="CCCCCC" w:sz="1"/>
+              <w:bottom w:val="single" w:color="CCCCCC" w:sz="1"/>
+              <w:right w:val="single" w:color="CCCCCC" w:sz="1"/>
+            </w:tcBorders>
+            <w:shd w:fill="FFFFFF" w:val="clear"/>
+            <w:tcMar>
+              <w:top w:type="dxa" w:w="80"/>
+              <w:left w:type="dxa" w:w="120"/>
+              <w:bottom w:type="dxa" w:w="80"/>
+              <w:right w:type="dxa" w:w="120"/>
+            </w:tcMar>
+          </w:tcPr>
+          <w:p>
+            <w:r>
+              <w:rPr>
+                <w:rFonts w:ascii="Arial" w:cs="Arial" w:eastAsia="Arial" w:hAnsi="Arial"/>
+                <w:sz w:val="19"/>
+                <w:szCs w:val="19"/>
+              </w:rPr>
+              <w:t xml:space="preserve">min_samples_split</w:t>
+            </w:r>
+          </w:p>
+        </w:tc>
+        <w:tc>
+          <w:tcPr>
+            <w:tcW w:type="dxa" w:w="1800"/>
+            <w:tcBorders>
+              <w:top w:val="single" w:color="CCCCCC" w:sz="1"/>
+              <w:left w:val="single" w:color="CCCCCC" w:sz="1"/>
+              <w:bottom w:val="single" w:color="CCCCCC" w:sz="1"/>
+              <w:right w:val="single" w:color="CCCCCC" w:sz="1"/>
+            </w:tcBorders>
+            <w:shd w:fill="FFFFFF" w:val="clear"/>
+            <w:tcMar>
+              <w:top w:type="dxa" w:w="80"/>
+              <w:left w:type="dxa" w:w="120"/>
+              <w:bottom w:type="dxa" w:w="80"/>
+              <w:right w:type="dxa" w:w="120"/>
+            </w:tcMar>
+          </w:tcPr>
+          <w:p>
+            <w:r>
+              <w:rPr>
+                <w:rFonts w:ascii="Arial" w:cs="Arial" w:eastAsia="Arial" w:hAnsi="Arial"/>
+                <w:sz w:val="19"/>
+                <w:szCs w:val="19"/>
+              </w:rPr>
+              <w:t xml:space="preserve">100</w:t>
+            </w:r>
+          </w:p>
+        </w:tc>
+        <w:tc>
+          <w:tcPr>
+            <w:tcW w:type="dxa" w:w="5160"/>
+            <w:tcBorders>
+              <w:top w:val="single" w:color="CCCCCC" w:sz="1"/>
+              <w:left w:val="single" w:color="CCCCCC" w:sz="1"/>
+              <w:bottom w:val="single" w:color="CCCCCC" w:sz="1"/>
+              <w:right w:val="single" w:color="CCCCCC" w:sz="1"/>
+            </w:tcBorders>
+            <w:shd w:fill="FFFFFF" w:val="clear"/>
+            <w:tcMar>
+              <w:top w:type="dxa" w:w="80"/>
+              <w:left w:type="dxa" w:w="120"/>
+              <w:bottom w:type="dxa" w:w="80"/>
+              <w:right w:type="dxa" w:w="120"/>
+            </w:tcMar>
+          </w:tcPr>
+          <w:p>
+            <w:r>
+              <w:rPr>
+                <w:rFonts w:ascii="Arial" w:cs="Arial" w:eastAsia="Arial" w:hAnsi="Arial"/>
+                <w:sz w:val="19"/>
+                <w:szCs w:val="19"/>
+              </w:rPr>
+              <w:t xml:space="preserve">Requires 100 samples before splitting a node</w:t>
+            </w:r>
+          </w:p>
+        </w:tc>
+      </w:tr>
+      <w:tr>
+        <w:tc>
+          <w:tcPr>
+            <w:tcW w:type="dxa" w:w="2400"/>
+            <w:tcBorders>
+              <w:top w:val="single" w:color="CCCCCC" w:sz="1"/>
+              <w:left w:val="single" w:color="CCCCCC" w:sz="1"/>
+              <w:bottom w:val="single" w:color="CCCCCC" w:sz="1"/>
+              <w:right w:val="single" w:color="CCCCCC" w:sz="1"/>
+            </w:tcBorders>
+            <w:shd w:fill="EBF3FB" w:val="clear"/>
+            <w:tcMar>
+              <w:top w:type="dxa" w:w="80"/>
+              <w:left w:type="dxa" w:w="120"/>
+              <w:bottom w:type="dxa" w:w="80"/>
+              <w:right w:type="dxa" w:w="120"/>
+            </w:tcMar>
+          </w:tcPr>
+          <w:p>
+            <w:r>
+              <w:rPr>
+                <w:rFonts w:ascii="Arial" w:cs="Arial" w:eastAsia="Arial" w:hAnsi="Arial"/>
+                <w:sz w:val="19"/>
+                <w:szCs w:val="19"/>
+              </w:rPr>
+              <w:t xml:space="preserve">min_samples_leaf</w:t>
+            </w:r>
+          </w:p>
+        </w:tc>
+        <w:tc>
+          <w:tcPr>
+            <w:tcW w:type="dxa" w:w="1800"/>
+            <w:tcBorders>
+              <w:top w:val="single" w:color="CCCCCC" w:sz="1"/>
+              <w:left w:val="single" w:color="CCCCCC" w:sz="1"/>
+              <w:bottom w:val="single" w:color="CCCCCC" w:sz="1"/>
+              <w:right w:val="single" w:color="CCCCCC" w:sz="1"/>
+            </w:tcBorders>
+            <w:shd w:fill="EBF3FB" w:val="clear"/>
+            <w:tcMar>
+              <w:top w:type="dxa" w:w="80"/>
+              <w:left w:type="dxa" w:w="120"/>
+              <w:bottom w:type="dxa" w:w="80"/>
+              <w:right w:type="dxa" w:w="120"/>
+            </w:tcMar>
+          </w:tcPr>
+          <w:p>
+            <w:r>
+              <w:rPr>
+                <w:rFonts w:ascii="Arial" w:cs="Arial" w:eastAsia="Arial" w:hAnsi="Arial"/>
+                <w:sz w:val="19"/>
+                <w:szCs w:val="19"/>
+              </w:rPr>
+              <w:t xml:space="preserve">50</w:t>
+            </w:r>
+          </w:p>
+        </w:tc>
+        <w:tc>
+          <w:tcPr>
+            <w:tcW w:type="dxa" w:w="5160"/>
+            <w:tcBorders>
+              <w:top w:val="single" w:color="CCCCCC" w:sz="1"/>
+              <w:left w:val="single" w:color="CCCCCC" w:sz="1"/>
+              <w:bottom w:val="single" w:color="CCCCCC" w:sz="1"/>
+              <w:right w:val="single" w:color="CCCCCC" w:sz="1"/>
+            </w:tcBorders>
+            <w:shd w:fill="EBF3FB" w:val="clear"/>
+            <w:tcMar>
+              <w:top w:type="dxa" w:w="80"/>
+              <w:left w:type="dxa" w:w="120"/>
+              <w:bottom w:type="dxa" w:w="80"/>
+              <w:right w:type="dxa" w:w="120"/>
+            </w:tcMar>
+          </w:tcPr>
+          <w:p>
+            <w:r>
+              <w:rPr>
+                <w:rFonts w:ascii="Arial" w:cs="Arial" w:eastAsia="Arial" w:hAnsi="Arial"/>
+                <w:sz w:val="19"/>
+                <w:szCs w:val="19"/>
+              </w:rPr>
+              <w:t xml:space="preserve">Requires 50 samples in every leaf node</w:t>
+            </w:r>
+          </w:p>
+        </w:tc>
+      </w:tr>
+      <w:tr>
+        <w:tc>
+          <w:tcPr>
+            <w:tcW w:type="dxa" w:w="2400"/>
+            <w:tcBorders>
+              <w:top w:val="single" w:color="CCCCCC" w:sz="1"/>
+              <w:left w:val="single" w:color="CCCCCC" w:sz="1"/>
+              <w:bottom w:val="single" w:color="CCCCCC" w:sz="1"/>
+              <w:right w:val="single" w:color="CCCCCC" w:sz="1"/>
+            </w:tcBorders>
+            <w:shd w:fill="FFFFFF" w:val="clear"/>
+            <w:tcMar>
+              <w:top w:type="dxa" w:w="80"/>
+              <w:left w:type="dxa" w:w="120"/>
+              <w:bottom w:type="dxa" w:w="80"/>
+              <w:right w:type="dxa" w:w="120"/>
+            </w:tcMar>
+          </w:tcPr>
+          <w:p>
+            <w:r>
+              <w:rPr>
+                <w:rFonts w:ascii="Arial" w:cs="Arial" w:eastAsia="Arial" w:hAnsi="Arial"/>
+                <w:sz w:val="19"/>
+                <w:szCs w:val="19"/>
+              </w:rPr>
+              <w:t xml:space="preserve">splitter</w:t>
+            </w:r>
+          </w:p>
+        </w:tc>
+        <w:tc>
+          <w:tcPr>
+            <w:tcW w:type="dxa" w:w="1800"/>
+            <w:tcBorders>
+              <w:top w:val="single" w:color="CCCCCC" w:sz="1"/>
+              <w:left w:val="single" w:color="CCCCCC" w:sz="1"/>
+              <w:bottom w:val="single" w:color="CCCCCC" w:sz="1"/>
+              <w:right w:val="single" w:color="CCCCCC" w:sz="1"/>
+            </w:tcBorders>
+            <w:shd w:fill="FFFFFF" w:val="clear"/>
+            <w:tcMar>
+              <w:top w:type="dxa" w:w="80"/>
+              <w:left w:type="dxa" w:w="120"/>
+              <w:bottom w:type="dxa" w:w="80"/>
+              <w:right w:type="dxa" w:w="120"/>
+            </w:tcMar>
+          </w:tcPr>
+          <w:p>
+            <w:r>
+              <w:rPr>
+                <w:rFonts w:ascii="Arial" w:cs="Arial" w:eastAsia="Arial" w:hAnsi="Arial"/>
+                <w:sz w:val="19"/>
+                <w:szCs w:val="19"/>
+              </w:rPr>
+              <w:t xml:space="preserve">best</w:t>
+            </w:r>
+          </w:p>
+        </w:tc>
+        <w:tc>
+          <w:tcPr>
+            <w:tcW w:type="dxa" w:w="5160"/>
+            <w:tcBorders>
+              <w:top w:val="single" w:color="CCCCCC" w:sz="1"/>
+              <w:left w:val="single" w:color="CCCCCC" w:sz="1"/>
+              <w:bottom w:val="single" w:color="CCCCCC" w:sz="1"/>
+              <w:right w:val="single" w:color="CCCCCC" w:sz="1"/>
+            </w:tcBorders>
+            <w:shd w:fill="FFFFFF" w:val="clear"/>
+            <w:tcMar>
+              <w:top w:type="dxa" w:w="80"/>
+              <w:left w:type="dxa" w:w="120"/>
+              <w:bottom w:type="dxa" w:w="80"/>
+              <w:right w:type="dxa" w:w="120"/>
+            </w:tcMar>
+          </w:tcPr>
+          <w:p>
+            <w:r>
+              <w:rPr>
+                <w:rFonts w:ascii="Arial" w:cs="Arial" w:eastAsia="Arial" w:hAnsi="Arial"/>
+                <w:sz w:val="19"/>
+                <w:szCs w:val="19"/>
+              </w:rPr>
+              <w:t xml:space="preserve">Evaluates all features at each split</w:t>
+            </w:r>
+          </w:p>
+        </w:tc>
+      </w:tr>
+      <w:tr>
+        <w:tc>
+          <w:tcPr>
+            <w:tcW w:type="dxa" w:w="2400"/>
+            <w:tcBorders>
+              <w:top w:val="single" w:color="CCCCCC" w:sz="1"/>
+              <w:left w:val="single" w:color="CCCCCC" w:sz="1"/>
+              <w:bottom w:val="single" w:color="CCCCCC" w:sz="1"/>
+              <w:right w:val="single" w:color="CCCCCC" w:sz="1"/>
+            </w:tcBorders>
+            <w:shd w:fill="EBF3FB" w:val="clear"/>
+            <w:tcMar>
+              <w:top w:type="dxa" w:w="80"/>
+              <w:left w:type="dxa" w:w="120"/>
+              <w:bottom w:type="dxa" w:w="80"/>
+              <w:right w:type="dxa" w:w="120"/>
+            </w:tcMar>
+          </w:tcPr>
+          <w:p>
+            <w:r>
+              <w:rPr>
+                <w:rFonts w:ascii="Arial" w:cs="Arial" w:eastAsia="Arial" w:hAnsi="Arial"/>
+                <w:sz w:val="19"/>
+                <w:szCs w:val="19"/>
+              </w:rPr>
+              <w:t xml:space="preserve">random_state</w:t>
+            </w:r>
+          </w:p>
+        </w:tc>
+        <w:tc>
+          <w:tcPr>
+            <w:tcW w:type="dxa" w:w="1800"/>
+            <w:tcBorders>
+              <w:top w:val="single" w:color="CCCCCC" w:sz="1"/>
+              <w:left w:val="single" w:color="CCCCCC" w:sz="1"/>
+              <w:bottom w:val="single" w:color="CCCCCC" w:sz="1"/>
+              <w:right w:val="single" w:color="CCCCCC" w:sz="1"/>
+            </w:tcBorders>
+            <w:shd w:fill="EBF3FB" w:val="clear"/>
+            <w:tcMar>
+              <w:top w:type="dxa" w:w="80"/>
+              <w:left w:type="dxa" w:w="120"/>
+              <w:bottom w:type="dxa" w:w="80"/>
+              <w:right w:type="dxa" w:w="120"/>
+            </w:tcMar>
+          </w:tcPr>
+          <w:p>
+            <w:r>
+              <w:rPr>
+                <w:rFonts w:ascii="Arial" w:cs="Arial" w:eastAsia="Arial" w:hAnsi="Arial"/>
+                <w:sz w:val="19"/>
+                <w:szCs w:val="19"/>
+              </w:rPr>
+              <w:t xml:space="preserve">31</w:t>
+            </w:r>
+          </w:p>
+        </w:tc>
+        <w:tc>
+          <w:tcPr>
+            <w:tcW w:type="dxa" w:w="5160"/>
+            <w:tcBorders>
+              <w:top w:val="single" w:color="CCCCCC" w:sz="1"/>
+              <w:left w:val="single" w:color="CCCCCC" w:sz="1"/>
+              <w:bottom w:val="single" w:color="CCCCCC" w:sz="1"/>
+              <w:right w:val="single" w:color="CCCCCC" w:sz="1"/>
+            </w:tcBorders>
+            <w:shd w:fill="EBF3FB" w:val="clear"/>
+            <w:tcMar>
+              <w:top w:type="dxa" w:w="80"/>
+              <w:left w:type="dxa" w:w="120"/>
+              <w:bottom w:type="dxa" w:w="80"/>
+              <w:right w:type="dxa" w:w="120"/>
+            </w:tcMar>
+          </w:tcPr>
+          <w:p>
+            <w:r>
+              <w:rPr>
+                <w:rFonts w:ascii="Arial" w:cs="Arial" w:eastAsia="Arial" w:hAnsi="Arial"/>
+                <w:sz w:val="19"/>
+                <w:szCs w:val="19"/>
+              </w:rPr>
+              <w:t xml:space="preserve">Reproducibility</w:t>
+            </w:r>
+          </w:p>
+        </w:tc>
+      </w:tr>
+    </w:tbl>
+    <w:p>
+      <w:pPr>
+        <w:spacing w:after="80" w:before="80"/>
+      </w:pPr>
+    </w:p>
+    <w:p>
+      <w:pPr>
+        <w:pStyle w:val="Heading2"/>
+        <w:spacing w:after="120" w:before="240"/>
+      </w:pPr>
+      <w:r>
+        <w:rPr>
+          <w:rFonts w:ascii="Arial" w:cs="Arial" w:eastAsia="Arial" w:hAnsi="Arial"/>
+          <w:b/>
+          <w:bCs/>
+          <w:color w:val="2E75B6"/>
+          <w:sz w:val="26"/>
+          <w:szCs w:val="26"/>
+        </w:rPr>
+        <w:t xml:space="preserve">3.4 Expected Output — Terminal</w:t>
+      </w:r>
+    </w:p>
+    <w:p>
+      <w:pPr>
+        <w:spacing w:after="60" w:before="60"/>
+      </w:pPr>
+      <w:r>
+        <w:rPr>
+          <w:rFonts w:ascii="Arial" w:cs="Arial" w:eastAsia="Arial" w:hAnsi="Arial"/>
+          <w:sz w:val="20"/>
+          <w:szCs w:val="20"/>
+        </w:rPr>
+        <w:t xml:space="preserve">Key lines to look for when the script runs successfully:</w:t>
+      </w:r>
+    </w:p>
+    <w:p>
+      <w:pPr>
+        <w:spacing w:after="20" w:before="20"/>
+        <w:ind w:left="360"/>
+      </w:pPr>
+      <w:r>
+        <w:rPr>
+          <w:rFonts w:ascii="Courier New" w:cs="Courier New" w:eastAsia="Courier New" w:hAnsi="Courier New"/>
+          <w:color w:val="2C3E50"/>
+          <w:sz w:val="17"/>
+          <w:szCs w:val="17"/>
+        </w:rPr>
+        <w:t xml:space="preserve">Training set: 692,028 patients</w:t>
+      </w:r>
+    </w:p>
+    <w:p>
+      <w:pPr>
+        <w:spacing w:after="20" w:before="20"/>
+        <w:ind w:left="360"/>
+      </w:pPr>
+      <w:r>
+        <w:rPr>
+          <w:rFonts w:ascii="Courier New" w:cs="Courier New" w:eastAsia="Courier New" w:hAnsi="Courier New"/>
+          <w:color w:val="2C3E50"/>
+          <w:sz w:val="17"/>
+          <w:szCs w:val="17"/>
+        </w:rPr>
+        <w:t xml:space="preserve">Test set:     173,008 patients</w:t>
+      </w:r>
+    </w:p>
+    <w:p>
+      <w:pPr>
+        <w:spacing w:after="20" w:before="20"/>
+        <w:ind w:left="360"/>
+      </w:pPr>
+      <w:r>
+        <w:rPr>
+          <w:rFonts w:ascii="Courier New" w:cs="Courier New" w:eastAsia="Courier New" w:hAnsi="Courier New"/>
+          <w:color w:val="2C3E50"/>
+          <w:sz w:val="17"/>
+          <w:szCs w:val="17"/>
+        </w:rPr>
+        <w:t xml:space="preserve">Training complete!</w:t>
+      </w:r>
+    </w:p>
+    <w:p>
+      <w:pPr>
+        <w:spacing w:after="20" w:before="20"/>
+        <w:ind w:left="360"/>
+      </w:pPr>
+      <w:r>
+        <w:rPr>
+          <w:rFonts w:ascii="Courier New" w:cs="Courier New" w:eastAsia="Courier New" w:hAnsi="Courier New"/>
+          <w:color w:val="2C3E50"/>
+          <w:sz w:val="17"/>
+          <w:szCs w:val="17"/>
+        </w:rPr>
+        <w:t xml:space="preserve">Test Set Performance:</w:t>
+      </w:r>
+    </w:p>
+    <w:p>
+      <w:pPr>
+        <w:spacing w:after="20" w:before="20"/>
+        <w:ind w:left="360"/>
+      </w:pPr>
+      <w:r>
+        <w:rPr>
+          <w:rFonts w:ascii="Courier New" w:cs="Courier New" w:eastAsia="Courier New" w:hAnsi="Courier New"/>
+          <w:color w:val="2C3E50"/>
+          <w:sz w:val="17"/>
+          <w:szCs w:val="17"/>
+        </w:rPr>
+        <w:t xml:space="preserve">  RMSE: ~28 months</w:t>
+      </w:r>
+    </w:p>
+    <w:p>
+      <w:pPr>
+        <w:spacing w:after="20" w:before="20"/>
+        <w:ind w:left="360"/>
+      </w:pPr>
+      <w:r>
+        <w:rPr>
+          <w:rFonts w:ascii="Courier New" w:cs="Courier New" w:eastAsia="Courier New" w:hAnsi="Courier New"/>
+          <w:color w:val="2C3E50"/>
+          <w:sz w:val="17"/>
+          <w:szCs w:val="17"/>
+        </w:rPr>
+        <w:t xml:space="preserve">  MAE:  ~16 months</w:t>
+      </w:r>
+    </w:p>
+    <w:p>
+      <w:pPr>
+        <w:spacing w:after="20" w:before="20"/>
+        <w:ind w:left="360"/>
+      </w:pPr>
+      <w:r>
+        <w:rPr>
+          <w:rFonts w:ascii="Courier New" w:cs="Courier New" w:eastAsia="Courier New" w:hAnsi="Courier New"/>
+          <w:color w:val="2C3E50"/>
+          <w:sz w:val="17"/>
+          <w:szCs w:val="17"/>
+        </w:rPr>
+        <w:t xml:space="preserve">  R² Score: ~0.47</w:t>
+      </w:r>
+    </w:p>
+    <w:p>
+      <w:pPr>
+        <w:spacing w:after="80" w:before="80"/>
+      </w:pPr>
+    </w:p>
+    <w:p>
+      <w:pPr>
+        <w:pStyle w:val="Heading2"/>
+        <w:spacing w:after="120" w:before="240"/>
+      </w:pPr>
+      <w:r>
+        <w:rPr>
+          <w:rFonts w:ascii="Arial" w:cs="Arial" w:eastAsia="Arial" w:hAnsi="Arial"/>
+          <w:b/>
+          <w:bCs/>
+          <w:color w:val="2E75B6"/>
+          <w:sz w:val="26"/>
+          <w:szCs w:val="26"/>
+        </w:rPr>
+        <w:t xml:space="preserve">3.5 Performance Results</w:t>
+      </w:r>
+    </w:p>
+    <w:tbl>
+      <w:tblPr>
+        <w:tblW w:type="dxa" w:w="9360"/>
+        <w:tblBorders>
+          <w:top w:val="single" w:color="auto" w:sz="4"/>
+          <w:left w:val="single" w:color="auto" w:sz="4"/>
+          <w:bottom w:val="single" w:color="auto" w:sz="4"/>
+          <w:right w:val="single" w:color="auto" w:sz="4"/>
+          <w:insideH w:val="single" w:color="auto" w:sz="4"/>
+          <w:insideV w:val="single" w:color="auto" w:sz="4"/>
+        </w:tblBorders>
+      </w:tblPr>
+      <w:tblGrid>
+        <w:gridCol w:w="2000"/>
+        <w:gridCol w:w="1800"/>
+        <w:gridCol w:w="1800"/>
+        <w:gridCol w:w="3760"/>
+      </w:tblGrid>
+      <w:tr>
+        <w:trPr>
+          <w:tblHeader/>
+        </w:trPr>
+        <w:tc>
+          <w:tcPr>
+            <w:tcW w:type="dxa" w:w="2000"/>
+            <w:tcBorders>
+              <w:top w:val="single" w:color="1F4E79" w:sz="1"/>
+              <w:left w:val="single" w:color="1F4E79" w:sz="1"/>
+              <w:bottom w:val="single" w:color="1F4E79" w:sz="1"/>
+              <w:right w:val="single" w:color="1F4E79" w:sz="1"/>
+            </w:tcBorders>
+            <w:shd w:fill="1F4E79" w:val="clear"/>
+            <w:tcMar>
+              <w:top w:type="dxa" w:w="80"/>
+              <w:left w:type="dxa" w:w="120"/>
+              <w:bottom w:type="dxa" w:w="80"/>
+              <w:right w:type="dxa" w:w="120"/>
+            </w:tcMar>
+          </w:tcPr>
+          <w:p>
+            <w:r>
+              <w:rPr>
+                <w:rFonts w:ascii="Arial" w:cs="Arial" w:eastAsia="Arial" w:hAnsi="Arial"/>
+                <w:b/>
+                <w:bCs/>
+                <w:color w:val="FFFFFF"/>
+                <w:sz w:val="19"/>
+                <w:szCs w:val="19"/>
+              </w:rPr>
+              <w:t xml:space="preserve">Metric</w:t>
+            </w:r>
+          </w:p>
+        </w:tc>
+        <w:tc>
+          <w:tcPr>
+            <w:tcW w:type="dxa" w:w="1800"/>
+            <w:tcBorders>
+              <w:top w:val="single" w:color="1F4E79" w:sz="1"/>
+              <w:left w:val="single" w:color="1F4E79" w:sz="1"/>
+              <w:bottom w:val="single" w:color="1F4E79" w:sz="1"/>
+              <w:right w:val="single" w:color="1F4E79" w:sz="1"/>
+            </w:tcBorders>
+            <w:shd w:fill="1F4E79" w:val="clear"/>
+            <w:tcMar>
+              <w:top w:type="dxa" w:w="80"/>
+              <w:left w:type="dxa" w:w="120"/>
+              <w:bottom w:type="dxa" w:w="80"/>
+              <w:right w:type="dxa" w:w="120"/>
+            </w:tcMar>
+          </w:tcPr>
+          <w:p>
+            <w:r>
+              <w:rPr>
+                <w:rFonts w:ascii="Arial" w:cs="Arial" w:eastAsia="Arial" w:hAnsi="Arial"/>
+                <w:b/>
+                <w:bCs/>
+                <w:color w:val="FFFFFF"/>
+                <w:sz w:val="19"/>
+                <w:szCs w:val="19"/>
+              </w:rPr>
+              <w:t xml:space="preserve">Train</w:t>
+            </w:r>
+          </w:p>
+        </w:tc>
+        <w:tc>
+          <w:tcPr>
+            <w:tcW w:type="dxa" w:w="1800"/>
+            <w:tcBorders>
+              <w:top w:val="single" w:color="1F4E79" w:sz="1"/>
+              <w:left w:val="single" w:color="1F4E79" w:sz="1"/>
+              <w:bottom w:val="single" w:color="1F4E79" w:sz="1"/>
+              <w:right w:val="single" w:color="1F4E79" w:sz="1"/>
+            </w:tcBorders>
+            <w:shd w:fill="1F4E79" w:val="clear"/>
+            <w:tcMar>
+              <w:top w:type="dxa" w:w="80"/>
+              <w:left w:type="dxa" w:w="120"/>
+              <w:bottom w:type="dxa" w:w="80"/>
+              <w:right w:type="dxa" w:w="120"/>
+            </w:tcMar>
+          </w:tcPr>
+          <w:p>
+            <w:r>
+              <w:rPr>
+                <w:rFonts w:ascii="Arial" w:cs="Arial" w:eastAsia="Arial" w:hAnsi="Arial"/>
+                <w:b/>
+                <w:bCs/>
+                <w:color w:val="FFFFFF"/>
+                <w:sz w:val="19"/>
+                <w:szCs w:val="19"/>
+              </w:rPr>
+              <w:t xml:space="preserve">Test</w:t>
+            </w:r>
+          </w:p>
+        </w:tc>
+        <w:tc>
+          <w:tcPr>
+            <w:tcW w:type="dxa" w:w="3760"/>
+            <w:tcBorders>
+              <w:top w:val="single" w:color="1F4E79" w:sz="1"/>
+              <w:left w:val="single" w:color="1F4E79" w:sz="1"/>
+              <w:bottom w:val="single" w:color="1F4E79" w:sz="1"/>
+              <w:right w:val="single" w:color="1F4E79" w:sz="1"/>
+            </w:tcBorders>
+            <w:shd w:fill="1F4E79" w:val="clear"/>
+            <w:tcMar>
+              <w:top w:type="dxa" w:w="80"/>
+              <w:left w:type="dxa" w:w="120"/>
+              <w:bottom w:type="dxa" w:w="80"/>
+              <w:right w:type="dxa" w:w="120"/>
+            </w:tcMar>
+          </w:tcPr>
+          <w:p>
+            <w:r>
+              <w:rPr>
+                <w:rFonts w:ascii="Arial" w:cs="Arial" w:eastAsia="Arial" w:hAnsi="Arial"/>
+                <w:b/>
+                <w:bCs/>
+                <w:color w:val="FFFFFF"/>
+                <w:sz w:val="19"/>
+                <w:szCs w:val="19"/>
+              </w:rPr>
+              <w:t xml:space="preserve">Interpretation</w:t>
+            </w:r>
+          </w:p>
+        </w:tc>
+      </w:tr>
+      <w:tr>
+        <w:tc>
+          <w:tcPr>
+            <w:tcW w:type="dxa" w:w="2000"/>
+            <w:tcBorders>
+              <w:top w:val="single" w:color="CCCCCC" w:sz="1"/>
+              <w:left w:val="single" w:color="CCCCCC" w:sz="1"/>
+              <w:bottom w:val="single" w:color="CCCCCC" w:sz="1"/>
+              <w:right w:val="single" w:color="CCCCCC" w:sz="1"/>
+            </w:tcBorders>
+            <w:shd w:fill="EBF3FB" w:val="clear"/>
+            <w:tcMar>
+              <w:top w:type="dxa" w:w="80"/>
+              <w:left w:type="dxa" w:w="120"/>
+              <w:bottom w:type="dxa" w:w="80"/>
+              <w:right w:type="dxa" w:w="120"/>
+            </w:tcMar>
+          </w:tcPr>
+          <w:p>
+            <w:r>
+              <w:rPr>
+                <w:rFonts w:ascii="Arial" w:cs="Arial" w:eastAsia="Arial" w:hAnsi="Arial"/>
+                <w:sz w:val="19"/>
+                <w:szCs w:val="19"/>
+              </w:rPr>
+              <w:t>RMSE</w:t>
+            </w:r>
+          </w:p>
+        </w:tc>
+        <w:tc>
+          <w:tcPr>
+            <w:tcW w:type="dxa" w:w="1800"/>
+            <w:tcBorders>
+              <w:top w:val="single" w:color="CCCCCC" w:sz="1"/>
+              <w:left w:val="single" w:color="CCCCCC" w:sz="1"/>
+              <w:bottom w:val="single" w:color="CCCCCC" w:sz="1"/>
+              <w:right w:val="single" w:color="CCCCCC" w:sz="1"/>
+            </w:tcBorders>
+            <w:shd w:fill="EBF3FB" w:val="clear"/>
+            <w:tcMar>
+              <w:top w:type="dxa" w:w="80"/>
+              <w:left w:type="dxa" w:w="120"/>
+              <w:bottom w:type="dxa" w:w="80"/>
+              <w:right w:type="dxa" w:w="120"/>
+            </w:tcMar>
+          </w:tcPr>
+          <w:p>
+            <w:r>
+              <w:rPr>
+                <w:rFonts w:ascii="Arial" w:cs="Arial" w:eastAsia="Arial" w:hAnsi="Arial"/>
+                <w:sz w:val="19"/>
+                <w:szCs w:val="19"/>
+              </w:rPr>
+              <w:t>27.86 months</w:t>
+            </w:r>
+          </w:p>
+        </w:tc>
+        <w:tc>
+          <w:tcPr>
+            <w:tcW w:type="dxa" w:w="1800"/>
+            <w:tcBorders>
+              <w:top w:val="single" w:color="CCCCCC" w:sz="1"/>
+              <w:left w:val="single" w:color="CCCCCC" w:sz="1"/>
+              <w:bottom w:val="single" w:color="CCCCCC" w:sz="1"/>
+              <w:right w:val="single" w:color="CCCCCC" w:sz="1"/>
+            </w:tcBorders>
+            <w:shd w:fill="EBF3FB" w:val="clear"/>
+            <w:tcMar>
+              <w:top w:type="dxa" w:w="80"/>
+              <w:left w:type="dxa" w:w="120"/>
+              <w:bottom w:type="dxa" w:w="80"/>
+              <w:right w:type="dxa" w:w="120"/>
+            </w:tcMar>
+          </w:tcPr>
+          <w:p>
+            <w:r>
+              <w:rPr>
+                <w:rFonts w:ascii="Arial" w:cs="Arial" w:eastAsia="Arial" w:hAnsi="Arial"/>
+                <w:sz w:val="19"/>
+                <w:szCs w:val="19"/>
+              </w:rPr>
+              <w:t>28.05 months</w:t>
+            </w:r>
+          </w:p>
+        </w:tc>
+        <w:tc>
+          <w:tcPr>
+            <w:tcW w:type="dxa" w:w="3760"/>
+            <w:tcBorders>
+              <w:top w:val="single" w:color="CCCCCC" w:sz="1"/>
+              <w:left w:val="single" w:color="CCCCCC" w:sz="1"/>
+              <w:bottom w:val="single" w:color="CCCCCC" w:sz="1"/>
+              <w:right w:val="single" w:color="CCCCCC" w:sz="1"/>
+            </w:tcBorders>
+            <w:shd w:fill="EBF3FB" w:val="clear"/>
+            <w:tcMar>
+              <w:top w:type="dxa" w:w="80"/>
+              <w:left w:type="dxa" w:w="120"/>
+              <w:bottom w:type="dxa" w:w="80"/>
+              <w:right w:type="dxa" w:w="120"/>
+            </w:tcMar>
+          </w:tcPr>
+          <w:p>
+            <w:r>
+              <w:rPr>
+                <w:rFonts w:ascii="Arial" w:cs="Arial" w:eastAsia="Arial" w:hAnsi="Arial"/>
+                <w:sz w:val="19"/>
+                <w:szCs w:val="19"/>
+              </w:rPr>
+              <w:t>Average prediction error (penalises large errors more)</w:t>
+            </w:r>
+          </w:p>
+        </w:tc>
+      </w:tr>
+      <w:tr>
+        <w:tc>
+          <w:tcPr>
+            <w:tcW w:type="dxa" w:w="2000"/>
+            <w:tcBorders>
+              <w:top w:val="single" w:color="CCCCCC" w:sz="1"/>
+              <w:left w:val="single" w:color="CCCCCC" w:sz="1"/>
+              <w:bottom w:val="single" w:color="CCCCCC" w:sz="1"/>
+              <w:right w:val="single" w:color="CCCCCC" w:sz="1"/>
+            </w:tcBorders>
+            <w:shd w:fill="FFFFFF" w:val="clear"/>
+            <w:tcMar>
+              <w:top w:type="dxa" w:w="80"/>
+              <w:left w:type="dxa" w:w="120"/>
+              <w:bottom w:type="dxa" w:w="80"/>
+              <w:right w:type="dxa" w:w="120"/>
+            </w:tcMar>
+          </w:tcPr>
+          <w:p>
+            <w:r>
+              <w:rPr>
+                <w:rFonts w:ascii="Arial" w:cs="Arial" w:eastAsia="Arial" w:hAnsi="Arial"/>
+                <w:sz w:val="19"/>
+                <w:szCs w:val="19"/>
+              </w:rPr>
+              <w:t>MAE</w:t>
+            </w:r>
+          </w:p>
+        </w:tc>
+        <w:tc>
+          <w:tcPr>
+            <w:tcW w:type="dxa" w:w="1800"/>
+            <w:tcBorders>
+              <w:top w:val="single" w:color="CCCCCC" w:sz="1"/>
+              <w:left w:val="single" w:color="CCCCCC" w:sz="1"/>
+              <w:bottom w:val="single" w:color="CCCCCC" w:sz="1"/>
+              <w:right w:val="single" w:color="CCCCCC" w:sz="1"/>
+            </w:tcBorders>
+            <w:shd w:fill="FFFFFF" w:val="clear"/>
+            <w:tcMar>
+              <w:top w:type="dxa" w:w="80"/>
+              <w:left w:type="dxa" w:w="120"/>
+              <w:bottom w:type="dxa" w:w="80"/>
+              <w:right w:type="dxa" w:w="120"/>
+            </w:tcMar>
+          </w:tcPr>
+          <w:p>
+            <w:r>
+              <w:rPr>
+                <w:rFonts w:ascii="Arial" w:cs="Arial" w:eastAsia="Arial" w:hAnsi="Arial"/>
+                <w:sz w:val="19"/>
+                <w:szCs w:val="19"/>
+              </w:rPr>
+              <w:t>15.78 months</w:t>
+            </w:r>
+          </w:p>
+        </w:tc>
+        <w:tc>
+          <w:tcPr>
+            <w:tcW w:type="dxa" w:w="1800"/>
+            <w:tcBorders>
+              <w:top w:val="single" w:color="CCCCCC" w:sz="1"/>
+              <w:left w:val="single" w:color="CCCCCC" w:sz="1"/>
+              <w:bottom w:val="single" w:color="CCCCCC" w:sz="1"/>
+              <w:right w:val="single" w:color="CCCCCC" w:sz="1"/>
+            </w:tcBorders>
+            <w:shd w:fill="FFFFFF" w:val="clear"/>
+            <w:tcMar>
+              <w:top w:type="dxa" w:w="80"/>
+              <w:left w:type="dxa" w:w="120"/>
+              <w:bottom w:type="dxa" w:w="80"/>
+              <w:right w:type="dxa" w:w="120"/>
+            </w:tcMar>
+          </w:tcPr>
+          <w:p>
+            <w:r>
+              <w:rPr>
+                <w:rFonts w:ascii="Arial" w:cs="Arial" w:eastAsia="Arial" w:hAnsi="Arial"/>
+                <w:sz w:val="19"/>
+                <w:szCs w:val="19"/>
+              </w:rPr>
+              <w:t>15.87 months</w:t>
+            </w:r>
+          </w:p>
+        </w:tc>
+        <w:tc>
+          <w:tcPr>
+            <w:tcW w:type="dxa" w:w="3760"/>
+            <w:tcBorders>
+              <w:top w:val="single" w:color="CCCCCC" w:sz="1"/>
+              <w:left w:val="single" w:color="CCCCCC" w:sz="1"/>
+              <w:bottom w:val="single" w:color="CCCCCC" w:sz="1"/>
+              <w:right w:val="single" w:color="CCCCCC" w:sz="1"/>
+            </w:tcBorders>
+            <w:shd w:fill="FFFFFF" w:val="clear"/>
+            <w:tcMar>
+              <w:top w:type="dxa" w:w="80"/>
+              <w:left w:type="dxa" w:w="120"/>
+              <w:bottom w:type="dxa" w:w="80"/>
+              <w:right w:type="dxa" w:w="120"/>
+            </w:tcMar>
+          </w:tcPr>
+          <w:p>
+            <w:r>
+              <w:rPr>
+                <w:rFonts w:ascii="Arial" w:cs="Arial" w:eastAsia="Arial" w:hAnsi="Arial"/>
+                <w:sz w:val="19"/>
+                <w:szCs w:val="19"/>
+              </w:rPr>
+              <w:t>Average absolute error of ~16 months</w:t>
+            </w:r>
+          </w:p>
+        </w:tc>
+      </w:tr>
+      <w:tr>
+        <w:tc>
+          <w:tcPr>
+            <w:tcW w:type="dxa" w:w="2000"/>
+            <w:tcBorders>
+              <w:top w:val="single" w:color="CCCCCC" w:sz="1"/>
+              <w:left w:val="single" w:color="CCCCCC" w:sz="1"/>
+              <w:bottom w:val="single" w:color="CCCCCC" w:sz="1"/>
+              <w:right w:val="single" w:color="CCCCCC" w:sz="1"/>
+            </w:tcBorders>
+            <w:shd w:fill="EBF3FB" w:val="clear"/>
+            <w:tcMar>
+              <w:top w:type="dxa" w:w="80"/>
+              <w:left w:type="dxa" w:w="120"/>
+              <w:bottom w:type="dxa" w:w="80"/>
+              <w:right w:type="dxa" w:w="120"/>
+            </w:tcMar>
+          </w:tcPr>
+          <w:p>
+            <w:r>
+              <w:rPr>
+                <w:rFonts w:ascii="Arial" w:cs="Arial" w:eastAsia="Arial" w:hAnsi="Arial"/>
+                <w:sz w:val="19"/>
+                <w:szCs w:val="19"/>
+              </w:rPr>
+              <w:t>R² Score</w:t>
+            </w:r>
+          </w:p>
+        </w:tc>
+        <w:tc>
+          <w:tcPr>
+            <w:tcW w:type="dxa" w:w="1800"/>
+            <w:tcBorders>
+              <w:top w:val="single" w:color="CCCCCC" w:sz="1"/>
+              <w:left w:val="single" w:color="CCCCCC" w:sz="1"/>
+              <w:bottom w:val="single" w:color="CCCCCC" w:sz="1"/>
+              <w:right w:val="single" w:color="CCCCCC" w:sz="1"/>
+            </w:tcBorders>
+            <w:shd w:fill="EBF3FB" w:val="clear"/>
+            <w:tcMar>
+              <w:top w:type="dxa" w:w="80"/>
+              <w:left w:type="dxa" w:w="120"/>
+              <w:bottom w:type="dxa" w:w="80"/>
+              <w:right w:type="dxa" w:w="120"/>
+            </w:tcMar>
+          </w:tcPr>
+          <w:p>
+            <w:r>
+              <w:rPr>
+                <w:rFonts w:ascii="Arial" w:cs="Arial" w:eastAsia="Arial" w:hAnsi="Arial"/>
+                <w:sz w:val="19"/>
+                <w:szCs w:val="19"/>
+              </w:rPr>
+              <w:t>0.472</w:t>
+            </w:r>
+          </w:p>
+        </w:tc>
+        <w:tc>
+          <w:tcPr>
+            <w:tcW w:type="dxa" w:w="1800"/>
+            <w:tcBorders>
+              <w:top w:val="single" w:color="CCCCCC" w:sz="1"/>
+              <w:left w:val="single" w:color="CCCCCC" w:sz="1"/>
+              <w:bottom w:val="single" w:color="CCCCCC" w:sz="1"/>
+              <w:right w:val="single" w:color="CCCCCC" w:sz="1"/>
+            </w:tcBorders>
+            <w:shd w:fill="EBF3FB" w:val="clear"/>
+            <w:tcMar>
+              <w:top w:type="dxa" w:w="80"/>
+              <w:left w:type="dxa" w:w="120"/>
+              <w:bottom w:type="dxa" w:w="80"/>
+              <w:right w:type="dxa" w:w="120"/>
+            </w:tcMar>
+          </w:tcPr>
+          <w:p>
+            <w:r>
+              <w:rPr>
+                <w:rFonts w:ascii="Arial" w:cs="Arial" w:eastAsia="Arial" w:hAnsi="Arial"/>
+                <w:sz w:val="19"/>
+                <w:szCs w:val="19"/>
+              </w:rPr>
+              <w:t>0.467</w:t>
+            </w:r>
+          </w:p>
+        </w:tc>
+        <w:tc>
+          <w:tcPr>
+            <w:tcW w:type="dxa" w:w="3760"/>
+            <w:tcBorders>
+              <w:top w:val="single" w:color="CCCCCC" w:sz="1"/>
+              <w:left w:val="single" w:color="CCCCCC" w:sz="1"/>
+              <w:bottom w:val="single" w:color="CCCCCC" w:sz="1"/>
+              <w:right w:val="single" w:color="CCCCCC" w:sz="1"/>
+            </w:tcBorders>
+            <w:shd w:fill="EBF3FB" w:val="clear"/>
+            <w:tcMar>
+              <w:top w:type="dxa" w:w="80"/>
+              <w:left w:type="dxa" w:w="120"/>
+              <w:bottom w:type="dxa" w:w="80"/>
+              <w:right w:type="dxa" w:w="120"/>
+            </w:tcMar>
+          </w:tcPr>
+          <w:p>
+            <w:r>
+              <w:rPr>
+                <w:rFonts w:ascii="Arial" w:cs="Arial" w:eastAsia="Arial" w:hAnsi="Arial"/>
+                <w:sz w:val="19"/>
+                <w:szCs w:val="19"/>
+              </w:rPr>
+              <w:t>Model explains 46.7% of survival variance</w:t>
+            </w:r>
+          </w:p>
+        </w:tc>
+      </w:tr>
+      <w:tr>
+        <w:tc>
+          <w:tcPr>
+            <w:tcW w:type="dxa" w:w="2000"/>
+            <w:tcBorders>
+              <w:top w:val="single" w:color="CCCCCC" w:sz="1"/>
+              <w:left w:val="single" w:color="CCCCCC" w:sz="1"/>
+              <w:bottom w:val="single" w:color="CCCCCC" w:sz="1"/>
+              <w:right w:val="single" w:color="CCCCCC" w:sz="1"/>
+            </w:tcBorders>
+            <w:shd w:fill="FFFFFF" w:val="clear"/>
+            <w:tcMar>
+              <w:top w:type="dxa" w:w="80"/>
+              <w:left w:type="dxa" w:w="120"/>
+              <w:bottom w:type="dxa" w:w="80"/>
+              <w:right w:type="dxa" w:w="120"/>
+            </w:tcMar>
+          </w:tcPr>
+          <w:p>
+            <w:r>
+              <w:rPr>
+                <w:rFonts w:ascii="Arial" w:cs="Arial" w:eastAsia="Arial" w:hAnsi="Arial"/>
+                <w:sz w:val="19"/>
+                <w:szCs w:val="19"/>
+              </w:rPr>
+              <w:t>Overfitting (R² diff)</w:t>
+            </w:r>
+          </w:p>
+        </w:tc>
+        <w:tc>
+          <w:tcPr>
+            <w:tcW w:type="dxa" w:w="1800"/>
+            <w:tcBorders>
+              <w:top w:val="single" w:color="CCCCCC" w:sz="1"/>
+              <w:left w:val="single" w:color="CCCCCC" w:sz="1"/>
+              <w:bottom w:val="single" w:color="CCCCCC" w:sz="1"/>
+              <w:right w:val="single" w:color="CCCCCC" w:sz="1"/>
+            </w:tcBorders>
+            <w:shd w:fill="FFFFFF" w:val="clear"/>
+            <w:tcMar>
+              <w:top w:type="dxa" w:w="80"/>
+              <w:left w:type="dxa" w:w="120"/>
+              <w:bottom w:type="dxa" w:w="80"/>
+              <w:right w:type="dxa" w:w="120"/>
+            </w:tcMar>
+          </w:tcPr>
+          <w:p>
+            <w:r>
+              <w:rPr>
+                <w:rFonts w:ascii="Arial" w:cs="Arial" w:eastAsia="Arial" w:hAnsi="Arial"/>
+                <w:sz w:val="19"/>
+                <w:szCs w:val="19"/>
+              </w:rPr>
+              <w:t>—</w:t>
+            </w:r>
+          </w:p>
+        </w:tc>
+        <w:tc>
+          <w:tcPr>
+            <w:tcW w:type="dxa" w:w="1800"/>
+            <w:tcBorders>
+              <w:top w:val="single" w:color="CCCCCC" w:sz="1"/>
+              <w:left w:val="single" w:color="CCCCCC" w:sz="1"/>
+              <w:bottom w:val="single" w:color="CCCCCC" w:sz="1"/>
+              <w:right w:val="single" w:color="CCCCCC" w:sz="1"/>
+            </w:tcBorders>
+            <w:shd w:fill="FFFFFF" w:val="clear"/>
+            <w:tcMar>
+              <w:top w:type="dxa" w:w="80"/>
+              <w:left w:type="dxa" w:w="120"/>
+              <w:bottom w:type="dxa" w:w="80"/>
+              <w:right w:type="dxa" w:w="120"/>
+            </w:tcMar>
+          </w:tcPr>
+          <w:p>
+            <w:r>
+              <w:rPr>
+                <w:rFonts w:ascii="Arial" w:cs="Arial" w:eastAsia="Arial" w:hAnsi="Arial"/>
+                <w:sz w:val="19"/>
+                <w:szCs w:val="19"/>
+              </w:rPr>
+              <w:t>0.005</w:t>
+            </w:r>
+          </w:p>
+        </w:tc>
+        <w:tc>
+          <w:tcPr>
+            <w:tcW w:type="dxa" w:w="3760"/>
+            <w:tcBorders>
+              <w:top w:val="single" w:color="CCCCCC" w:sz="1"/>
+              <w:left w:val="single" w:color="CCCCCC" w:sz="1"/>
+              <w:bottom w:val="single" w:color="CCCCCC" w:sz="1"/>
+              <w:right w:val="single" w:color="CCCCCC" w:sz="1"/>
+            </w:tcBorders>
+            <w:shd w:fill="FFFFFF" w:val="clear"/>
+            <w:tcMar>
+              <w:top w:type="dxa" w:w="80"/>
+              <w:left w:type="dxa" w:w="120"/>
+              <w:bottom w:type="dxa" w:w="80"/>
+              <w:right w:type="dxa" w:w="120"/>
+            </w:tcMar>
+          </w:tcPr>
+          <w:p>
+            <w:r>
+              <w:rPr>
+                <w:rFonts w:ascii="Arial" w:cs="Arial" w:eastAsia="Arial" w:hAnsi="Arial"/>
+                <w:sz w:val="19"/>
+                <w:szCs w:val="19"/>
+              </w:rPr>
+              <w:t>✓ Negligible — model generalises well</w:t>
             </w:r>
           </w:p>
         </w:tc>
@@ -4338,7 +5086,7 @@
                 <w:sz w:val="19"/>
                 <w:szCs w:val="19"/>
               </w:rPr>
-              <w:t xml:space="preserve">1</w:t>
+              <w:t>1</w:t>
             </w:r>
           </w:p>
         </w:tc>
@@ -4366,7 +5114,7 @@
                 <w:sz w:val="19"/>
                 <w:szCs w:val="19"/>
               </w:rPr>
-              <w:t xml:space="preserve">Year of diagnosis</w:t>
+              <w:t>RX Summ–Surg Prim Site (1998+)_Encoded</w:t>
             </w:r>
           </w:p>
         </w:tc>
@@ -4394,7 +5142,7 @@
                 <w:sz w:val="19"/>
                 <w:szCs w:val="19"/>
               </w:rPr>
-              <w:t xml:space="preserve">0.5429</w:t>
+              <w:t>0.5226</w:t>
             </w:r>
           </w:p>
         </w:tc>
@@ -4424,7 +5172,7 @@
                 <w:sz w:val="19"/>
                 <w:szCs w:val="19"/>
               </w:rPr>
-              <w:t xml:space="preserve">2</w:t>
+              <w:t>2</w:t>
             </w:r>
           </w:p>
         </w:tc>
@@ -4452,7 +5200,7 @@
                 <w:sz w:val="19"/>
                 <w:szCs w:val="19"/>
               </w:rPr>
-              <w:t xml:space="preserve">COD to site recode ICD-O-3 2023 Revision Expanded (1999+)_Encoded</w:t>
+              <w:t>SEER historic stage A (1973–2015)_Encoded</w:t>
             </w:r>
           </w:p>
         </w:tc>
@@ -4480,7 +5228,7 @@
                 <w:sz w:val="19"/>
                 <w:szCs w:val="19"/>
               </w:rPr>
-              <w:t xml:space="preserve">0.3076</w:t>
+              <w:t>0.2317</w:t>
             </w:r>
           </w:p>
         </w:tc>
@@ -4510,7 +5258,7 @@
                 <w:sz w:val="19"/>
                 <w:szCs w:val="19"/>
               </w:rPr>
-              <w:t xml:space="preserve">3</w:t>
+              <w:t>3</w:t>
             </w:r>
           </w:p>
         </w:tc>
@@ -4538,7 +5286,7 @@
                 <w:sz w:val="19"/>
                 <w:szCs w:val="19"/>
               </w:rPr>
-              <w:t xml:space="preserve">RX Summ–Surg Prim Site (1998+)_Encoded</w:t>
+              <w:t>Age_Mean_Scaled</w:t>
             </w:r>
           </w:p>
         </w:tc>
@@ -4566,7 +5314,7 @@
                 <w:sz w:val="19"/>
                 <w:szCs w:val="19"/>
               </w:rPr>
-              <w:t xml:space="preserve">0.0783</w:t>
+              <w:t>0.0898</w:t>
             </w:r>
           </w:p>
         </w:tc>
@@ -4596,7 +5344,7 @@
                 <w:sz w:val="19"/>
                 <w:szCs w:val="19"/>
               </w:rPr>
-              <w:t xml:space="preserve">4</w:t>
+              <w:t>4</w:t>
             </w:r>
           </w:p>
         </w:tc>
@@ -4624,7 +5372,7 @@
                 <w:sz w:val="19"/>
                 <w:szCs w:val="19"/>
               </w:rPr>
-              <w:t xml:space="preserve">SEER historic stage A (1973–2015)_Encoded</w:t>
+              <w:t>Year of diagnosis</w:t>
             </w:r>
           </w:p>
         </w:tc>
@@ -4652,7 +5400,7 @@
                 <w:sz w:val="19"/>
                 <w:szCs w:val="19"/>
               </w:rPr>
-              <w:t xml:space="preserve">0.0272</w:t>
+              <w:t>0.0723</w:t>
             </w:r>
           </w:p>
         </w:tc>
@@ -4682,7 +5430,7 @@
                 <w:sz w:val="19"/>
                 <w:szCs w:val="19"/>
               </w:rPr>
-              <w:t xml:space="preserve">5</w:t>
+              <w:t>5</w:t>
             </w:r>
           </w:p>
         </w:tc>
@@ -4710,7 +5458,7 @@
                 <w:sz w:val="19"/>
                 <w:szCs w:val="19"/>
               </w:rPr>
-              <w:t xml:space="preserve">Treatment_Days_Scaled</w:t>
+              <w:t>Tumor_Size_mm_Scaled</w:t>
             </w:r>
           </w:p>
         </w:tc>
@@ -4738,7 +5486,7 @@
                 <w:sz w:val="19"/>
                 <w:szCs w:val="19"/>
               </w:rPr>
-              <w:t xml:space="preserve">0.0137</w:t>
+              <w:t>0.0370</w:t>
             </w:r>
           </w:p>
         </w:tc>
@@ -4768,7 +5516,7 @@
                 <w:sz w:val="19"/>
                 <w:szCs w:val="19"/>
               </w:rPr>
-              <w:t xml:space="preserve">6</w:t>
+              <w:t>6</w:t>
             </w:r>
           </w:p>
         </w:tc>
@@ -4796,7 +5544,7 @@
                 <w:sz w:val="19"/>
                 <w:szCs w:val="19"/>
               </w:rPr>
-              <w:t xml:space="preserve">Derived Summary Grade 2018 (2018+) with NULL_Encoded</w:t>
+              <w:t>Treatment_Days_Scaled</w:t>
             </w:r>
           </w:p>
         </w:tc>
@@ -4824,7 +5572,7 @@
                 <w:sz w:val="19"/>
                 <w:szCs w:val="19"/>
               </w:rPr>
-              <w:t xml:space="preserve">0.0115</w:t>
+              <w:t>0.0297</w:t>
             </w:r>
           </w:p>
         </w:tc>
@@ -4854,7 +5602,7 @@
                 <w:sz w:val="19"/>
                 <w:szCs w:val="19"/>
               </w:rPr>
-              <w:t xml:space="preserve">7</w:t>
+              <w:t>7</w:t>
             </w:r>
           </w:p>
         </w:tc>
@@ -4882,7 +5630,7 @@
                 <w:sz w:val="19"/>
                 <w:szCs w:val="19"/>
               </w:rPr>
-              <w:t xml:space="preserve">Age_Mean_Scaled</w:t>
+              <w:t>Sex_Encoded</w:t>
             </w:r>
           </w:p>
         </w:tc>
@@ -4910,7 +5658,7 @@
                 <w:sz w:val="19"/>
                 <w:szCs w:val="19"/>
               </w:rPr>
-              <w:t xml:space="preserve">0.0081</w:t>
+              <w:t>0.0148</w:t>
             </w:r>
           </w:p>
         </w:tc>
@@ -4940,7 +5688,7 @@
                 <w:sz w:val="19"/>
                 <w:szCs w:val="19"/>
               </w:rPr>
-              <w:t xml:space="preserve">8</w:t>
+              <w:t>8</w:t>
             </w:r>
           </w:p>
         </w:tc>
@@ -4968,7 +5716,7 @@
                 <w:sz w:val="19"/>
                 <w:szCs w:val="19"/>
               </w:rPr>
-              <w:t xml:space="preserve">Tumor_Size_mm_Scaled</w:t>
+              <w:t>Derived Summary Grade 2018 (2018+) with NULL_Encoded</w:t>
             </w:r>
           </w:p>
         </w:tc>
@@ -4996,7 +5744,7 @@
                 <w:sz w:val="19"/>
                 <w:szCs w:val="19"/>
               </w:rPr>
-              <w:t xml:space="preserve">0.0075</w:t>
+              <w:t>0.0016</w:t>
             </w:r>
           </w:p>
         </w:tc>
@@ -5026,7 +5774,7 @@
                 <w:sz w:val="19"/>
                 <w:szCs w:val="19"/>
               </w:rPr>
-              <w:t xml:space="preserve">9</w:t>
+              <w:t>9</w:t>
             </w:r>
           </w:p>
         </w:tc>
@@ -5054,7 +5802,7 @@
                 <w:sz w:val="19"/>
                 <w:szCs w:val="19"/>
               </w:rPr>
-              <w:t xml:space="preserve">Sex_Encoded</w:t>
+              <w:t>Marital status at diagnosis_Encoded</w:t>
             </w:r>
           </w:p>
         </w:tc>
@@ -5082,93 +5830,7 @@
                 <w:sz w:val="19"/>
                 <w:szCs w:val="19"/>
               </w:rPr>
-              <w:t xml:space="preserve">0.0025</w:t>
-            </w:r>
-          </w:p>
-        </w:tc>
-      </w:tr>
-      <w:tr>
-        <w:tc>
-          <w:tcPr>
-            <w:tcW w:type="dxa" w:w="800"/>
-            <w:tcBorders>
-              <w:top w:val="single" w:color="CCCCCC" w:sz="1"/>
-              <w:left w:val="single" w:color="CCCCCC" w:sz="1"/>
-              <w:bottom w:val="single" w:color="CCCCCC" w:sz="1"/>
-              <w:right w:val="single" w:color="CCCCCC" w:sz="1"/>
-            </w:tcBorders>
-            <w:shd w:fill="FFFFFF" w:val="clear"/>
-            <w:tcMar>
-              <w:top w:type="dxa" w:w="80"/>
-              <w:left w:type="dxa" w:w="120"/>
-              <w:bottom w:type="dxa" w:w="80"/>
-              <w:right w:type="dxa" w:w="120"/>
-            </w:tcMar>
-          </w:tcPr>
-          <w:p>
-            <w:r>
-              <w:rPr>
-                <w:rFonts w:ascii="Arial" w:cs="Arial" w:eastAsia="Arial" w:hAnsi="Arial"/>
-                <w:sz w:val="19"/>
-                <w:szCs w:val="19"/>
-              </w:rPr>
-              <w:t xml:space="preserve">10</w:t>
-            </w:r>
-          </w:p>
-        </w:tc>
-        <w:tc>
-          <w:tcPr>
-            <w:tcW w:type="dxa" w:w="6160"/>
-            <w:tcBorders>
-              <w:top w:val="single" w:color="CCCCCC" w:sz="1"/>
-              <w:left w:val="single" w:color="CCCCCC" w:sz="1"/>
-              <w:bottom w:val="single" w:color="CCCCCC" w:sz="1"/>
-              <w:right w:val="single" w:color="CCCCCC" w:sz="1"/>
-            </w:tcBorders>
-            <w:shd w:fill="FFFFFF" w:val="clear"/>
-            <w:tcMar>
-              <w:top w:type="dxa" w:w="80"/>
-              <w:left w:type="dxa" w:w="120"/>
-              <w:bottom w:type="dxa" w:w="80"/>
-              <w:right w:type="dxa" w:w="120"/>
-            </w:tcMar>
-          </w:tcPr>
-          <w:p>
-            <w:r>
-              <w:rPr>
-                <w:rFonts w:ascii="Arial" w:cs="Arial" w:eastAsia="Arial" w:hAnsi="Arial"/>
-                <w:sz w:val="19"/>
-                <w:szCs w:val="19"/>
-              </w:rPr>
-              <w:t xml:space="preserve">Marital status at diagnosis_Encoded</w:t>
-            </w:r>
-          </w:p>
-        </w:tc>
-        <w:tc>
-          <w:tcPr>
-            <w:tcW w:type="dxa" w:w="2400"/>
-            <w:tcBorders>
-              <w:top w:val="single" w:color="CCCCCC" w:sz="1"/>
-              <w:left w:val="single" w:color="CCCCCC" w:sz="1"/>
-              <w:bottom w:val="single" w:color="CCCCCC" w:sz="1"/>
-              <w:right w:val="single" w:color="CCCCCC" w:sz="1"/>
-            </w:tcBorders>
-            <w:shd w:fill="FFFFFF" w:val="clear"/>
-            <w:tcMar>
-              <w:top w:type="dxa" w:w="80"/>
-              <w:left w:type="dxa" w:w="120"/>
-              <w:bottom w:type="dxa" w:w="80"/>
-              <w:right w:type="dxa" w:w="120"/>
-            </w:tcMar>
-          </w:tcPr>
-          <w:p>
-            <w:r>
-              <w:rPr>
-                <w:rFonts w:ascii="Arial" w:cs="Arial" w:eastAsia="Arial" w:hAnsi="Arial"/>
-                <w:sz w:val="19"/>
-                <w:szCs w:val="19"/>
-              </w:rPr>
-              <w:t xml:space="preserve">0.0006</w:t>
+              <w:t>0.0006</w:t>
             </w:r>
           </w:p>
         </w:tc>
@@ -5723,7 +6385,7 @@
           <w:sz w:val="20"/>
           <w:szCs w:val="20"/>
         </w:rPr>
-        <w:t xml:space="preserve">DtypeWarning on Derived Summary Grade column: add low_memory=False to pd.read_csv() to suppress</w:t>
+        <w:t>DtypeWarning on Derived Summary Grade column: STILL PRESENT in the v4 Decision Tree script. Add low_memory=False to pd.read_csv() (already done in the NN and RSF scripts). Mixed types appear to split identical grades into separate codes: the DT encodes 16 grade values vs 11 in the other scripts.</w:t>
       </w:r>
     </w:p>
     <w:p>
@@ -5741,7 +6403,7 @@
           <w:sz w:val="20"/>
           <w:szCs w:val="20"/>
         </w:rPr>
-        <w:t xml:space="preserve">ChainedAssignmentError on df[col].fillna(..., inplace=True): replace with df[col] = df[col].fillna('Unknown') to fix</w:t>
+        <w:t>ChainedAssignmentError on df[col].fillna(..., inplace=True): fixed in v4 by using df[col] = df[col].fillna('Unknown')</w:t>
       </w:r>
     </w:p>
     <w:p>
@@ -5916,7 +6578,7 @@
           <w:sz w:val="20"/>
           <w:szCs w:val="20"/>
         </w:rPr>
-        <w:t xml:space="preserve">Feature weighting (Step 12b): each input column is multiplied by sqrt(importance / mean_importance), boosting Year of diagnosis (~2.3x) while avoiding gradient collapse from linear scaling (~5.3x)</w:t>
+        <w:t>Feature weighting (Step 12b): each input column is multiplied by sqrt(importance / mean_importance). In v4 surgery receives the largest weight (2.17x) and marital status the smallest (0.07x). This step is a suspected contributor to poor performance and is slated for removal (Section 4.7).</w:t>
       </w:r>
     </w:p>
     <w:p>
@@ -5935,6 +6597,24 @@
           <w:szCs w:val="20"/>
         </w:rPr>
         <w:t xml:space="preserve">RSF receives the original unweighted feature matrix; weighting applies to the NN only</w:t>
+      </w:r>
+    </w:p>
+    <w:p>
+      <w:pPr>
+        <w:pStyle w:val="ListParagraph"/>
+        <w:numPr>
+          <w:ilvl w:val="0"/>
+          <w:numId w:val="2"/>
+        </w:numPr>
+        <w:spacing w:after="40" w:before="40"/>
+      </w:pPr>
+      <w:r>
+        <w:rPr>
+          <w:rFonts w:ascii="Arial" w:cs="Arial" w:eastAsia="Arial" w:hAnsi="Arial"/>
+          <w:sz w:val="20"/>
+          <w:szCs w:val="20"/>
+        </w:rPr>
+        <w:t>Validation set (v4): 10% of the training data (69,203 patients) is held out to drive the learning-rate scheduler, so the test set is never used during training</w:t>
       </w:r>
     </w:p>
     <w:p>
@@ -6127,7 +6807,7 @@
                 <w:sz w:val="19"/>
                 <w:szCs w:val="19"/>
               </w:rPr>
-              <w:t xml:space="preserve">10 features</w:t>
+              <w:t>9 features</w:t>
             </w:r>
           </w:p>
         </w:tc>
@@ -6643,7 +7323,7 @@
                 <w:sz w:val="19"/>
                 <w:szCs w:val="19"/>
               </w:rPr>
-              <w:t xml:space="preserve">12,737</w:t>
+              <w:t>12,609</w:t>
             </w:r>
           </w:p>
         </w:tc>
@@ -6951,7 +7631,7 @@
                 <w:sz w:val="19"/>
                 <w:szCs w:val="19"/>
               </w:rPr>
-              <w:t xml:space="preserve">ReduceLROnPlateau (patience=20, factor=0.5)</w:t>
+              <w:t>ReduceLROnPlateau (patience=20, factor=0.5) on validation loss</w:t>
             </w:r>
           </w:p>
         </w:tc>
@@ -7221,7 +7901,7 @@
           <w:sz w:val="20"/>
           <w:szCs w:val="20"/>
         </w:rPr>
-        <w:t xml:space="preserve">These weights are derived from Decision Tree feature importances and applied in Step 12b. The sqrt() transformation prevents Year of diagnosis from dominating gradients.</w:t>
+        <w:t>These weights are derived from v4 Decision Tree feature importances (COD removed) and applied in Step 12b. The sqrt() transformation compresses the range so no single feature dominates gradients.</w:t>
       </w:r>
     </w:p>
     <w:tbl>
@@ -7364,7 +8044,7 @@
                 <w:sz w:val="19"/>
                 <w:szCs w:val="19"/>
               </w:rPr>
-              <w:t xml:space="preserve">Year of diagnosis</w:t>
+              <w:t>RX Summ–Surg Prim Site (1998+)_Encoded</w:t>
             </w:r>
           </w:p>
         </w:tc>
@@ -7392,7 +8072,7 @@
                 <w:sz w:val="19"/>
                 <w:szCs w:val="19"/>
               </w:rPr>
-              <w:t xml:space="preserve">0.5429</w:t>
+              <w:t>0.5226</w:t>
             </w:r>
           </w:p>
         </w:tc>
@@ -7420,7 +8100,7 @@
                 <w:sz w:val="19"/>
                 <w:szCs w:val="19"/>
               </w:rPr>
-              <w:t xml:space="preserve">2.3301</w:t>
+              <w:t>2.1688</w:t>
             </w:r>
           </w:p>
         </w:tc>
@@ -7450,7 +8130,7 @@
                 <w:sz w:val="19"/>
                 <w:szCs w:val="19"/>
               </w:rPr>
-              <w:t xml:space="preserve">COD to site recode ICD-O-3 2023 Revision Expanded (1999+)_Encoded</w:t>
+              <w:t>SEER historic stage A (1973–2015)_Encoded</w:t>
             </w:r>
           </w:p>
         </w:tc>
@@ -7478,7 +8158,7 @@
                 <w:sz w:val="19"/>
                 <w:szCs w:val="19"/>
               </w:rPr>
-              <w:t xml:space="preserve">0.3076</w:t>
+              <w:t>0.2317</w:t>
             </w:r>
           </w:p>
         </w:tc>
@@ -7506,7 +8186,7 @@
                 <w:sz w:val="19"/>
                 <w:szCs w:val="19"/>
               </w:rPr>
-              <w:t xml:space="preserve">1.7538</w:t>
+              <w:t>1.4442</w:t>
             </w:r>
           </w:p>
         </w:tc>
@@ -7536,7 +8216,7 @@
                 <w:sz w:val="19"/>
                 <w:szCs w:val="19"/>
               </w:rPr>
-              <w:t xml:space="preserve">RX Summ–Surg Prim Site (1998+)_Encoded</w:t>
+              <w:t>Age_Mean</w:t>
             </w:r>
           </w:p>
         </w:tc>
@@ -7564,7 +8244,7 @@
                 <w:sz w:val="19"/>
                 <w:szCs w:val="19"/>
               </w:rPr>
-              <w:t xml:space="preserve">0.0783</w:t>
+              <w:t>0.0898</w:t>
             </w:r>
           </w:p>
         </w:tc>
@@ -7592,7 +8272,7 @@
                 <w:sz w:val="19"/>
                 <w:szCs w:val="19"/>
               </w:rPr>
-              <w:t xml:space="preserve">0.8846</w:t>
+              <w:t>0.8989</w:t>
             </w:r>
           </w:p>
         </w:tc>
@@ -7622,7 +8302,7 @@
                 <w:sz w:val="19"/>
                 <w:szCs w:val="19"/>
               </w:rPr>
-              <w:t xml:space="preserve">SEER historic stage A (1973–2015)_Encoded</w:t>
+              <w:t>Year of diagnosis</w:t>
             </w:r>
           </w:p>
         </w:tc>
@@ -7650,7 +8330,7 @@
                 <w:sz w:val="19"/>
                 <w:szCs w:val="19"/>
               </w:rPr>
-              <w:t xml:space="preserve">0.0272</w:t>
+              <w:t>0.0723</w:t>
             </w:r>
           </w:p>
         </w:tc>
@@ -7678,7 +8358,7 @@
                 <w:sz w:val="19"/>
                 <w:szCs w:val="19"/>
               </w:rPr>
-              <w:t xml:space="preserve">0.5219</w:t>
+              <w:t>0.8066</w:t>
             </w:r>
           </w:p>
         </w:tc>
@@ -7708,7 +8388,7 @@
                 <w:sz w:val="19"/>
                 <w:szCs w:val="19"/>
               </w:rPr>
-              <w:t xml:space="preserve">Treatment_Days</w:t>
+              <w:t>Tumor_Size_mm</w:t>
             </w:r>
           </w:p>
         </w:tc>
@@ -7736,7 +8416,7 @@
                 <w:sz w:val="19"/>
                 <w:szCs w:val="19"/>
               </w:rPr>
-              <w:t xml:space="preserve">0.0137</w:t>
+              <w:t>0.0370</w:t>
             </w:r>
           </w:p>
         </w:tc>
@@ -7764,7 +8444,7 @@
                 <w:sz w:val="19"/>
                 <w:szCs w:val="19"/>
               </w:rPr>
-              <w:t xml:space="preserve">0.3706</w:t>
+              <w:t>0.5767</w:t>
             </w:r>
           </w:p>
         </w:tc>
@@ -7794,7 +8474,7 @@
                 <w:sz w:val="19"/>
                 <w:szCs w:val="19"/>
               </w:rPr>
-              <w:t xml:space="preserve">Derived Summary Grade 2018 (2018+) with NULL_Encoded</w:t>
+              <w:t>Treatment_Days</w:t>
             </w:r>
           </w:p>
         </w:tc>
@@ -7822,7 +8502,7 @@
                 <w:sz w:val="19"/>
                 <w:szCs w:val="19"/>
               </w:rPr>
-              <w:t xml:space="preserve">0.0115</w:t>
+              <w:t>0.0297</w:t>
             </w:r>
           </w:p>
         </w:tc>
@@ -7850,7 +8530,7 @@
                 <w:sz w:val="19"/>
                 <w:szCs w:val="19"/>
               </w:rPr>
-              <w:t xml:space="preserve">0.3392</w:t>
+              <w:t>0.5166</w:t>
             </w:r>
           </w:p>
         </w:tc>
@@ -7880,7 +8560,7 @@
                 <w:sz w:val="19"/>
                 <w:szCs w:val="19"/>
               </w:rPr>
-              <w:t xml:space="preserve">Age_Mean</w:t>
+              <w:t>Sex_Encoded</w:t>
             </w:r>
           </w:p>
         </w:tc>
@@ -7908,7 +8588,7 @@
                 <w:sz w:val="19"/>
                 <w:szCs w:val="19"/>
               </w:rPr>
-              <w:t xml:space="preserve">0.0081</w:t>
+              <w:t>0.0148</w:t>
             </w:r>
           </w:p>
         </w:tc>
@@ -7936,7 +8616,7 @@
                 <w:sz w:val="19"/>
                 <w:szCs w:val="19"/>
               </w:rPr>
-              <w:t xml:space="preserve">0.2852</w:t>
+              <w:t>0.3647</w:t>
             </w:r>
           </w:p>
         </w:tc>
@@ -7966,7 +8646,7 @@
                 <w:sz w:val="19"/>
                 <w:szCs w:val="19"/>
               </w:rPr>
-              <w:t xml:space="preserve">Tumor_Size_mm</w:t>
+              <w:t>Derived Summary Grade 2018 (2018+) with NULL_Encoded</w:t>
             </w:r>
           </w:p>
         </w:tc>
@@ -7994,7 +8674,7 @@
                 <w:sz w:val="19"/>
                 <w:szCs w:val="19"/>
               </w:rPr>
-              <w:t xml:space="preserve">0.0075</w:t>
+              <w:t>0.0016</w:t>
             </w:r>
           </w:p>
         </w:tc>
@@ -8022,7 +8702,7 @@
                 <w:sz w:val="19"/>
                 <w:szCs w:val="19"/>
               </w:rPr>
-              <w:t xml:space="preserve">0.2747</w:t>
+              <w:t>0.1194</w:t>
             </w:r>
           </w:p>
         </w:tc>
@@ -8052,7 +8732,7 @@
                 <w:sz w:val="19"/>
                 <w:szCs w:val="19"/>
               </w:rPr>
-              <w:t xml:space="preserve">Sex_Encoded</w:t>
+              <w:t>Marital status at diagnosis_Encoded</w:t>
             </w:r>
           </w:p>
         </w:tc>
@@ -8080,7 +8760,7 @@
                 <w:sz w:val="19"/>
                 <w:szCs w:val="19"/>
               </w:rPr>
-              <w:t xml:space="preserve">0.0025</w:t>
+              <w:t>0.0006</w:t>
             </w:r>
           </w:p>
         </w:tc>
@@ -8108,93 +8788,7 @@
                 <w:sz w:val="19"/>
                 <w:szCs w:val="19"/>
               </w:rPr>
-              <w:t xml:space="preserve">0.1584</w:t>
-            </w:r>
-          </w:p>
-        </w:tc>
-      </w:tr>
-      <w:tr>
-        <w:tc>
-          <w:tcPr>
-            <w:tcW w:type="dxa" w:w="3800"/>
-            <w:tcBorders>
-              <w:top w:val="single" w:color="CCCCCC" w:sz="1"/>
-              <w:left w:val="single" w:color="CCCCCC" w:sz="1"/>
-              <w:bottom w:val="single" w:color="CCCCCC" w:sz="1"/>
-              <w:right w:val="single" w:color="CCCCCC" w:sz="1"/>
-            </w:tcBorders>
-            <w:shd w:fill="FFFFFF" w:val="clear"/>
-            <w:tcMar>
-              <w:top w:type="dxa" w:w="80"/>
-              <w:left w:type="dxa" w:w="120"/>
-              <w:bottom w:type="dxa" w:w="80"/>
-              <w:right w:type="dxa" w:w="120"/>
-            </w:tcMar>
-          </w:tcPr>
-          <w:p>
-            <w:r>
-              <w:rPr>
-                <w:rFonts w:ascii="Arial" w:cs="Arial" w:eastAsia="Arial" w:hAnsi="Arial"/>
-                <w:sz w:val="19"/>
-                <w:szCs w:val="19"/>
-              </w:rPr>
-              <w:t xml:space="preserve">Marital status at diagnosis_Encoded</w:t>
-            </w:r>
-          </w:p>
-        </w:tc>
-        <w:tc>
-          <w:tcPr>
-            <w:tcW w:type="dxa" w:w="2200"/>
-            <w:tcBorders>
-              <w:top w:val="single" w:color="CCCCCC" w:sz="1"/>
-              <w:left w:val="single" w:color="CCCCCC" w:sz="1"/>
-              <w:bottom w:val="single" w:color="CCCCCC" w:sz="1"/>
-              <w:right w:val="single" w:color="CCCCCC" w:sz="1"/>
-            </w:tcBorders>
-            <w:shd w:fill="FFFFFF" w:val="clear"/>
-            <w:tcMar>
-              <w:top w:type="dxa" w:w="80"/>
-              <w:left w:type="dxa" w:w="120"/>
-              <w:bottom w:type="dxa" w:w="80"/>
-              <w:right w:type="dxa" w:w="120"/>
-            </w:tcMar>
-          </w:tcPr>
-          <w:p>
-            <w:r>
-              <w:rPr>
-                <w:rFonts w:ascii="Arial" w:cs="Arial" w:eastAsia="Arial" w:hAnsi="Arial"/>
-                <w:sz w:val="19"/>
-                <w:szCs w:val="19"/>
-              </w:rPr>
-              <w:t xml:space="preserve">0.0006</w:t>
-            </w:r>
-          </w:p>
-        </w:tc>
-        <w:tc>
-          <w:tcPr>
-            <w:tcW w:type="dxa" w:w="3360"/>
-            <w:tcBorders>
-              <w:top w:val="single" w:color="CCCCCC" w:sz="1"/>
-              <w:left w:val="single" w:color="CCCCCC" w:sz="1"/>
-              <w:bottom w:val="single" w:color="CCCCCC" w:sz="1"/>
-              <w:right w:val="single" w:color="CCCCCC" w:sz="1"/>
-            </w:tcBorders>
-            <w:shd w:fill="FFFFFF" w:val="clear"/>
-            <w:tcMar>
-              <w:top w:type="dxa" w:w="80"/>
-              <w:left w:type="dxa" w:w="120"/>
-              <w:bottom w:type="dxa" w:w="80"/>
-              <w:right w:type="dxa" w:w="120"/>
-            </w:tcMar>
-          </w:tcPr>
-          <w:p>
-            <w:r>
-              <w:rPr>
-                <w:rFonts w:ascii="Arial" w:cs="Arial" w:eastAsia="Arial" w:hAnsi="Arial"/>
-                <w:sz w:val="19"/>
-                <w:szCs w:val="19"/>
-              </w:rPr>
-              <w:t xml:space="preserve">0.0764</w:t>
+              <w:t>0.0712</w:t>
             </w:r>
           </w:p>
         </w:tc>
@@ -8219,7 +8813,7 @@
           <w:sz w:val="26"/>
           <w:szCs w:val="26"/>
         </w:rPr>
-        <w:t xml:space="preserve">4.6 Expected Terminal Output</w:t>
+        <w:t>4.6 Terminal Output (v4 run)</w:t>
       </w:r>
     </w:p>
     <w:p>
@@ -8234,7 +8828,7 @@
           <w:sz w:val="17"/>
           <w:szCs w:val="17"/>
         </w:rPr>
-        <w:t xml:space="preserve">Epoch [50/500]   Train Loss: ~0.62  Test Loss: ~0.96  LR: 0.001000</w:t>
+        <w:t>Epoch [50/500]   Train Loss: 0.667733  Validation Loss: 1.400195  LR: 0.001000</w:t>
       </w:r>
     </w:p>
     <w:p>
@@ -8249,7 +8843,7 @@
           <w:sz w:val="17"/>
           <w:szCs w:val="17"/>
         </w:rPr>
-        <w:t xml:space="preserve">Epoch [100/500]  Train Loss: ~0.52  Test Loss: ~0.87  LR: 0.001000</w:t>
+        <w:t>Epoch [100/500]  Train Loss: 0.558974  Validation Loss: 0.784229  LR: 0.001000</w:t>
       </w:r>
     </w:p>
     <w:p>
@@ -8264,7 +8858,7 @@
           <w:sz w:val="17"/>
           <w:szCs w:val="17"/>
         </w:rPr>
-        <w:t xml:space="preserve">...</w:t>
+        <w:t>Epoch [150/500]  Train Loss: 0.540639  Validation Loss: 1.048607  LR: 0.001000</w:t>
       </w:r>
     </w:p>
     <w:p>
@@ -8279,7 +8873,97 @@
           <w:sz w:val="17"/>
           <w:szCs w:val="17"/>
         </w:rPr>
-        <w:t xml:space="preserve">Epoch [500/500]  Train Loss: ~0.43  Test Loss: ~0.95  LR: 0.001000</w:t>
+        <w:t>Epoch [200/500]  Train Loss: 0.528844  Validation Loss: 1.203822  LR: 0.001000</w:t>
+      </w:r>
+    </w:p>
+    <w:p>
+      <w:pPr>
+        <w:spacing w:after="20" w:before="20"/>
+        <w:ind w:left="360"/>
+      </w:pPr>
+      <w:r>
+        <w:rPr>
+          <w:rFonts w:ascii="Courier New" w:cs="Courier New" w:eastAsia="Courier New" w:hAnsi="Courier New"/>
+          <w:color w:val="2C3E50"/>
+          <w:sz w:val="17"/>
+          <w:szCs w:val="17"/>
+        </w:rPr>
+        <w:t>Epoch [250/500]  Train Loss: 0.518812  Validation Loss: 1.239212  LR: 0.001000</w:t>
+      </w:r>
+    </w:p>
+    <w:p>
+      <w:pPr>
+        <w:spacing w:after="20" w:before="20"/>
+        <w:ind w:left="360"/>
+      </w:pPr>
+      <w:r>
+        <w:rPr>
+          <w:rFonts w:ascii="Courier New" w:cs="Courier New" w:eastAsia="Courier New" w:hAnsi="Courier New"/>
+          <w:color w:val="2C3E50"/>
+          <w:sz w:val="17"/>
+          <w:szCs w:val="17"/>
+        </w:rPr>
+        <w:t>Epoch [300/500]  Train Loss: 0.511715  Validation Loss: 1.085508  LR: 0.001000</w:t>
+      </w:r>
+    </w:p>
+    <w:p>
+      <w:pPr>
+        <w:spacing w:after="20" w:before="20"/>
+        <w:ind w:left="360"/>
+      </w:pPr>
+      <w:r>
+        <w:rPr>
+          <w:rFonts w:ascii="Courier New" w:cs="Courier New" w:eastAsia="Courier New" w:hAnsi="Courier New"/>
+          <w:color w:val="2C3E50"/>
+          <w:sz w:val="17"/>
+          <w:szCs w:val="17"/>
+        </w:rPr>
+        <w:t>Epoch [350/500]  Train Loss: 0.505404  Validation Loss: 1.258706  LR: 0.001000</w:t>
+      </w:r>
+    </w:p>
+    <w:p>
+      <w:pPr>
+        <w:spacing w:after="20" w:before="20"/>
+        <w:ind w:left="360"/>
+      </w:pPr>
+      <w:r>
+        <w:rPr>
+          <w:rFonts w:ascii="Courier New" w:cs="Courier New" w:eastAsia="Courier New" w:hAnsi="Courier New"/>
+          <w:color w:val="2C3E50"/>
+          <w:sz w:val="17"/>
+          <w:szCs w:val="17"/>
+        </w:rPr>
+        <w:t>Epoch [400/500]  Train Loss: 0.498398  Validation Loss: 1.236885  LR: 0.001000</w:t>
+      </w:r>
+    </w:p>
+    <w:p>
+      <w:pPr>
+        <w:spacing w:after="20" w:before="20"/>
+        <w:ind w:left="360"/>
+      </w:pPr>
+      <w:r>
+        <w:rPr>
+          <w:rFonts w:ascii="Courier New" w:cs="Courier New" w:eastAsia="Courier New" w:hAnsi="Courier New"/>
+          <w:color w:val="2C3E50"/>
+          <w:sz w:val="17"/>
+          <w:szCs w:val="17"/>
+        </w:rPr>
+        <w:t>Epoch [450/500]  Train Loss: 0.491474  Validation Loss: 1.161591  LR: 0.001000</w:t>
+      </w:r>
+    </w:p>
+    <w:p>
+      <w:pPr>
+        <w:spacing w:after="20" w:before="20"/>
+        <w:ind w:left="360"/>
+      </w:pPr>
+      <w:r>
+        <w:rPr>
+          <w:rFonts w:ascii="Courier New" w:cs="Courier New" w:eastAsia="Courier New" w:hAnsi="Courier New"/>
+          <w:color w:val="2C3E50"/>
+          <w:sz w:val="17"/>
+          <w:szCs w:val="17"/>
+        </w:rPr>
+        <w:t>Epoch [500/500]  Train Loss: 0.483734  Validation Loss: 1.105849  LR: 0.001000</w:t>
       </w:r>
     </w:p>
     <w:p>
@@ -8309,7 +8993,37 @@
           <w:sz w:val="17"/>
           <w:szCs w:val="17"/>
         </w:rPr>
-        <w:t xml:space="preserve">Unique log-scale predictions: 742  ✓ Predictions vary as expected</w:t>
+        <w:t>Unique log-scale predictions: 639</w:t>
+      </w:r>
+    </w:p>
+    <w:p>
+      <w:pPr>
+        <w:spacing w:after="20" w:before="20"/>
+        <w:ind w:left="360"/>
+      </w:pPr>
+      <w:r>
+        <w:rPr>
+          <w:rFonts w:ascii="Courier New" w:cs="Courier New" w:eastAsia="Courier New" w:hAnsi="Courier New"/>
+          <w:color w:val="2C3E50"/>
+          <w:sz w:val="17"/>
+          <w:szCs w:val="17"/>
+        </w:rPr>
+        <w:t>Predicted survival (months): min=1.33  max=3.72  mean=1.67  median=1.59</w:t>
+      </w:r>
+    </w:p>
+    <w:p>
+      <w:pPr>
+        <w:spacing w:after="20" w:before="20"/>
+        <w:ind w:left="360"/>
+      </w:pPr>
+      <w:r>
+        <w:rPr>
+          <w:rFonts w:ascii="Courier New" w:cs="Courier New" w:eastAsia="Courier New" w:hAnsi="Courier New"/>
+          <w:color w:val="2C3E50"/>
+          <w:sz w:val="17"/>
+          <w:szCs w:val="17"/>
+        </w:rPr>
+        <w:t>Actual survival (months):    min=0.00  max=275.00  mean=23.32  median=9.00</w:t>
       </w:r>
     </w:p>
     <w:p>
@@ -8331,7 +9045,770 @@
           <w:sz w:val="26"/>
           <w:szCs w:val="26"/>
         </w:rPr>
-        <w:t xml:space="preserve">4.7 Troubleshooting: Constant Predictions</w:t>
+        <w:t>4.7 Performance Results and Diagnosis</w:t>
+      </w:r>
+    </w:p>
+    <w:tbl>
+      <w:tblPr>
+        <w:tblW w:type="dxa" w:w="9360"/>
+        <w:tblBorders>
+          <w:top w:val="single" w:color="auto" w:sz="4"/>
+          <w:left w:val="single" w:color="auto" w:sz="4"/>
+          <w:bottom w:val="single" w:color="auto" w:sz="4"/>
+          <w:right w:val="single" w:color="auto" w:sz="4"/>
+          <w:insideH w:val="single" w:color="auto" w:sz="4"/>
+          <w:insideV w:val="single" w:color="auto" w:sz="4"/>
+        </w:tblBorders>
+      </w:tblPr>
+      <w:tblGrid>
+        <w:gridCol w:w="2000"/>
+        <w:gridCol w:w="1800"/>
+        <w:gridCol w:w="1800"/>
+        <w:gridCol w:w="3760"/>
+      </w:tblGrid>
+      <w:tr>
+        <w:trPr>
+          <w:tblHeader/>
+        </w:trPr>
+        <w:tc>
+          <w:tcPr>
+            <w:tcW w:type="dxa" w:w="2000"/>
+            <w:tcBorders>
+              <w:top w:val="single" w:color="1F4E79" w:sz="1"/>
+              <w:left w:val="single" w:color="1F4E79" w:sz="1"/>
+              <w:bottom w:val="single" w:color="1F4E79" w:sz="1"/>
+              <w:right w:val="single" w:color="1F4E79" w:sz="1"/>
+            </w:tcBorders>
+            <w:shd w:fill="1F4E79" w:val="clear"/>
+            <w:tcMar>
+              <w:top w:type="dxa" w:w="80"/>
+              <w:left w:type="dxa" w:w="120"/>
+              <w:bottom w:type="dxa" w:w="80"/>
+              <w:right w:type="dxa" w:w="120"/>
+            </w:tcMar>
+          </w:tcPr>
+          <w:p>
+            <w:r>
+              <w:rPr>
+                <w:rFonts w:ascii="Arial" w:cs="Arial" w:eastAsia="Arial" w:hAnsi="Arial"/>
+                <w:b/>
+                <w:bCs/>
+                <w:color w:val="FFFFFF"/>
+                <w:sz w:val="19"/>
+                <w:szCs w:val="19"/>
+              </w:rPr>
+              <w:t>Metric</w:t>
+            </w:r>
+          </w:p>
+        </w:tc>
+        <w:tc>
+          <w:tcPr>
+            <w:tcW w:type="dxa" w:w="1800"/>
+            <w:tcBorders>
+              <w:top w:val="single" w:color="1F4E79" w:sz="1"/>
+              <w:left w:val="single" w:color="1F4E79" w:sz="1"/>
+              <w:bottom w:val="single" w:color="1F4E79" w:sz="1"/>
+              <w:right w:val="single" w:color="1F4E79" w:sz="1"/>
+            </w:tcBorders>
+            <w:shd w:fill="1F4E79" w:val="clear"/>
+            <w:tcMar>
+              <w:top w:type="dxa" w:w="80"/>
+              <w:left w:type="dxa" w:w="120"/>
+              <w:bottom w:type="dxa" w:w="80"/>
+              <w:right w:type="dxa" w:w="120"/>
+            </w:tcMar>
+          </w:tcPr>
+          <w:p>
+            <w:r>
+              <w:rPr>
+                <w:rFonts w:ascii="Arial" w:cs="Arial" w:eastAsia="Arial" w:hAnsi="Arial"/>
+                <w:b/>
+                <w:bCs/>
+                <w:color w:val="FFFFFF"/>
+                <w:sz w:val="19"/>
+                <w:szCs w:val="19"/>
+              </w:rPr>
+              <w:t>Train</w:t>
+            </w:r>
+          </w:p>
+        </w:tc>
+        <w:tc>
+          <w:tcPr>
+            <w:tcW w:type="dxa" w:w="1800"/>
+            <w:tcBorders>
+              <w:top w:val="single" w:color="1F4E79" w:sz="1"/>
+              <w:left w:val="single" w:color="1F4E79" w:sz="1"/>
+              <w:bottom w:val="single" w:color="1F4E79" w:sz="1"/>
+              <w:right w:val="single" w:color="1F4E79" w:sz="1"/>
+            </w:tcBorders>
+            <w:shd w:fill="1F4E79" w:val="clear"/>
+            <w:tcMar>
+              <w:top w:type="dxa" w:w="80"/>
+              <w:left w:type="dxa" w:w="120"/>
+              <w:bottom w:type="dxa" w:w="80"/>
+              <w:right w:type="dxa" w:w="120"/>
+            </w:tcMar>
+          </w:tcPr>
+          <w:p>
+            <w:r>
+              <w:rPr>
+                <w:rFonts w:ascii="Arial" w:cs="Arial" w:eastAsia="Arial" w:hAnsi="Arial"/>
+                <w:b/>
+                <w:bCs/>
+                <w:color w:val="FFFFFF"/>
+                <w:sz w:val="19"/>
+                <w:szCs w:val="19"/>
+              </w:rPr>
+              <w:t>Test</w:t>
+            </w:r>
+          </w:p>
+        </w:tc>
+        <w:tc>
+          <w:tcPr>
+            <w:tcW w:type="dxa" w:w="3760"/>
+            <w:tcBorders>
+              <w:top w:val="single" w:color="1F4E79" w:sz="1"/>
+              <w:left w:val="single" w:color="1F4E79" w:sz="1"/>
+              <w:bottom w:val="single" w:color="1F4E79" w:sz="1"/>
+              <w:right w:val="single" w:color="1F4E79" w:sz="1"/>
+            </w:tcBorders>
+            <w:shd w:fill="1F4E79" w:val="clear"/>
+            <w:tcMar>
+              <w:top w:type="dxa" w:w="80"/>
+              <w:left w:type="dxa" w:w="120"/>
+              <w:bottom w:type="dxa" w:w="80"/>
+              <w:right w:type="dxa" w:w="120"/>
+            </w:tcMar>
+          </w:tcPr>
+          <w:p>
+            <w:r>
+              <w:rPr>
+                <w:rFonts w:ascii="Arial" w:cs="Arial" w:eastAsia="Arial" w:hAnsi="Arial"/>
+                <w:b/>
+                <w:bCs/>
+                <w:color w:val="FFFFFF"/>
+                <w:sz w:val="19"/>
+                <w:szCs w:val="19"/>
+              </w:rPr>
+              <w:t>Interpretation</w:t>
+            </w:r>
+          </w:p>
+        </w:tc>
+      </w:tr>
+      <w:tr>
+        <w:tc>
+          <w:tcPr>
+            <w:tcW w:type="dxa" w:w="2000"/>
+            <w:tcBorders>
+              <w:top w:val="single" w:color="CCCCCC" w:sz="1"/>
+              <w:left w:val="single" w:color="CCCCCC" w:sz="1"/>
+              <w:bottom w:val="single" w:color="CCCCCC" w:sz="1"/>
+              <w:right w:val="single" w:color="CCCCCC" w:sz="1"/>
+            </w:tcBorders>
+            <w:shd w:fill="EBF3FB" w:val="clear"/>
+            <w:tcMar>
+              <w:top w:type="dxa" w:w="80"/>
+              <w:left w:type="dxa" w:w="120"/>
+              <w:bottom w:type="dxa" w:w="80"/>
+              <w:right w:type="dxa" w:w="120"/>
+            </w:tcMar>
+          </w:tcPr>
+          <w:p>
+            <w:r>
+              <w:rPr>
+                <w:rFonts w:ascii="Arial" w:cs="Arial" w:eastAsia="Arial" w:hAnsi="Arial"/>
+                <w:sz w:val="19"/>
+                <w:szCs w:val="19"/>
+              </w:rPr>
+              <w:t>RMSE</w:t>
+            </w:r>
+          </w:p>
+        </w:tc>
+        <w:tc>
+          <w:tcPr>
+            <w:tcW w:type="dxa" w:w="1800"/>
+            <w:tcBorders>
+              <w:top w:val="single" w:color="CCCCCC" w:sz="1"/>
+              <w:left w:val="single" w:color="CCCCCC" w:sz="1"/>
+              <w:bottom w:val="single" w:color="CCCCCC" w:sz="1"/>
+              <w:right w:val="single" w:color="CCCCCC" w:sz="1"/>
+            </w:tcBorders>
+            <w:shd w:fill="EBF3FB" w:val="clear"/>
+            <w:tcMar>
+              <w:top w:type="dxa" w:w="80"/>
+              <w:left w:type="dxa" w:w="120"/>
+              <w:bottom w:type="dxa" w:w="80"/>
+              <w:right w:type="dxa" w:w="120"/>
+            </w:tcMar>
+          </w:tcPr>
+          <w:p>
+            <w:r>
+              <w:rPr>
+                <w:rFonts w:ascii="Arial" w:cs="Arial" w:eastAsia="Arial" w:hAnsi="Arial"/>
+                <w:sz w:val="19"/>
+                <w:szCs w:val="19"/>
+              </w:rPr>
+              <w:t>44.20 months</w:t>
+            </w:r>
+          </w:p>
+        </w:tc>
+        <w:tc>
+          <w:tcPr>
+            <w:tcW w:type="dxa" w:w="1800"/>
+            <w:tcBorders>
+              <w:top w:val="single" w:color="CCCCCC" w:sz="1"/>
+              <w:left w:val="single" w:color="CCCCCC" w:sz="1"/>
+              <w:bottom w:val="single" w:color="CCCCCC" w:sz="1"/>
+              <w:right w:val="single" w:color="CCCCCC" w:sz="1"/>
+            </w:tcBorders>
+            <w:shd w:fill="EBF3FB" w:val="clear"/>
+            <w:tcMar>
+              <w:top w:type="dxa" w:w="80"/>
+              <w:left w:type="dxa" w:w="120"/>
+              <w:bottom w:type="dxa" w:w="80"/>
+              <w:right w:type="dxa" w:w="120"/>
+            </w:tcMar>
+          </w:tcPr>
+          <w:p>
+            <w:r>
+              <w:rPr>
+                <w:rFonts w:ascii="Arial" w:cs="Arial" w:eastAsia="Arial" w:hAnsi="Arial"/>
+                <w:sz w:val="19"/>
+                <w:szCs w:val="19"/>
+              </w:rPr>
+              <w:t>44.11 months</w:t>
+            </w:r>
+          </w:p>
+        </w:tc>
+        <w:tc>
+          <w:tcPr>
+            <w:tcW w:type="dxa" w:w="3760"/>
+            <w:tcBorders>
+              <w:top w:val="single" w:color="CCCCCC" w:sz="1"/>
+              <w:left w:val="single" w:color="CCCCCC" w:sz="1"/>
+              <w:bottom w:val="single" w:color="CCCCCC" w:sz="1"/>
+              <w:right w:val="single" w:color="CCCCCC" w:sz="1"/>
+            </w:tcBorders>
+            <w:shd w:fill="EBF3FB" w:val="clear"/>
+            <w:tcMar>
+              <w:top w:type="dxa" w:w="80"/>
+              <w:left w:type="dxa" w:w="120"/>
+              <w:bottom w:type="dxa" w:w="80"/>
+              <w:right w:type="dxa" w:w="120"/>
+            </w:tcMar>
+          </w:tcPr>
+          <w:p>
+            <w:r>
+              <w:rPr>
+                <w:rFonts w:ascii="Arial" w:cs="Arial" w:eastAsia="Arial" w:hAnsi="Arial"/>
+                <w:sz w:val="19"/>
+                <w:szCs w:val="19"/>
+              </w:rPr>
+              <w:t>Worse than the Decision Tree (28.05)</w:t>
+            </w:r>
+          </w:p>
+        </w:tc>
+      </w:tr>
+      <w:tr>
+        <w:tc>
+          <w:tcPr>
+            <w:tcW w:type="dxa" w:w="2000"/>
+            <w:tcBorders>
+              <w:top w:val="single" w:color="CCCCCC" w:sz="1"/>
+              <w:left w:val="single" w:color="CCCCCC" w:sz="1"/>
+              <w:bottom w:val="single" w:color="CCCCCC" w:sz="1"/>
+              <w:right w:val="single" w:color="CCCCCC" w:sz="1"/>
+            </w:tcBorders>
+            <w:shd w:fill="FFFFFF" w:val="clear"/>
+            <w:tcMar>
+              <w:top w:type="dxa" w:w="80"/>
+              <w:left w:type="dxa" w:w="120"/>
+              <w:bottom w:type="dxa" w:w="80"/>
+              <w:right w:type="dxa" w:w="120"/>
+            </w:tcMar>
+          </w:tcPr>
+          <w:p>
+            <w:r>
+              <w:rPr>
+                <w:rFonts w:ascii="Arial" w:cs="Arial" w:eastAsia="Arial" w:hAnsi="Arial"/>
+                <w:sz w:val="19"/>
+                <w:szCs w:val="19"/>
+              </w:rPr>
+              <w:t>MAE</w:t>
+            </w:r>
+          </w:p>
+        </w:tc>
+        <w:tc>
+          <w:tcPr>
+            <w:tcW w:type="dxa" w:w="1800"/>
+            <w:tcBorders>
+              <w:top w:val="single" w:color="CCCCCC" w:sz="1"/>
+              <w:left w:val="single" w:color="CCCCCC" w:sz="1"/>
+              <w:bottom w:val="single" w:color="CCCCCC" w:sz="1"/>
+              <w:right w:val="single" w:color="CCCCCC" w:sz="1"/>
+            </w:tcBorders>
+            <w:shd w:fill="FFFFFF" w:val="clear"/>
+            <w:tcMar>
+              <w:top w:type="dxa" w:w="80"/>
+              <w:left w:type="dxa" w:w="120"/>
+              <w:bottom w:type="dxa" w:w="80"/>
+              <w:right w:type="dxa" w:w="120"/>
+            </w:tcMar>
+          </w:tcPr>
+          <w:p>
+            <w:r>
+              <w:rPr>
+                <w:rFonts w:ascii="Arial" w:cs="Arial" w:eastAsia="Arial" w:hAnsi="Arial"/>
+                <w:sz w:val="19"/>
+                <w:szCs w:val="19"/>
+              </w:rPr>
+              <w:t>22.28 months</w:t>
+            </w:r>
+          </w:p>
+        </w:tc>
+        <w:tc>
+          <w:tcPr>
+            <w:tcW w:type="dxa" w:w="1800"/>
+            <w:tcBorders>
+              <w:top w:val="single" w:color="CCCCCC" w:sz="1"/>
+              <w:left w:val="single" w:color="CCCCCC" w:sz="1"/>
+              <w:bottom w:val="single" w:color="CCCCCC" w:sz="1"/>
+              <w:right w:val="single" w:color="CCCCCC" w:sz="1"/>
+            </w:tcBorders>
+            <w:shd w:fill="FFFFFF" w:val="clear"/>
+            <w:tcMar>
+              <w:top w:type="dxa" w:w="80"/>
+              <w:left w:type="dxa" w:w="120"/>
+              <w:bottom w:type="dxa" w:w="80"/>
+              <w:right w:type="dxa" w:w="120"/>
+            </w:tcMar>
+          </w:tcPr>
+          <w:p>
+            <w:r>
+              <w:rPr>
+                <w:rFonts w:ascii="Arial" w:cs="Arial" w:eastAsia="Arial" w:hAnsi="Arial"/>
+                <w:sz w:val="19"/>
+                <w:szCs w:val="19"/>
+              </w:rPr>
+              <w:t>22.15 months</w:t>
+            </w:r>
+          </w:p>
+        </w:tc>
+        <w:tc>
+          <w:tcPr>
+            <w:tcW w:type="dxa" w:w="3760"/>
+            <w:tcBorders>
+              <w:top w:val="single" w:color="CCCCCC" w:sz="1"/>
+              <w:left w:val="single" w:color="CCCCCC" w:sz="1"/>
+              <w:bottom w:val="single" w:color="CCCCCC" w:sz="1"/>
+              <w:right w:val="single" w:color="CCCCCC" w:sz="1"/>
+            </w:tcBorders>
+            <w:shd w:fill="FFFFFF" w:val="clear"/>
+            <w:tcMar>
+              <w:top w:type="dxa" w:w="80"/>
+              <w:left w:type="dxa" w:w="120"/>
+              <w:bottom w:type="dxa" w:w="80"/>
+              <w:right w:type="dxa" w:w="120"/>
+            </w:tcMar>
+          </w:tcPr>
+          <w:p>
+            <w:r>
+              <w:rPr>
+                <w:rFonts w:ascii="Arial" w:cs="Arial" w:eastAsia="Arial" w:hAnsi="Arial"/>
+                <w:sz w:val="19"/>
+                <w:szCs w:val="19"/>
+              </w:rPr>
+              <w:t>Median absolute error 6.82; P90 63.51; P95 102.58 months</w:t>
+            </w:r>
+          </w:p>
+        </w:tc>
+      </w:tr>
+      <w:tr>
+        <w:tc>
+          <w:tcPr>
+            <w:tcW w:type="dxa" w:w="2000"/>
+            <w:tcBorders>
+              <w:top w:val="single" w:color="CCCCCC" w:sz="1"/>
+              <w:left w:val="single" w:color="CCCCCC" w:sz="1"/>
+              <w:bottom w:val="single" w:color="CCCCCC" w:sz="1"/>
+              <w:right w:val="single" w:color="CCCCCC" w:sz="1"/>
+            </w:tcBorders>
+            <w:shd w:fill="EBF3FB" w:val="clear"/>
+            <w:tcMar>
+              <w:top w:type="dxa" w:w="80"/>
+              <w:left w:type="dxa" w:w="120"/>
+              <w:bottom w:type="dxa" w:w="80"/>
+              <w:right w:type="dxa" w:w="120"/>
+            </w:tcMar>
+          </w:tcPr>
+          <w:p>
+            <w:r>
+              <w:rPr>
+                <w:rFonts w:ascii="Arial" w:cs="Arial" w:eastAsia="Arial" w:hAnsi="Arial"/>
+                <w:sz w:val="19"/>
+                <w:szCs w:val="19"/>
+              </w:rPr>
+              <w:t>R² Score</w:t>
+            </w:r>
+          </w:p>
+        </w:tc>
+        <w:tc>
+          <w:tcPr>
+            <w:tcW w:type="dxa" w:w="1800"/>
+            <w:tcBorders>
+              <w:top w:val="single" w:color="CCCCCC" w:sz="1"/>
+              <w:left w:val="single" w:color="CCCCCC" w:sz="1"/>
+              <w:bottom w:val="single" w:color="CCCCCC" w:sz="1"/>
+              <w:right w:val="single" w:color="CCCCCC" w:sz="1"/>
+            </w:tcBorders>
+            <w:shd w:fill="EBF3FB" w:val="clear"/>
+            <w:tcMar>
+              <w:top w:type="dxa" w:w="80"/>
+              <w:left w:type="dxa" w:w="120"/>
+              <w:bottom w:type="dxa" w:w="80"/>
+              <w:right w:type="dxa" w:w="120"/>
+            </w:tcMar>
+          </w:tcPr>
+          <w:p>
+            <w:r>
+              <w:rPr>
+                <w:rFonts w:ascii="Arial" w:cs="Arial" w:eastAsia="Arial" w:hAnsi="Arial"/>
+                <w:sz w:val="19"/>
+                <w:szCs w:val="19"/>
+              </w:rPr>
+              <w:t>-0.322</w:t>
+            </w:r>
+          </w:p>
+        </w:tc>
+        <w:tc>
+          <w:tcPr>
+            <w:tcW w:type="dxa" w:w="1800"/>
+            <w:tcBorders>
+              <w:top w:val="single" w:color="CCCCCC" w:sz="1"/>
+              <w:left w:val="single" w:color="CCCCCC" w:sz="1"/>
+              <w:bottom w:val="single" w:color="CCCCCC" w:sz="1"/>
+              <w:right w:val="single" w:color="CCCCCC" w:sz="1"/>
+            </w:tcBorders>
+            <w:shd w:fill="EBF3FB" w:val="clear"/>
+            <w:tcMar>
+              <w:top w:type="dxa" w:w="80"/>
+              <w:left w:type="dxa" w:w="120"/>
+              <w:bottom w:type="dxa" w:w="80"/>
+              <w:right w:type="dxa" w:w="120"/>
+            </w:tcMar>
+          </w:tcPr>
+          <w:p>
+            <w:r>
+              <w:rPr>
+                <w:rFonts w:ascii="Arial" w:cs="Arial" w:eastAsia="Arial" w:hAnsi="Arial"/>
+                <w:sz w:val="19"/>
+                <w:szCs w:val="19"/>
+              </w:rPr>
+              <w:t>-0.319</w:t>
+            </w:r>
+          </w:p>
+        </w:tc>
+        <w:tc>
+          <w:tcPr>
+            <w:tcW w:type="dxa" w:w="3760"/>
+            <w:tcBorders>
+              <w:top w:val="single" w:color="CCCCCC" w:sz="1"/>
+              <w:left w:val="single" w:color="CCCCCC" w:sz="1"/>
+              <w:bottom w:val="single" w:color="CCCCCC" w:sz="1"/>
+              <w:right w:val="single" w:color="CCCCCC" w:sz="1"/>
+            </w:tcBorders>
+            <w:shd w:fill="EBF3FB" w:val="clear"/>
+            <w:tcMar>
+              <w:top w:type="dxa" w:w="80"/>
+              <w:left w:type="dxa" w:w="120"/>
+              <w:bottom w:type="dxa" w:w="80"/>
+              <w:right w:type="dxa" w:w="120"/>
+            </w:tcMar>
+          </w:tcPr>
+          <w:p>
+            <w:r>
+              <w:rPr>
+                <w:rFonts w:ascii="Arial" w:cs="Arial" w:eastAsia="Arial" w:hAnsi="Arial"/>
+                <w:sz w:val="19"/>
+                <w:szCs w:val="19"/>
+              </w:rPr>
+              <w:t>Worse than predicting the mean for everyone</w:t>
+            </w:r>
+          </w:p>
+        </w:tc>
+      </w:tr>
+      <w:tr>
+        <w:tc>
+          <w:tcPr>
+            <w:tcW w:type="dxa" w:w="2000"/>
+            <w:tcBorders>
+              <w:top w:val="single" w:color="CCCCCC" w:sz="1"/>
+              <w:left w:val="single" w:color="CCCCCC" w:sz="1"/>
+              <w:bottom w:val="single" w:color="CCCCCC" w:sz="1"/>
+              <w:right w:val="single" w:color="CCCCCC" w:sz="1"/>
+            </w:tcBorders>
+            <w:shd w:fill="FFFFFF" w:val="clear"/>
+            <w:tcMar>
+              <w:top w:type="dxa" w:w="80"/>
+              <w:left w:type="dxa" w:w="120"/>
+              <w:bottom w:type="dxa" w:w="80"/>
+              <w:right w:type="dxa" w:w="120"/>
+            </w:tcMar>
+          </w:tcPr>
+          <w:p>
+            <w:r>
+              <w:rPr>
+                <w:rFonts w:ascii="Arial" w:cs="Arial" w:eastAsia="Arial" w:hAnsi="Arial"/>
+                <w:sz w:val="19"/>
+                <w:szCs w:val="19"/>
+              </w:rPr>
+              <w:t>Overfitting (R² diff)</w:t>
+            </w:r>
+          </w:p>
+        </w:tc>
+        <w:tc>
+          <w:tcPr>
+            <w:tcW w:type="dxa" w:w="1800"/>
+            <w:tcBorders>
+              <w:top w:val="single" w:color="CCCCCC" w:sz="1"/>
+              <w:left w:val="single" w:color="CCCCCC" w:sz="1"/>
+              <w:bottom w:val="single" w:color="CCCCCC" w:sz="1"/>
+              <w:right w:val="single" w:color="CCCCCC" w:sz="1"/>
+            </w:tcBorders>
+            <w:shd w:fill="FFFFFF" w:val="clear"/>
+            <w:tcMar>
+              <w:top w:type="dxa" w:w="80"/>
+              <w:left w:type="dxa" w:w="120"/>
+              <w:bottom w:type="dxa" w:w="80"/>
+              <w:right w:type="dxa" w:w="120"/>
+            </w:tcMar>
+          </w:tcPr>
+          <w:p>
+            <w:r>
+              <w:rPr>
+                <w:rFonts w:ascii="Arial" w:cs="Arial" w:eastAsia="Arial" w:hAnsi="Arial"/>
+                <w:sz w:val="19"/>
+                <w:szCs w:val="19"/>
+              </w:rPr>
+              <w:t>—</w:t>
+            </w:r>
+          </w:p>
+        </w:tc>
+        <w:tc>
+          <w:tcPr>
+            <w:tcW w:type="dxa" w:w="1800"/>
+            <w:tcBorders>
+              <w:top w:val="single" w:color="CCCCCC" w:sz="1"/>
+              <w:left w:val="single" w:color="CCCCCC" w:sz="1"/>
+              <w:bottom w:val="single" w:color="CCCCCC" w:sz="1"/>
+              <w:right w:val="single" w:color="CCCCCC" w:sz="1"/>
+            </w:tcBorders>
+            <w:shd w:fill="FFFFFF" w:val="clear"/>
+            <w:tcMar>
+              <w:top w:type="dxa" w:w="80"/>
+              <w:left w:type="dxa" w:w="120"/>
+              <w:bottom w:type="dxa" w:w="80"/>
+              <w:right w:type="dxa" w:w="120"/>
+            </w:tcMar>
+          </w:tcPr>
+          <w:p>
+            <w:r>
+              <w:rPr>
+                <w:rFonts w:ascii="Arial" w:cs="Arial" w:eastAsia="Arial" w:hAnsi="Arial"/>
+                <w:sz w:val="19"/>
+                <w:szCs w:val="19"/>
+              </w:rPr>
+              <w:t>-0.003</w:t>
+            </w:r>
+          </w:p>
+        </w:tc>
+        <w:tc>
+          <w:tcPr>
+            <w:tcW w:type="dxa" w:w="3760"/>
+            <w:tcBorders>
+              <w:top w:val="single" w:color="CCCCCC" w:sz="1"/>
+              <w:left w:val="single" w:color="CCCCCC" w:sz="1"/>
+              <w:bottom w:val="single" w:color="CCCCCC" w:sz="1"/>
+              <w:right w:val="single" w:color="CCCCCC" w:sz="1"/>
+            </w:tcBorders>
+            <w:shd w:fill="FFFFFF" w:val="clear"/>
+            <w:tcMar>
+              <w:top w:type="dxa" w:w="80"/>
+              <w:left w:type="dxa" w:w="120"/>
+              <w:bottom w:type="dxa" w:w="80"/>
+              <w:right w:type="dxa" w:w="120"/>
+            </w:tcMar>
+          </w:tcPr>
+          <w:p>
+            <w:r>
+              <w:rPr>
+                <w:rFonts w:ascii="Arial" w:cs="Arial" w:eastAsia="Arial" w:hAnsi="Arial"/>
+                <w:sz w:val="19"/>
+                <w:szCs w:val="19"/>
+              </w:rPr>
+              <w:t>Not overfitting; the model is mis-calibrated / under-fitting</w:t>
+            </w:r>
+          </w:p>
+        </w:tc>
+      </w:tr>
+    </w:tbl>
+    <w:p>
+      <w:pPr>
+        <w:spacing w:after="60" w:before="60"/>
+      </w:pPr>
+      <w:r>
+        <w:rPr>
+          <w:rFonts w:ascii="Arial" w:cs="Arial" w:eastAsia="Arial" w:hAnsi="Arial"/>
+          <w:sz w:val="20"/>
+          <w:szCs w:val="20"/>
+        </w:rPr>
+        <w:t>What the numbers say: every patient is predicted to survive between 1.33 and 3.72 months, while actual survival ranges from 0 to 275 months (median 9). The predictions sit below even the median patient, so this is a systematic downward bias, not just a narrow range. Validation loss (≈0.78–1.40) stays roughly double the training loss (≈0.48–0.67) and bounces between checkpoints without improving, and the learning rate never decreased.</w:t>
+      </w:r>
+    </w:p>
+    <w:p>
+      <w:pPr>
+        <w:spacing w:after="60" w:before="60"/>
+      </w:pPr>
+      <w:r>
+        <w:rPr>
+          <w:rFonts w:ascii="Arial" w:cs="Arial" w:eastAsia="Arial" w:hAnsi="Arial"/>
+          <w:sz w:val="20"/>
+          <w:szCs w:val="20"/>
+        </w:rPr>
+        <w:t>Most likely cause (moderate confidence, ~60%): a train/eval-mode mismatch. BatchNorm layers use batch statistics during training but running averages at evaluation. Year of diagnosis enters the network unscaled (values ≈2000–2022) while other inputs are near zero, and the importance weighting rescales columns further, so the running averages may not match what the model saw in training. Full-batch training (one gradient step per epoch, 500 steps total) and label-encoded categoricals are likely secondary contributors.</w:t>
+      </w:r>
+    </w:p>
+    <w:p>
+      <w:pPr>
+        <w:spacing w:after="60" w:before="60"/>
+      </w:pPr>
+      <w:r>
+        <w:rPr>
+          <w:rFonts w:ascii="Arial" w:cs="Arial" w:eastAsia="Arial" w:hAnsi="Arial"/>
+          <w:sz w:val="20"/>
+          <w:szCs w:val="20"/>
+        </w:rPr>
+        <w:t>Next diagnostic steps, in order:</w:t>
+      </w:r>
+    </w:p>
+    <w:p>
+      <w:pPr>
+        <w:pStyle w:val="ListParagraph"/>
+        <w:numPr>
+          <w:ilvl w:val="0"/>
+          <w:numId w:val="2"/>
+        </w:numPr>
+        <w:spacing w:after="40" w:before="40"/>
+      </w:pPr>
+      <w:r>
+        <w:rPr>
+          <w:rFonts w:ascii="Arial" w:cs="Arial" w:eastAsia="Arial" w:hAnsi="Arial"/>
+          <w:sz w:val="20"/>
+          <w:szCs w:val="20"/>
+        </w:rPr>
+        <w:t>Standardize Year of diagnosis with the other numeric inputs</w:t>
+      </w:r>
+    </w:p>
+    <w:p>
+      <w:pPr>
+        <w:pStyle w:val="ListParagraph"/>
+        <w:numPr>
+          <w:ilvl w:val="0"/>
+          <w:numId w:val="2"/>
+        </w:numPr>
+        <w:spacing w:after="40" w:before="40"/>
+      </w:pPr>
+      <w:r>
+        <w:rPr>
+          <w:rFonts w:ascii="Arial" w:cs="Arial" w:eastAsia="Arial" w:hAnsi="Arial"/>
+          <w:sz w:val="20"/>
+          <w:szCs w:val="20"/>
+        </w:rPr>
+        <w:t>Remove the Step 12b importance weighting entirely</w:t>
+      </w:r>
+    </w:p>
+    <w:p>
+      <w:pPr>
+        <w:pStyle w:val="ListParagraph"/>
+        <w:numPr>
+          <w:ilvl w:val="0"/>
+          <w:numId w:val="2"/>
+        </w:numPr>
+        <w:spacing w:after="40" w:before="40"/>
+      </w:pPr>
+      <w:r>
+        <w:rPr>
+          <w:rFonts w:ascii="Arial" w:cs="Arial" w:eastAsia="Arial" w:hAnsi="Arial"/>
+          <w:sz w:val="20"/>
+          <w:szCs w:val="20"/>
+        </w:rPr>
+        <w:t>Switch to mini-batch training with a DataLoader (e.g. batch size 1,024)</w:t>
+      </w:r>
+    </w:p>
+    <w:p>
+      <w:pPr>
+        <w:pStyle w:val="ListParagraph"/>
+        <w:numPr>
+          <w:ilvl w:val="0"/>
+          <w:numId w:val="2"/>
+        </w:numPr>
+        <w:spacing w:after="40" w:before="40"/>
+      </w:pPr>
+      <w:r>
+        <w:rPr>
+          <w:rFonts w:ascii="Arial" w:cs="Arial" w:eastAsia="Arial" w:hAnsi="Arial"/>
+          <w:sz w:val="20"/>
+          <w:szCs w:val="20"/>
+        </w:rPr>
+        <w:t>One-hot encode (or embed) categorical features instead of label encoding</w:t>
+      </w:r>
+    </w:p>
+    <w:p>
+      <w:pPr>
+        <w:pStyle w:val="ListParagraph"/>
+        <w:numPr>
+          <w:ilvl w:val="0"/>
+          <w:numId w:val="2"/>
+        </w:numPr>
+        <w:spacing w:after="40" w:before="40"/>
+      </w:pPr>
+      <w:r>
+        <w:rPr>
+          <w:rFonts w:ascii="Arial" w:cs="Arial" w:eastAsia="Arial" w:hAnsi="Arial"/>
+          <w:sz w:val="20"/>
+          <w:szCs w:val="20"/>
+        </w:rPr>
+        <w:t>Compare train-mode vs eval-mode predictions on the same rows to confirm or rule out the BatchNorm hypothesis</w:t>
+      </w:r>
+    </w:p>
+    <w:p>
+      <w:pPr>
+        <w:spacing w:after="60" w:before="60"/>
+      </w:pPr>
+      <w:r>
+        <w:rPr>
+          <w:rFonts w:ascii="Arial" w:cs="Arial" w:eastAsia="Arial" w:hAnsi="Arial"/>
+          <w:sz w:val="20"/>
+          <w:szCs w:val="20"/>
+        </w:rPr>
+        <w:t>Context: tree-based models frequently outperform neural networks on tabular data like this, so the NN may still trail the Decision Tree after fixes. It is retained as a documented benchmark rather than a production model.</w:t>
+      </w:r>
+    </w:p>
+    <w:p>
+      <w:pPr>
+        <w:pStyle w:val="Heading2"/>
+        <w:spacing w:after="120" w:before="240"/>
+      </w:pPr>
+      <w:r>
+        <w:rPr>
+          <w:rFonts w:ascii="Arial" w:cs="Arial" w:eastAsia="Arial" w:hAnsi="Arial"/>
+          <w:b/>
+          <w:bCs/>
+          <w:color w:val="2E75B6"/>
+          <w:sz w:val="26"/>
+          <w:szCs w:val="26"/>
+        </w:rPr>
+        <w:t>4.8 Troubleshooting: Constant or Compressed Predictions</w:t>
       </w:r>
     </w:p>
     <w:p>
@@ -8573,7 +10050,7 @@
                 <w:sz w:val="19"/>
                 <w:szCs w:val="19"/>
               </w:rPr>
-              <w:t xml:space="preserve">Negative R² (−0.3 to −0.4)</w:t>
+              <w:t>Negative R² (−0.3 to −0.4)</w:t>
             </w:r>
           </w:p>
         </w:tc>
@@ -8601,7 +10078,7 @@
                 <w:sz w:val="19"/>
                 <w:szCs w:val="19"/>
               </w:rPr>
-              <w:t xml:space="preserve">Model performs worse than predicting the mean</w:t>
+              <w:t>Model performs worse than predicting the mean (current v4 state)</w:t>
             </w:r>
           </w:p>
         </w:tc>
@@ -8629,7 +10106,7 @@
                 <w:sz w:val="19"/>
                 <w:szCs w:val="19"/>
               </w:rPr>
-              <w:t xml:space="preserve">Verify weighting, reduce learning rate to 0.001</w:t>
+              <w:t>Standardize all numeric inputs, remove Step 12b weighting, use mini-batches</w:t>
             </w:r>
           </w:p>
         </w:tc>
@@ -8802,6 +10279,92 @@
                 <w:szCs w:val="19"/>
               </w:rPr>
               <w:t xml:space="preserve">Reduce lr from 0.01 to 0.001</w:t>
+            </w:r>
+          </w:p>
+        </w:tc>
+      </w:tr>
+      <w:tr>
+        <w:tc>
+          <w:tcPr>
+            <w:tcW w:type="dxa" w:w="2400"/>
+            <w:tcBorders>
+              <w:top w:val="single" w:color="CCCCCC" w:sz="1"/>
+              <w:left w:val="single" w:color="CCCCCC" w:sz="1"/>
+              <w:bottom w:val="single" w:color="CCCCCC" w:sz="1"/>
+              <w:right w:val="single" w:color="CCCCCC" w:sz="1"/>
+            </w:tcBorders>
+            <w:shd w:fill="FFFFFF" w:val="clear"/>
+            <w:tcMar>
+              <w:top w:type="dxa" w:w="80"/>
+              <w:left w:type="dxa" w:w="120"/>
+              <w:bottom w:type="dxa" w:w="80"/>
+              <w:right w:type="dxa" w:w="120"/>
+            </w:tcMar>
+          </w:tcPr>
+          <w:p>
+            <w:r>
+              <w:rPr>
+                <w:rFonts w:ascii="Arial" w:cs="Arial" w:eastAsia="Arial" w:hAnsi="Arial"/>
+                <w:sz w:val="19"/>
+                <w:szCs w:val="19"/>
+              </w:rPr>
+              <w:t>Validation loss ~2x train and unstable</w:t>
+            </w:r>
+          </w:p>
+        </w:tc>
+        <w:tc>
+          <w:tcPr>
+            <w:tcW w:type="dxa" w:w="3200"/>
+            <w:tcBorders>
+              <w:top w:val="single" w:color="CCCCCC" w:sz="1"/>
+              <w:left w:val="single" w:color="CCCCCC" w:sz="1"/>
+              <w:bottom w:val="single" w:color="CCCCCC" w:sz="1"/>
+              <w:right w:val="single" w:color="CCCCCC" w:sz="1"/>
+            </w:tcBorders>
+            <w:shd w:fill="FFFFFF" w:val="clear"/>
+            <w:tcMar>
+              <w:top w:type="dxa" w:w="80"/>
+              <w:left w:type="dxa" w:w="120"/>
+              <w:bottom w:type="dxa" w:w="80"/>
+              <w:right w:type="dxa" w:w="120"/>
+            </w:tcMar>
+          </w:tcPr>
+          <w:p>
+            <w:r>
+              <w:rPr>
+                <w:rFonts w:ascii="Arial" w:cs="Arial" w:eastAsia="Arial" w:hAnsi="Arial"/>
+                <w:sz w:val="19"/>
+                <w:szCs w:val="19"/>
+              </w:rPr>
+              <w:t>Likely BatchNorm train/eval mismatch with unscaled inputs</w:t>
+            </w:r>
+          </w:p>
+        </w:tc>
+        <w:tc>
+          <w:tcPr>
+            <w:tcW w:type="dxa" w:w="3760"/>
+            <w:tcBorders>
+              <w:top w:val="single" w:color="CCCCCC" w:sz="1"/>
+              <w:left w:val="single" w:color="CCCCCC" w:sz="1"/>
+              <w:bottom w:val="single" w:color="CCCCCC" w:sz="1"/>
+              <w:right w:val="single" w:color="CCCCCC" w:sz="1"/>
+            </w:tcBorders>
+            <w:shd w:fill="FFFFFF" w:val="clear"/>
+            <w:tcMar>
+              <w:top w:type="dxa" w:w="80"/>
+              <w:left w:type="dxa" w:w="120"/>
+              <w:bottom w:type="dxa" w:w="80"/>
+              <w:right w:type="dxa" w:w="120"/>
+            </w:tcMar>
+          </w:tcPr>
+          <w:p>
+            <w:r>
+              <w:rPr>
+                <w:rFonts w:ascii="Arial" w:cs="Arial" w:eastAsia="Arial" w:hAnsi="Arial"/>
+                <w:sz w:val="19"/>
+                <w:szCs w:val="19"/>
+              </w:rPr>
+              <w:t>Standardize Year of diagnosis; compare model.train() vs model.eval() outputs</w:t>
             </w:r>
           </w:p>
         </w:tc>
@@ -8826,7 +10389,7 @@
           <w:sz w:val="26"/>
           <w:szCs w:val="26"/>
         </w:rPr>
-        <w:t xml:space="preserve">4.8 Output Files</w:t>
+        <w:t>4.9 Output Files</w:t>
       </w:r>
     </w:p>
     <w:tbl>
@@ -9197,7 +10760,7 @@
                 <w:sz w:val="19"/>
                 <w:szCs w:val="19"/>
               </w:rPr>
-              <w:t xml:space="preserve">Train and test Huber loss over 500 epochs</w:t>
+              <w:t>Train and validation Huber loss over 500 epochs</w:t>
             </w:r>
           </w:p>
         </w:tc>
@@ -10144,7 +11707,7 @@
           <w:sz w:val="20"/>
           <w:szCs w:val="20"/>
         </w:rPr>
-        <w:t xml:space="preserve">The RSF requires knowing whether each patient's event (death from lung cancer) was observed or censored. This is derived from the COD column:</w:t>
+        <w:t>The RSF requires knowing whether each patient's event (death from lung cancer) was observed or censored. This is derived from the COD column, which in v4 defines the outcome only and is never used as a model input:</w:t>
       </w:r>
     </w:p>
     <w:p>
@@ -10199,6 +11762,24 @@
           <w:szCs w:val="20"/>
         </w:rPr>
         <w:t xml:space="preserve">Rows with 0-month survival removed (not valid for RSF log-rank calculations)</w:t>
+      </w:r>
+    </w:p>
+    <w:p>
+      <w:pPr>
+        <w:pStyle w:val="ListParagraph"/>
+        <w:numPr>
+          <w:ilvl w:val="0"/>
+          <w:numId w:val="2"/>
+        </w:numPr>
+        <w:spacing w:after="40" w:before="40"/>
+      </w:pPr>
+      <w:r>
+        <w:rPr>
+          <w:rFonts w:ascii="Arial" w:cs="Arial" w:eastAsia="Arial" w:hAnsi="Arial"/>
+          <w:sz w:val="20"/>
+          <w:szCs w:val="20"/>
+        </w:rPr>
+        <w:t>Because the extract contains only lung-cancer deaths and patients alive at follow-up, this is a cause-specific analysis on a selected cohort. Deaths from other causes should be treated as competing events (Aalen-Johansen / Fine-Gray) once the extract is expanded (Section 8).</w:t>
       </w:r>
     </w:p>
     <w:p>
@@ -11142,7 +12723,7 @@
                 <w:sz w:val="19"/>
                 <w:szCs w:val="19"/>
               </w:rPr>
-              <w:t xml:space="preserve">0.76 (this model)</w:t>
+              <w:t>0.72 (this model)</w:t>
             </w:r>
           </w:p>
         </w:tc>
@@ -11170,7 +12751,7 @@
                 <w:sz w:val="19"/>
                 <w:szCs w:val="19"/>
               </w:rPr>
-              <w:t xml:space="preserve">Correct 76% of the time — good discrimination</w:t>
+              <w:t>Correct 72% of the time — good discrimination</w:t>
             </w:r>
           </w:p>
         </w:tc>
@@ -11544,7 +13125,7 @@
                 <w:sz w:val="19"/>
                 <w:szCs w:val="19"/>
               </w:rPr>
-              <w:t xml:space="preserve">C-index</w:t>
+              <w:t>C-index</w:t>
             </w:r>
           </w:p>
         </w:tc>
@@ -11572,7 +13153,7 @@
                 <w:sz w:val="19"/>
                 <w:szCs w:val="19"/>
               </w:rPr>
-              <w:t xml:space="preserve">0.7588</w:t>
+              <w:t>0.7226</w:t>
             </w:r>
           </w:p>
         </w:tc>
@@ -11600,7 +13181,7 @@
                 <w:sz w:val="19"/>
                 <w:szCs w:val="19"/>
               </w:rPr>
-              <w:t xml:space="preserve">0.7607</w:t>
+              <w:t>0.7206</w:t>
             </w:r>
           </w:p>
         </w:tc>
@@ -11628,7 +13209,7 @@
                 <w:sz w:val="19"/>
                 <w:szCs w:val="19"/>
               </w:rPr>
-              <w:t xml:space="preserve">Near-identical — no overfitting</w:t>
+              <w:t>Near-identical — no overfitting</w:t>
             </w:r>
           </w:p>
         </w:tc>
@@ -11772,7 +13353,7 @@
                 <w:sz w:val="19"/>
                 <w:szCs w:val="19"/>
               </w:rPr>
-              <w:t xml:space="preserve">Improvement over random</w:t>
+              <w:t>Improvement over random</w:t>
             </w:r>
           </w:p>
         </w:tc>
@@ -11800,7 +13381,7 @@
                 <w:sz w:val="19"/>
                 <w:szCs w:val="19"/>
               </w:rPr>
-              <w:t xml:space="preserve">+0.26</w:t>
+              <w:t>+0.22</w:t>
             </w:r>
           </w:p>
         </w:tc>
@@ -11828,7 +13409,7 @@
                 <w:sz w:val="19"/>
                 <w:szCs w:val="19"/>
               </w:rPr>
-              <w:t xml:space="preserve">+0.26</w:t>
+              <w:t>+0.22</w:t>
             </w:r>
           </w:p>
         </w:tc>
@@ -11856,7 +13437,7 @@
                 <w:sz w:val="19"/>
                 <w:szCs w:val="19"/>
               </w:rPr>
-              <w:t xml:space="preserve">Model discriminates well</w:t>
+              <w:t>Model discriminates well</w:t>
             </w:r>
           </w:p>
         </w:tc>
@@ -11894,7 +13475,7 @@
           <w:sz w:val="20"/>
           <w:szCs w:val="20"/>
         </w:rPr>
-        <w:t xml:space="preserve">The RSF requires special handling on large datasets due to its internal (n_patients × n_timepoints × 2) array allocation. Two key mitigations are applied:</w:t>
+        <w:t>The RSF requires special handling on large datasets due to its internal (n_patients × n_timepoints × 2) array allocation. Three key mitigations are applied:</w:t>
       </w:r>
     </w:p>
     <w:p>
@@ -12158,7 +13739,7 @@
                 <w:sz w:val="19"/>
                 <w:szCs w:val="19"/>
               </w:rPr>
-              <w:t xml:space="preserve">1</w:t>
+              <w:t>1</w:t>
             </w:r>
           </w:p>
         </w:tc>
@@ -12186,7 +13767,7 @@
                 <w:sz w:val="19"/>
                 <w:szCs w:val="19"/>
               </w:rPr>
-              <w:t xml:space="preserve">COD to site recode ICD-O-3 2023 Revision Expanded (1999+)_Encoded</w:t>
+              <w:t>RX Summ–Surg Prim Site (1998+)_Encoded</w:t>
             </w:r>
           </w:p>
         </w:tc>
@@ -12214,7 +13795,7 @@
                 <w:sz w:val="19"/>
                 <w:szCs w:val="19"/>
               </w:rPr>
-              <w:t xml:space="preserve">0.1367</w:t>
+              <w:t>0.0591</w:t>
             </w:r>
           </w:p>
         </w:tc>
@@ -12242,7 +13823,7 @@
                 <w:sz w:val="19"/>
                 <w:szCs w:val="19"/>
               </w:rPr>
-              <w:t xml:space="preserve">±0.0030</w:t>
+              <w:t>±0.0017</w:t>
             </w:r>
           </w:p>
         </w:tc>
@@ -12272,7 +13853,7 @@
                 <w:sz w:val="19"/>
                 <w:szCs w:val="19"/>
               </w:rPr>
-              <w:t xml:space="preserve">2</w:t>
+              <w:t>2</w:t>
             </w:r>
           </w:p>
         </w:tc>
@@ -12300,7 +13881,7 @@
                 <w:sz w:val="19"/>
                 <w:szCs w:val="19"/>
               </w:rPr>
-              <w:t xml:space="preserve">RX Summ–Surg Prim Site (1998+)_Encoded</w:t>
+              <w:t>SEER historic stage A (1973–2015)_Encoded</w:t>
             </w:r>
           </w:p>
         </w:tc>
@@ -12328,7 +13909,7 @@
                 <w:sz w:val="19"/>
                 <w:szCs w:val="19"/>
               </w:rPr>
-              <w:t xml:space="preserve">0.0303</w:t>
+              <w:t>0.0249</w:t>
             </w:r>
           </w:p>
         </w:tc>
@@ -12356,7 +13937,7 @@
                 <w:sz w:val="19"/>
                 <w:szCs w:val="19"/>
               </w:rPr>
-              <w:t xml:space="preserve">±0.0024</w:t>
+              <w:t>±0.0011</w:t>
             </w:r>
           </w:p>
         </w:tc>
@@ -12386,7 +13967,7 @@
                 <w:sz w:val="19"/>
                 <w:szCs w:val="19"/>
               </w:rPr>
-              <w:t xml:space="preserve">3</w:t>
+              <w:t>3</w:t>
             </w:r>
           </w:p>
         </w:tc>
@@ -12414,7 +13995,7 @@
                 <w:sz w:val="19"/>
                 <w:szCs w:val="19"/>
               </w:rPr>
-              <w:t xml:space="preserve">SEER historic stage A (1973–2015)_Encoded</w:t>
+              <w:t>Age_Mean</w:t>
             </w:r>
           </w:p>
         </w:tc>
@@ -12442,7 +14023,7 @@
                 <w:sz w:val="19"/>
                 <w:szCs w:val="19"/>
               </w:rPr>
-              <w:t xml:space="preserve">0.0267</w:t>
+              <w:t>0.0173</w:t>
             </w:r>
           </w:p>
         </w:tc>
@@ -12470,7 +14051,7 @@
                 <w:sz w:val="19"/>
                 <w:szCs w:val="19"/>
               </w:rPr>
-              <w:t xml:space="preserve">±0.0016</w:t>
+              <w:t>±0.0016</w:t>
             </w:r>
           </w:p>
         </w:tc>
@@ -12500,7 +14081,7 @@
                 <w:sz w:val="19"/>
                 <w:szCs w:val="19"/>
               </w:rPr>
-              <w:t xml:space="preserve">4</w:t>
+              <w:t>4</w:t>
             </w:r>
           </w:p>
         </w:tc>
@@ -12528,7 +14109,7 @@
                 <w:sz w:val="19"/>
                 <w:szCs w:val="19"/>
               </w:rPr>
-              <w:t xml:space="preserve">Treatment_Days</w:t>
+              <w:t>Year of diagnosis</w:t>
             </w:r>
           </w:p>
         </w:tc>
@@ -12556,7 +14137,7 @@
                 <w:sz w:val="19"/>
                 <w:szCs w:val="19"/>
               </w:rPr>
-              <w:t xml:space="preserve">0.0161</w:t>
+              <w:t>0.0169</w:t>
             </w:r>
           </w:p>
         </w:tc>
@@ -12584,7 +14165,7 @@
                 <w:sz w:val="19"/>
                 <w:szCs w:val="19"/>
               </w:rPr>
-              <w:t xml:space="preserve">±0.0017</w:t>
+              <w:t>±0.0011</w:t>
             </w:r>
           </w:p>
         </w:tc>
@@ -12614,7 +14195,7 @@
                 <w:sz w:val="19"/>
                 <w:szCs w:val="19"/>
               </w:rPr>
-              <w:t xml:space="preserve">5</w:t>
+              <w:t>5</w:t>
             </w:r>
           </w:p>
         </w:tc>
@@ -12642,7 +14223,7 @@
                 <w:sz w:val="19"/>
                 <w:szCs w:val="19"/>
               </w:rPr>
-              <w:t xml:space="preserve">Tumor_Size_mm</w:t>
+              <w:t>Tumor_Size_mm</w:t>
             </w:r>
           </w:p>
         </w:tc>
@@ -12670,7 +14251,7 @@
                 <w:sz w:val="19"/>
                 <w:szCs w:val="19"/>
               </w:rPr>
-              <w:t xml:space="preserve">0.0070</w:t>
+              <w:t>0.0157</w:t>
             </w:r>
           </w:p>
         </w:tc>
@@ -12698,7 +14279,7 @@
                 <w:sz w:val="19"/>
                 <w:szCs w:val="19"/>
               </w:rPr>
-              <w:t xml:space="preserve">±0.0015</w:t>
+              <w:t>±0.0005</w:t>
             </w:r>
           </w:p>
         </w:tc>
@@ -12728,7 +14309,7 @@
                 <w:sz w:val="19"/>
                 <w:szCs w:val="19"/>
               </w:rPr>
-              <w:t xml:space="preserve">6</w:t>
+              <w:t>6</w:t>
             </w:r>
           </w:p>
         </w:tc>
@@ -12756,7 +14337,7 @@
                 <w:sz w:val="19"/>
                 <w:szCs w:val="19"/>
               </w:rPr>
-              <w:t xml:space="preserve">Sex_Encoded</w:t>
+              <w:t>Treatment_Days</w:t>
             </w:r>
           </w:p>
         </w:tc>
@@ -12784,7 +14365,7 @@
                 <w:sz w:val="19"/>
                 <w:szCs w:val="19"/>
               </w:rPr>
-              <w:t xml:space="preserve">0.0020</w:t>
+              <w:t>0.0134</w:t>
             </w:r>
           </w:p>
         </w:tc>
@@ -12812,7 +14393,7 @@
                 <w:sz w:val="19"/>
                 <w:szCs w:val="19"/>
               </w:rPr>
-              <w:t xml:space="preserve">±0.0001</w:t>
+              <w:t>±0.0009</w:t>
             </w:r>
           </w:p>
         </w:tc>
@@ -12842,7 +14423,7 @@
                 <w:sz w:val="19"/>
                 <w:szCs w:val="19"/>
               </w:rPr>
-              <w:t xml:space="preserve">7</w:t>
+              <w:t>7</w:t>
             </w:r>
           </w:p>
         </w:tc>
@@ -12870,7 +14451,7 @@
                 <w:sz w:val="19"/>
                 <w:szCs w:val="19"/>
               </w:rPr>
-              <w:t xml:space="preserve">Age_Mean</w:t>
+              <w:t>Sex_Encoded</w:t>
             </w:r>
           </w:p>
         </w:tc>
@@ -12898,7 +14479,7 @@
                 <w:sz w:val="19"/>
                 <w:szCs w:val="19"/>
               </w:rPr>
-              <w:t xml:space="preserve">0.0017</w:t>
+              <w:t>0.0025</w:t>
             </w:r>
           </w:p>
         </w:tc>
@@ -12926,7 +14507,7 @@
                 <w:sz w:val="19"/>
                 <w:szCs w:val="19"/>
               </w:rPr>
-              <w:t xml:space="preserve">±0.0014</w:t>
+              <w:t>±0.0004</w:t>
             </w:r>
           </w:p>
         </w:tc>
@@ -12956,7 +14537,7 @@
                 <w:sz w:val="19"/>
                 <w:szCs w:val="19"/>
               </w:rPr>
-              <w:t xml:space="preserve">8</w:t>
+              <w:t>8</w:t>
             </w:r>
           </w:p>
         </w:tc>
@@ -12984,7 +14565,7 @@
                 <w:sz w:val="19"/>
                 <w:szCs w:val="19"/>
               </w:rPr>
-              <w:t xml:space="preserve">Derived Summary Grade 2018 (2018+) with NULL_Encoded</w:t>
+              <w:t>Marital status at diagnosis_Encoded</w:t>
             </w:r>
           </w:p>
         </w:tc>
@@ -13012,7 +14593,7 @@
                 <w:sz w:val="19"/>
                 <w:szCs w:val="19"/>
               </w:rPr>
-              <w:t xml:space="preserve">−0.0000</w:t>
+              <w:t>0.0007</w:t>
             </w:r>
           </w:p>
         </w:tc>
@@ -13040,7 +14621,7 @@
                 <w:sz w:val="19"/>
                 <w:szCs w:val="19"/>
               </w:rPr>
-              <w:t xml:space="preserve">±0.0003</w:t>
+              <w:t>±0.0003</w:t>
             </w:r>
           </w:p>
         </w:tc>
@@ -13070,7 +14651,7 @@
                 <w:sz w:val="19"/>
                 <w:szCs w:val="19"/>
               </w:rPr>
-              <w:t xml:space="preserve">9</w:t>
+              <w:t>9</w:t>
             </w:r>
           </w:p>
         </w:tc>
@@ -13098,7 +14679,7 @@
                 <w:sz w:val="19"/>
                 <w:szCs w:val="19"/>
               </w:rPr>
-              <w:t xml:space="preserve">Marital status at diagnosis_Encoded</w:t>
+              <w:t>Derived Summary Grade 2018 (2018+) with NULL_Encoded</w:t>
             </w:r>
           </w:p>
         </w:tc>
@@ -13126,7 +14707,7 @@
                 <w:sz w:val="19"/>
                 <w:szCs w:val="19"/>
               </w:rPr>
-              <w:t xml:space="preserve">−0.0010</w:t>
+              <w:t>−0.0022</w:t>
             </w:r>
           </w:p>
         </w:tc>
@@ -13154,121 +14735,7 @@
                 <w:sz w:val="19"/>
                 <w:szCs w:val="19"/>
               </w:rPr>
-              <w:t xml:space="preserve">±0.0007</w:t>
-            </w:r>
-          </w:p>
-        </w:tc>
-      </w:tr>
-      <w:tr>
-        <w:tc>
-          <w:tcPr>
-            <w:tcW w:type="dxa" w:w="600"/>
-            <w:tcBorders>
-              <w:top w:val="single" w:color="CCCCCC" w:sz="1"/>
-              <w:left w:val="single" w:color="CCCCCC" w:sz="1"/>
-              <w:bottom w:val="single" w:color="CCCCCC" w:sz="1"/>
-              <w:right w:val="single" w:color="CCCCCC" w:sz="1"/>
-            </w:tcBorders>
-            <w:shd w:fill="FFFFFF" w:val="clear"/>
-            <w:tcMar>
-              <w:top w:type="dxa" w:w="80"/>
-              <w:left w:type="dxa" w:w="120"/>
-              <w:bottom w:type="dxa" w:w="80"/>
-              <w:right w:type="dxa" w:w="120"/>
-            </w:tcMar>
-          </w:tcPr>
-          <w:p>
-            <w:r>
-              <w:rPr>
-                <w:rFonts w:ascii="Arial" w:cs="Arial" w:eastAsia="Arial" w:hAnsi="Arial"/>
-                <w:sz w:val="19"/>
-                <w:szCs w:val="19"/>
-              </w:rPr>
-              <w:t xml:space="preserve">10</w:t>
-            </w:r>
-          </w:p>
-        </w:tc>
-        <w:tc>
-          <w:tcPr>
-            <w:tcW w:type="dxa" w:w="5400"/>
-            <w:tcBorders>
-              <w:top w:val="single" w:color="CCCCCC" w:sz="1"/>
-              <w:left w:val="single" w:color="CCCCCC" w:sz="1"/>
-              <w:bottom w:val="single" w:color="CCCCCC" w:sz="1"/>
-              <w:right w:val="single" w:color="CCCCCC" w:sz="1"/>
-            </w:tcBorders>
-            <w:shd w:fill="FFFFFF" w:val="clear"/>
-            <w:tcMar>
-              <w:top w:type="dxa" w:w="80"/>
-              <w:left w:type="dxa" w:w="120"/>
-              <w:bottom w:type="dxa" w:w="80"/>
-              <w:right w:type="dxa" w:w="120"/>
-            </w:tcMar>
-          </w:tcPr>
-          <w:p>
-            <w:r>
-              <w:rPr>
-                <w:rFonts w:ascii="Arial" w:cs="Arial" w:eastAsia="Arial" w:hAnsi="Arial"/>
-                <w:sz w:val="19"/>
-                <w:szCs w:val="19"/>
-              </w:rPr>
-              <w:t xml:space="preserve">Year of diagnosis</w:t>
-            </w:r>
-          </w:p>
-        </w:tc>
-        <w:tc>
-          <w:tcPr>
-            <w:tcW w:type="dxa" w:w="1680"/>
-            <w:tcBorders>
-              <w:top w:val="single" w:color="CCCCCC" w:sz="1"/>
-              <w:left w:val="single" w:color="CCCCCC" w:sz="1"/>
-              <w:bottom w:val="single" w:color="CCCCCC" w:sz="1"/>
-              <w:right w:val="single" w:color="CCCCCC" w:sz="1"/>
-            </w:tcBorders>
-            <w:shd w:fill="FFFFFF" w:val="clear"/>
-            <w:tcMar>
-              <w:top w:type="dxa" w:w="80"/>
-              <w:left w:type="dxa" w:w="120"/>
-              <w:bottom w:type="dxa" w:w="80"/>
-              <w:right w:type="dxa" w:w="120"/>
-            </w:tcMar>
-          </w:tcPr>
-          <w:p>
-            <w:r>
-              <w:rPr>
-                <w:rFonts w:ascii="Arial" w:cs="Arial" w:eastAsia="Arial" w:hAnsi="Arial"/>
-                <w:sz w:val="19"/>
-                <w:szCs w:val="19"/>
-              </w:rPr>
-              <w:t xml:space="preserve">−0.0061</w:t>
-            </w:r>
-          </w:p>
-        </w:tc>
-        <w:tc>
-          <w:tcPr>
-            <w:tcW w:type="dxa" w:w="1680"/>
-            <w:tcBorders>
-              <w:top w:val="single" w:color="CCCCCC" w:sz="1"/>
-              <w:left w:val="single" w:color="CCCCCC" w:sz="1"/>
-              <w:bottom w:val="single" w:color="CCCCCC" w:sz="1"/>
-              <w:right w:val="single" w:color="CCCCCC" w:sz="1"/>
-            </w:tcBorders>
-            <w:shd w:fill="FFFFFF" w:val="clear"/>
-            <w:tcMar>
-              <w:top w:type="dxa" w:w="80"/>
-              <w:left w:type="dxa" w:w="120"/>
-              <w:bottom w:type="dxa" w:w="80"/>
-              <w:right w:type="dxa" w:w="120"/>
-            </w:tcMar>
-          </w:tcPr>
-          <w:p>
-            <w:r>
-              <w:rPr>
-                <w:rFonts w:ascii="Arial" w:cs="Arial" w:eastAsia="Arial" w:hAnsi="Arial"/>
-                <w:sz w:val="19"/>
-                <w:szCs w:val="19"/>
-              </w:rPr>
-              <w:t xml:space="preserve">±0.0003</w:t>
+              <w:t>±0.0002</w:t>
             </w:r>
           </w:p>
         </w:tc>
@@ -13289,7 +14756,7 @@
           <w:sz w:val="20"/>
           <w:szCs w:val="20"/>
         </w:rPr>
-        <w:t xml:space="preserve">Note: Year of diagnosis ranks #1 in the Decision Tree (importance 0.54) but is slightly negative in the RSF (−0.006). This is because the RSF captures the strong clinical signal from COD, stage, and surgical treatment directly, while the Decision Tree's impurity measure is sensitive to the year trend in the data.</w:t>
+        <w:t>Note: With COD removed, the RSF and Decision Tree now agree on the top two drivers (surgery, then stage). Year of diagnosis, which ranked #1 in the leaky v3 Decision Tree, is now mid-table in both models. Grade is slightly negative in the RSF, likely because it is only recorded from 2018 onward and is missing for most patients.</w:t>
       </w:r>
     </w:p>
     <w:p>
@@ -13563,7 +15030,7 @@
                 <w:sz w:val="19"/>
                 <w:szCs w:val="19"/>
               </w:rPr>
-              <w:t xml:space="preserve">Q1 (Lowest Risk)</w:t>
+              <w:t>Q1 (Lowest Risk)</w:t>
             </w:r>
           </w:p>
         </w:tc>
@@ -13591,7 +15058,7 @@
                 <w:sz w:val="19"/>
                 <w:szCs w:val="19"/>
               </w:rPr>
-              <w:t xml:space="preserve">38,377</w:t>
+              <w:t>38,377</w:t>
             </w:r>
           </w:p>
         </w:tc>
@@ -13619,7 +15086,7 @@
                 <w:sz w:val="19"/>
                 <w:szCs w:val="19"/>
               </w:rPr>
-              <w:t xml:space="preserve">12.3%</w:t>
+              <w:t>33.6%</w:t>
             </w:r>
           </w:p>
         </w:tc>
@@ -13647,7 +15114,7 @@
                 <w:sz w:val="19"/>
                 <w:szCs w:val="19"/>
               </w:rPr>
-              <w:t xml:space="preserve">43.0 months</w:t>
+              <w:t>31.0 months</w:t>
             </w:r>
           </w:p>
         </w:tc>
@@ -13675,7 +15142,7 @@
                 <w:sz w:val="19"/>
                 <w:szCs w:val="19"/>
               </w:rPr>
-              <w:t xml:space="preserve">61.6 months</w:t>
+              <w:t>50.6 months</w:t>
             </w:r>
           </w:p>
         </w:tc>
@@ -13703,7 +15170,7 @@
                 <w:sz w:val="19"/>
                 <w:szCs w:val="19"/>
               </w:rPr>
-              <w:t xml:space="preserve">16–89 months</w:t>
+              <w:t>12–71 months</w:t>
             </w:r>
           </w:p>
         </w:tc>
@@ -13733,7 +15200,7 @@
                 <w:sz w:val="19"/>
                 <w:szCs w:val="19"/>
               </w:rPr>
-              <w:t xml:space="preserve">Q2</w:t>
+              <w:t>Q2</w:t>
             </w:r>
           </w:p>
         </w:tc>
@@ -13761,7 +15228,7 @@
                 <w:sz w:val="19"/>
                 <w:szCs w:val="19"/>
               </w:rPr>
-              <w:t xml:space="preserve">38,377</w:t>
+              <w:t>38,379</w:t>
             </w:r>
           </w:p>
         </w:tc>
@@ -13789,7 +15256,7 @@
                 <w:sz w:val="19"/>
                 <w:szCs w:val="19"/>
               </w:rPr>
-              <w:t xml:space="preserve">100.0%</w:t>
+              <w:t>82.0%</w:t>
             </w:r>
           </w:p>
         </w:tc>
@@ -13817,7 +15284,7 @@
                 <w:sz w:val="19"/>
                 <w:szCs w:val="19"/>
               </w:rPr>
-              <w:t xml:space="preserve">13.0 months</w:t>
+              <w:t>13.0 months</w:t>
             </w:r>
           </w:p>
         </w:tc>
@@ -13845,7 +15312,7 @@
                 <w:sz w:val="19"/>
                 <w:szCs w:val="19"/>
               </w:rPr>
-              <w:t xml:space="preserve">22.7 months</w:t>
+              <w:t>28.1 months</w:t>
             </w:r>
           </w:p>
         </w:tc>
@@ -13873,7 +15340,7 @@
                 <w:sz w:val="19"/>
                 <w:szCs w:val="19"/>
               </w:rPr>
-              <w:t xml:space="preserve">6–29 months</w:t>
+              <w:t>5–34 months</w:t>
             </w:r>
           </w:p>
         </w:tc>
@@ -13903,7 +15370,7 @@
                 <w:sz w:val="19"/>
                 <w:szCs w:val="19"/>
               </w:rPr>
-              <w:t xml:space="preserve">Q3</w:t>
+              <w:t>Q3</w:t>
             </w:r>
           </w:p>
         </w:tc>
@@ -13931,7 +15398,7 @@
                 <w:sz w:val="19"/>
                 <w:szCs w:val="19"/>
               </w:rPr>
-              <w:t xml:space="preserve">38,377</w:t>
+              <w:t>38,375</w:t>
             </w:r>
           </w:p>
         </w:tc>
@@ -13959,7 +15426,7 @@
                 <w:sz w:val="19"/>
                 <w:szCs w:val="19"/>
               </w:rPr>
-              <w:t xml:space="preserve">100.0%</w:t>
+              <w:t>97.4%</w:t>
             </w:r>
           </w:p>
         </w:tc>
@@ -13987,7 +15454,7 @@
                 <w:sz w:val="19"/>
                 <w:szCs w:val="19"/>
               </w:rPr>
-              <w:t xml:space="preserve">7.0 months</w:t>
+              <w:t>9.0 months</w:t>
             </w:r>
           </w:p>
         </w:tc>
@@ -14015,7 +15482,7 @@
                 <w:sz w:val="19"/>
                 <w:szCs w:val="19"/>
               </w:rPr>
-              <w:t xml:space="preserve">11.9 months</w:t>
+              <w:t>17.1 months</w:t>
             </w:r>
           </w:p>
         </w:tc>
@@ -14043,7 +15510,7 @@
                 <w:sz w:val="19"/>
                 <w:szCs w:val="19"/>
               </w:rPr>
-              <w:t xml:space="preserve">3–15 months</w:t>
+              <w:t>4–19 months</w:t>
             </w:r>
           </w:p>
         </w:tc>
@@ -14073,7 +15540,7 @@
                 <w:sz w:val="19"/>
                 <w:szCs w:val="19"/>
               </w:rPr>
-              <w:t xml:space="preserve">Q4 (Highest Risk)</w:t>
+              <w:t>Q4 (Highest Risk)</w:t>
             </w:r>
           </w:p>
         </w:tc>
@@ -14101,7 +15568,7 @@
                 <w:sz w:val="19"/>
                 <w:szCs w:val="19"/>
               </w:rPr>
-              <w:t xml:space="preserve">38,377</w:t>
+              <w:t>38,377</w:t>
             </w:r>
           </w:p>
         </w:tc>
@@ -14129,7 +15596,7 @@
                 <w:sz w:val="19"/>
                 <w:szCs w:val="19"/>
               </w:rPr>
-              <w:t xml:space="preserve">100.0%</w:t>
+              <w:t>99.3%</w:t>
             </w:r>
           </w:p>
         </w:tc>
@@ -14157,7 +15624,7 @@
                 <w:sz w:val="19"/>
                 <w:szCs w:val="19"/>
               </w:rPr>
-              <w:t xml:space="preserve">5.0 months</w:t>
+              <w:t>5.0 months</w:t>
             </w:r>
           </w:p>
         </w:tc>
@@ -14185,7 +15652,7 @@
                 <w:sz w:val="19"/>
                 <w:szCs w:val="19"/>
               </w:rPr>
-              <w:t xml:space="preserve">9.3 months</w:t>
+              <w:t>9.6 months</w:t>
             </w:r>
           </w:p>
         </w:tc>
@@ -14213,7 +15680,7 @@
                 <w:sz w:val="19"/>
                 <w:szCs w:val="19"/>
               </w:rPr>
-              <w:t xml:space="preserve">2–11 months</w:t>
+              <w:t>2–11 months</w:t>
             </w:r>
           </w:p>
         </w:tc>
@@ -14234,7 +15701,7 @@
           <w:sz w:val="20"/>
           <w:szCs w:val="20"/>
         </w:rPr>
-        <w:t xml:space="preserve">Key insight: The median survival gap between Q1 and Q4 is 38 months (43 vs 5). Q1 has only 12.3% event rate, confirming the low-risk group is predominantly patients who were alive at last follow-up (censored). Q2–Q4 have 100% event rates, indicating the RSF has effectively separated surviving patients from those who died of lung cancer.</w:t>
+        <w:t>Key insight: The median survival gap between Q1 and Q4 is 26 months (31 vs 5), and the event rate climbs steadily from 33.6% to 99.3%. This shows good discrimination (the model ranks patients correctly). It does not show calibration: the risk scores are relative rankings, not predicted months, and the selected cohort (Section 1.2) means absolute survival estimates should not be read off these groups.</w:t>
       </w:r>
     </w:p>
     <w:p>
@@ -15189,7 +16656,7 @@
                 <w:sz w:val="19"/>
                 <w:szCs w:val="19"/>
               </w:rPr>
-              <w:t xml:space="preserve">Primary metric</w:t>
+              <w:t>Primary metric</w:t>
             </w:r>
           </w:p>
         </w:tc>
@@ -15217,7 +16684,7 @@
                 <w:sz w:val="19"/>
                 <w:szCs w:val="19"/>
               </w:rPr>
-              <w:t xml:space="preserve">R² = 0.752</w:t>
+              <w:t>R² = 0.467</w:t>
             </w:r>
           </w:p>
         </w:tc>
@@ -15245,7 +16712,7 @@
                 <w:sz w:val="19"/>
                 <w:szCs w:val="19"/>
               </w:rPr>
-              <w:t xml:space="preserve">R² = −0.286 (needs improvement)</w:t>
+              <w:t>R² = −0.319 (underperforms)</w:t>
             </w:r>
           </w:p>
         </w:tc>
@@ -15273,7 +16740,7 @@
                 <w:sz w:val="19"/>
                 <w:szCs w:val="19"/>
               </w:rPr>
-              <w:t xml:space="preserve">C-index = 0.761</w:t>
+              <w:t>C-index = 0.721</w:t>
             </w:r>
           </w:p>
         </w:tc>
@@ -15303,7 +16770,7 @@
                 <w:sz w:val="19"/>
                 <w:szCs w:val="19"/>
               </w:rPr>
-              <w:t xml:space="preserve">MAE</w:t>
+              <w:t>MAE</w:t>
             </w:r>
           </w:p>
         </w:tc>
@@ -15331,7 +16798,7 @@
                 <w:sz w:val="19"/>
                 <w:szCs w:val="19"/>
               </w:rPr>
-              <w:t xml:space="preserve">10.34 months</w:t>
+              <w:t>15.87 months</w:t>
             </w:r>
           </w:p>
         </w:tc>
@@ -15359,7 +16826,7 @@
                 <w:sz w:val="19"/>
                 <w:szCs w:val="19"/>
               </w:rPr>
-              <w:t xml:space="preserve">21.59 months (compressed range: 1.96–6.07 months predicted)</w:t>
+              <w:t>22.15 months (compressed range: 1.33–3.72 months predicted)</w:t>
             </w:r>
           </w:p>
         </w:tc>
@@ -15387,7 +16854,7 @@
                 <w:sz w:val="19"/>
                 <w:szCs w:val="19"/>
               </w:rPr>
-              <w:t xml:space="preserve">N/A (risk score output)</w:t>
+              <w:t>N/A (risk score output)</w:t>
             </w:r>
           </w:p>
         </w:tc>
@@ -15531,7 +16998,7 @@
                 <w:sz w:val="19"/>
                 <w:szCs w:val="19"/>
               </w:rPr>
-              <w:t xml:space="preserve">Predicts exact months</w:t>
+              <w:t>Predicts exact months</w:t>
             </w:r>
           </w:p>
         </w:tc>
@@ -15559,7 +17026,7 @@
                 <w:sz w:val="19"/>
                 <w:szCs w:val="19"/>
               </w:rPr>
-              <w:t xml:space="preserve">Yes</w:t>
+              <w:t>Yes</w:t>
             </w:r>
           </w:p>
         </w:tc>
@@ -15587,7 +17054,7 @@
                 <w:sz w:val="19"/>
                 <w:szCs w:val="19"/>
               </w:rPr>
-              <w:t xml:space="preserve">Yes (unreliable currently)</w:t>
+              <w:t>Yes (unreliable currently)</w:t>
             </w:r>
           </w:p>
         </w:tc>
@@ -15615,7 +17082,7 @@
                 <w:sz w:val="19"/>
                 <w:szCs w:val="19"/>
               </w:rPr>
-              <w:t xml:space="preserve">No (risk score + survival curve)</w:t>
+              <w:t>No (risk score + survival curve)</w:t>
             </w:r>
           </w:p>
         </w:tc>
@@ -16114,7 +17581,7 @@
           <w:sz w:val="20"/>
           <w:szCs w:val="20"/>
         </w:rPr>
-        <w:t xml:space="preserve">Decision Tree: best-performing regression model (R² = 0.752, MAE = 10.3 months). Recommended as the primary survival time estimator.</w:t>
+        <w:t>Decision Tree: best-performing regression model after the leakage fix (test R² = 0.467, MAE = 15.87 months). Recommended as the primary survival-time estimator, with the caveat that a ~16-month average error limits individual-level use.</w:t>
       </w:r>
     </w:p>
     <w:p>
@@ -16132,7 +17599,7 @@
           <w:sz w:val="20"/>
           <w:szCs w:val="20"/>
         </w:rPr>
-        <w:t xml:space="preserve">Random Survival Forest: strongest model for patient risk stratification and survival curve analysis. C-index 0.761 is competitive with published literature.</w:t>
+        <w:t>Random Survival Forest: strongest model for patient risk stratification and survival curve analysis. Test C-index 0.721 is within the 0.70–0.80 range typical of published lung cancer models and is now free of COD leakage.</w:t>
       </w:r>
     </w:p>
     <w:p>
@@ -16150,7 +17617,7 @@
           <w:sz w:val="20"/>
           <w:szCs w:val="20"/>
         </w:rPr>
-        <w:t xml:space="preserve">Neural Network: predictions now vary (range 1.96–6.07 months) but R² remains negative (−0.286). The model is learning something but the predicted range is too narrow relative to actual survival (0–275 months). Recommend removing Step 12b importance weighting entirely and retraining without input scaling as the next diagnostic step.</w:t>
+        <w:t>Neural Network: underperforms both tree models (R² = −0.319, predictions compressed to 1.33–3.72 months). Validation loss ~2x training loss and unstable, which points to a train/eval-mode mismatch (see Section 4.7). Kept as a documented benchmark; next steps are standardizing Year of diagnosis, removing importance weighting, mini-batch training, and one-hot encoding.</w:t>
       </w:r>
     </w:p>
     <w:p>
@@ -16218,7 +17685,7 @@
           <w:sz w:val="20"/>
           <w:szCs w:val="20"/>
         </w:rPr>
-        <w:t xml:space="preserve">All three scripts must be run in the seer_env conda environment, not the base environment. scikit-survival is installed in seer_env only.</w:t>
+        <w:t>All three scripts must be run in the seer conda environment (Python 3.12), not the base environment. In VS Code, select the interpreter C:\Users\natha\miniconda3\envs\seer\python.exe, or run scripts from a terminal where the environment is activated; otherwise VS Code's Run button may use base Python and fail to import torch or sksurv.</w:t>
       </w:r>
     </w:p>
     <w:p>
@@ -16233,7 +17700,52 @@
           <w:sz w:val="17"/>
           <w:szCs w:val="17"/>
         </w:rPr>
-        <w:t xml:space="preserve">conda activate seer_env</w:t>
+        <w:t>conda create -n seer python=3.12 -y</w:t>
+      </w:r>
+    </w:p>
+    <w:p>
+      <w:pPr>
+        <w:spacing w:after="20" w:before="20"/>
+        <w:ind w:left="360"/>
+      </w:pPr>
+      <w:r>
+        <w:rPr>
+          <w:rFonts w:ascii="Courier New" w:cs="Courier New" w:eastAsia="Courier New" w:hAnsi="Courier New"/>
+          <w:color w:val="2C3E50"/>
+          <w:sz w:val="17"/>
+          <w:szCs w:val="17"/>
+        </w:rPr>
+        <w:t>conda activate seer</w:t>
+      </w:r>
+    </w:p>
+    <w:p>
+      <w:pPr>
+        <w:spacing w:after="20" w:before="20"/>
+        <w:ind w:left="360"/>
+      </w:pPr>
+      <w:r>
+        <w:rPr>
+          <w:rFonts w:ascii="Courier New" w:cs="Courier New" w:eastAsia="Courier New" w:hAnsi="Courier New"/>
+          <w:color w:val="2C3E50"/>
+          <w:sz w:val="17"/>
+          <w:szCs w:val="17"/>
+        </w:rPr>
+        <w:t>conda install -c conda-forge scikit-survival scikit-learn pandas numpy matplotlib seaborn -y</w:t>
+      </w:r>
+    </w:p>
+    <w:p>
+      <w:pPr>
+        <w:spacing w:after="20" w:before="20"/>
+        <w:ind w:left="360"/>
+      </w:pPr>
+      <w:r>
+        <w:rPr>
+          <w:rFonts w:ascii="Courier New" w:cs="Courier New" w:eastAsia="Courier New" w:hAnsi="Courier New"/>
+          <w:color w:val="2C3E50"/>
+          <w:sz w:val="17"/>
+          <w:szCs w:val="17"/>
+        </w:rPr>
+        <w:t>pip install torch --index-url https://download.pytorch.org/whl/cpu</w:t>
       </w:r>
     </w:p>
     <w:p>
@@ -16263,7 +17775,7 @@
           <w:sz w:val="17"/>
           <w:szCs w:val="17"/>
         </w:rPr>
-        <w:t xml:space="preserve">python -c "import sksurv; print('sksurv OK')"</w:t>
+        <w:t>python -c "import sksurv, torch; print('sksurv', sksurv.__version__, '| torch', torch.__version__)"</w:t>
       </w:r>
     </w:p>
     <w:p>
@@ -16428,7 +17940,7 @@
                 <w:sz w:val="19"/>
                 <w:szCs w:val="19"/>
               </w:rPr>
-              <w:t xml:space="preserve">torch</w:t>
+              <w:t>torch</w:t>
             </w:r>
           </w:p>
         </w:tc>
@@ -16456,7 +17968,7 @@
                 <w:sz w:val="19"/>
                 <w:szCs w:val="19"/>
               </w:rPr>
-              <w:t xml:space="preserve">Neural network (PyTorch)</w:t>
+              <w:t>Neural network (PyTorch, CPU build)</w:t>
             </w:r>
           </w:p>
         </w:tc>
@@ -16484,7 +17996,7 @@
                 <w:sz w:val="19"/>
                 <w:szCs w:val="19"/>
               </w:rPr>
-              <w:t xml:space="preserve">conda install pytorch -c pytorch</w:t>
+              <w:t>pip install torch --index-url https://download.pytorch.org/whl/cpu</w:t>
             </w:r>
           </w:p>
         </w:tc>
@@ -16570,7 +18082,7 @@
                 <w:sz w:val="19"/>
                 <w:szCs w:val="19"/>
               </w:rPr>
-              <w:t xml:space="preserve">conda install -c conda-forge scikit-survival</w:t>
+              <w:t>conda install -c conda-forge scikit-survival</w:t>
             </w:r>
           </w:p>
         </w:tc>
@@ -16656,7 +18168,7 @@
                 <w:sz w:val="19"/>
                 <w:szCs w:val="19"/>
               </w:rPr>
-              <w:t xml:space="preserve">conda install scikit-learn</w:t>
+              <w:t>conda install -c conda-forge scikit-learn</w:t>
             </w:r>
           </w:p>
         </w:tc>
@@ -16969,7 +18481,7 @@
           <w:sz w:val="17"/>
           <w:szCs w:val="17"/>
         </w:rPr>
-        <w:t xml:space="preserve">conda activate seer_env</w:t>
+        <w:t>conda activate seer</w:t>
       </w:r>
     </w:p>
     <w:p>
@@ -16984,7 +18496,7 @@
           <w:sz w:val="17"/>
           <w:szCs w:val="17"/>
         </w:rPr>
-        <w:t xml:space="preserve">python "Python Decision Tree Classifier"</w:t>
+        <w:t>python "Python Decision Tree Regressor"</w:t>
       </w:r>
     </w:p>
     <w:p>
@@ -17477,6 +18989,189 @@
       <w:pPr>
         <w:spacing w:after="80" w:before="160"/>
       </w:pPr>
+    </w:p>
+    <w:p>
+      <w:pPr>
+        <w:pStyle w:val="Heading1"/>
+        <w:spacing w:after="160" w:before="360"/>
+      </w:pPr>
+      <w:r>
+        <w:rPr>
+          <w:rFonts w:ascii="Arial" w:cs="Arial" w:eastAsia="Arial" w:hAnsi="Arial"/>
+          <w:b/>
+          <w:bCs/>
+          <w:color w:val="1F4E79"/>
+          <w:sz w:val="32"/>
+          <w:szCs w:val="32"/>
+        </w:rPr>
+        <w:t>8. Limitations and To-Do</w:t>
+      </w:r>
+    </w:p>
+    <w:p>
+      <w:pPr>
+        <w:pStyle w:val="ListParagraph"/>
+        <w:numPr>
+          <w:ilvl w:val="0"/>
+          <w:numId w:val="2"/>
+        </w:numPr>
+        <w:spacing w:after="40" w:before="40"/>
+      </w:pPr>
+      <w:r>
+        <w:rPr>
+          <w:rFonts w:ascii="Arial" w:cs="Arial" w:eastAsia="Arial" w:hAnsi="Arial"/>
+          <w:sz w:val="20"/>
+          <w:szCs w:val="20"/>
+        </w:rPr>
+        <w:t>Selection bias (high priority): re-run the SEER SQL extract to include all causes of death, not just lung cancer and alive.</w:t>
+      </w:r>
+    </w:p>
+    <w:p>
+      <w:pPr>
+        <w:pStyle w:val="ListParagraph"/>
+        <w:numPr>
+          <w:ilvl w:val="0"/>
+          <w:numId w:val="2"/>
+        </w:numPr>
+        <w:spacing w:after="40" w:before="40"/>
+      </w:pPr>
+      <w:r>
+        <w:rPr>
+          <w:rFonts w:ascii="Arial" w:cs="Arial" w:eastAsia="Arial" w:hAnsi="Arial"/>
+          <w:sz w:val="20"/>
+          <w:szCs w:val="20"/>
+        </w:rPr>
+        <w:t>Competing risks: once other-cause deaths are included, estimate cumulative incidence with Aalen-Johansen and model with Fine-Gray, alongside the cause-specific RSF.</w:t>
+      </w:r>
+    </w:p>
+    <w:p>
+      <w:pPr>
+        <w:pStyle w:val="ListParagraph"/>
+        <w:numPr>
+          <w:ilvl w:val="0"/>
+          <w:numId w:val="2"/>
+        </w:numPr>
+        <w:spacing w:after="40" w:before="40"/>
+      </w:pPr>
+      <w:r>
+        <w:rPr>
+          <w:rFonts w:ascii="Arial" w:cs="Arial" w:eastAsia="Arial" w:hAnsi="Arial"/>
+          <w:sz w:val="20"/>
+          <w:szCs w:val="20"/>
+        </w:rPr>
+        <w:t>Neural Network: standardize Year of diagnosis, remove Step 12b weighting, add mini-batching, test one-hot encoding (Section 4.7).</w:t>
+      </w:r>
+    </w:p>
+    <w:p>
+      <w:pPr>
+        <w:pStyle w:val="ListParagraph"/>
+        <w:numPr>
+          <w:ilvl w:val="0"/>
+          <w:numId w:val="2"/>
+        </w:numPr>
+        <w:spacing w:after="40" w:before="40"/>
+      </w:pPr>
+      <w:r>
+        <w:rPr>
+          <w:rFonts w:ascii="Arial" w:cs="Arial" w:eastAsia="Arial" w:hAnsi="Arial"/>
+          <w:sz w:val="20"/>
+          <w:szCs w:val="20"/>
+        </w:rPr>
+        <w:t>Decision Tree script: add low_memory=False to pd.read_csv() so Grade is parsed consistently.</w:t>
+      </w:r>
+    </w:p>
+    <w:p>
+      <w:pPr>
+        <w:pStyle w:val="ListParagraph"/>
+        <w:numPr>
+          <w:ilvl w:val="0"/>
+          <w:numId w:val="2"/>
+        </w:numPr>
+        <w:spacing w:after="40" w:before="40"/>
+      </w:pPr>
+      <w:r>
+        <w:rPr>
+          <w:rFonts w:ascii="Arial" w:cs="Arial" w:eastAsia="Arial" w:hAnsi="Arial"/>
+          <w:sz w:val="20"/>
+          <w:szCs w:val="20"/>
+        </w:rPr>
+        <w:t>Calibration: add calibration checks (e.g. predicted vs observed survival at 12 and 24 months) for the RSF; C-index measures ranking only.</w:t>
+      </w:r>
+    </w:p>
+    <w:p>
+      <w:pPr>
+        <w:pStyle w:val="ListParagraph"/>
+        <w:numPr>
+          <w:ilvl w:val="0"/>
+          <w:numId w:val="2"/>
+        </w:numPr>
+        <w:spacing w:after="40" w:before="40"/>
+      </w:pPr>
+      <w:r>
+        <w:rPr>
+          <w:rFonts w:ascii="Arial" w:cs="Arial" w:eastAsia="Arial" w:hAnsi="Arial"/>
+          <w:sz w:val="20"/>
+          <w:szCs w:val="20"/>
+        </w:rPr>
+        <w:t>Encoding: label encoding imposes a false order on surgery codes and marital status; compare against one-hot encoding for all models.</w:t>
+      </w:r>
+    </w:p>
+    <w:p>
+      <w:pPr>
+        <w:spacing w:after="80" w:before="80"/>
+      </w:pPr>
+    </w:p>
+    <w:p>
+      <w:pPr>
+        <w:pStyle w:val="Heading1"/>
+        <w:spacing w:after="160" w:before="360"/>
+      </w:pPr>
+      <w:r>
+        <w:rPr>
+          <w:rFonts w:ascii="Arial" w:cs="Arial" w:eastAsia="Arial" w:hAnsi="Arial"/>
+          <w:b/>
+          <w:bCs/>
+          <w:color w:val="1F4E79"/>
+          <w:sz w:val="32"/>
+          <w:szCs w:val="32"/>
+        </w:rPr>
+        <w:t>9. Changelog</w:t>
+      </w:r>
+    </w:p>
+    <w:p>
+      <w:pPr>
+        <w:pStyle w:val="ListParagraph"/>
+        <w:numPr>
+          <w:ilvl w:val="0"/>
+          <w:numId w:val="2"/>
+        </w:numPr>
+        <w:spacing w:after="40" w:before="40"/>
+      </w:pPr>
+      <w:r>
+        <w:rPr>
+          <w:rFonts w:ascii="Arial" w:cs="Arial" w:eastAsia="Arial" w:hAnsi="Arial"/>
+          <w:sz w:val="20"/>
+          <w:szCs w:val="20"/>
+        </w:rPr>
+        <w:t>v4 (Oct 2026): Removed COD from all feature sets (target leakage). Added validation set and scheduler on validation loss to the NN. Renamed DT script to "Regressor". Moved to the seer conda environment with CPU PyTorch. Results: DT R² 0.752→0.467, RSF C-index 0.761→0.721, NN R² −0.286→−0.319.</w:t>
+      </w:r>
+    </w:p>
+    <w:p>
+      <w:pPr>
+        <w:pStyle w:val="ListParagraph"/>
+        <w:numPr>
+          <w:ilvl w:val="0"/>
+          <w:numId w:val="2"/>
+        </w:numPr>
+        <w:spacing w:after="40" w:before="40"/>
+      </w:pPr>
+      <w:r>
+        <w:rPr>
+          <w:rFonts w:ascii="Arial" w:cs="Arial" w:eastAsia="Arial" w:hAnsi="Arial"/>
+          <w:sz w:val="20"/>
+          <w:szCs w:val="20"/>
+        </w:rPr>
+        <w:t>v3 and earlier: Initial three-model pipeline; batched RSF prediction; sqrt-scaled importance weighting for NN inputs.</w:t>
+      </w:r>
     </w:p>
     <w:p>
       <w:pPr>
